--- a/docs/cv_hu.docx
+++ b/docs/cv_hu.docx
@@ -1623,7 +1623,7 @@
         <w:t xml:space="preserve">Folyamatban lévő témavezetések</w:t>
       </w:r>
       <w:r>
-        <w:t xml:space="preserve">: 2 társ-témavezetett PhD hallgató, 2 MSc, 1 TDK hallgató</w:t>
+        <w:t xml:space="preserve">: 3 társ-témavezetett PhD hallgató, 2 MSc hallgató</w:t>
       </w:r>
     </w:p>
     <w:p>
@@ -1642,7 +1642,7 @@
         <w:t xml:space="preserve">Végzett hallgatók</w:t>
       </w:r>
       <w:r>
-        <w:t xml:space="preserve">: 4 társ-témavezetett PhD, 6 MSc, 14 BSc, 9 TDK hallgató – közülük 1 OTDK 2. helyezés</w:t>
+        <w:t xml:space="preserve">: 4 társ-témavezetett PhD, 7 MSc, 14 BSc, 10 TDK hallgató – közülük 1 OTDK 2. helyezés</w:t>
       </w:r>
     </w:p>
     <w:p>
@@ -1682,7 +1682,7 @@
       </w:r>
     </w:p>
     <w:bookmarkEnd w:id="72"/>
-    <w:bookmarkStart w:id="77" w:name="workshopok"/>
+    <w:bookmarkStart w:id="78" w:name="workshopok"/>
     <w:p>
       <w:pPr>
         <w:pStyle w:val="Heading1"/>
@@ -1691,7 +1691,7 @@
         <w:t xml:space="preserve">Workshopok</w:t>
       </w:r>
     </w:p>
-    <w:bookmarkStart w:id="75" w:name="oktatóként"/>
+    <w:bookmarkStart w:id="76" w:name="oktatóként"/>
     <w:p>
       <w:pPr>
         <w:pStyle w:val="Heading2"/>
@@ -1708,7 +1708,43 @@
           <w:numId w:val="1015"/>
         </w:numPr>
       </w:pPr>
+      <w:r>
+        <w:rPr>
+          <w:i/>
+          <w:iCs/>
+        </w:rPr>
+        <w:t xml:space="preserve">Analysis of omics data PR</w:t>
+      </w:r>
+      <w:r>
+        <w:t xml:space="preserve"> </w:t>
+      </w:r>
+      <w:r>
+        <w:t xml:space="preserve">kurzus a</w:t>
+      </w:r>
+      <w:r>
+        <w:t xml:space="preserve"> </w:t>
+      </w:r>
       <w:hyperlink r:id="rId73">
+        <w:r>
+          <w:rPr>
+            <w:rStyle w:val="Hyperlink"/>
+          </w:rPr>
+          <w:t xml:space="preserve">Budapest Summer University 2026</w:t>
+        </w:r>
+      </w:hyperlink>
+      <w:r>
+        <w:t xml:space="preserve">-n, ELTE, Budapest</w:t>
+      </w:r>
+    </w:p>
+    <w:p>
+      <w:pPr>
+        <w:pStyle w:val="Compact"/>
+        <w:numPr>
+          <w:ilvl w:val="0"/>
+          <w:numId w:val="1015"/>
+        </w:numPr>
+      </w:pPr>
+      <w:hyperlink r:id="rId74">
         <w:r>
           <w:rPr>
             <w:rStyle w:val="Hyperlink"/>
@@ -1730,7 +1766,7 @@
           <w:numId w:val="1015"/>
         </w:numPr>
       </w:pPr>
-      <w:hyperlink r:id="rId74">
+      <w:hyperlink r:id="rId75">
         <w:r>
           <w:rPr>
             <w:rStyle w:val="Hyperlink"/>
@@ -1744,8 +1780,8 @@
         <w:t xml:space="preserve">, 2014 Vet-Med Uni Bécs, Ausztria: RNA-Seq adatelemzés gyakorlat</w:t>
       </w:r>
     </w:p>
-    <w:bookmarkEnd w:id="75"/>
-    <w:bookmarkStart w:id="76" w:name="részvevőként"/>
+    <w:bookmarkEnd w:id="76"/>
+    <w:bookmarkStart w:id="77" w:name="részvevőként"/>
     <w:p>
       <w:pPr>
         <w:pStyle w:val="Heading2"/>
@@ -1868,9 +1904,9 @@
         <w:t xml:space="preserve">, 2006, Marine Biological Lab., Woods Hole, MA, USA</w:t>
       </w:r>
     </w:p>
-    <w:bookmarkEnd w:id="76"/>
     <w:bookmarkEnd w:id="77"/>
-    <w:bookmarkStart w:id="84" w:name="tagságok"/>
+    <w:bookmarkEnd w:id="78"/>
+    <w:bookmarkStart w:id="85" w:name="tagságok"/>
     <w:p>
       <w:pPr>
         <w:pStyle w:val="Heading1"/>
@@ -1887,7 +1923,7 @@
           <w:numId w:val="1017"/>
         </w:numPr>
       </w:pPr>
-      <w:hyperlink r:id="rId78">
+      <w:hyperlink r:id="rId79">
         <w:r>
           <w:rPr>
             <w:rStyle w:val="Hyperlink"/>
@@ -1920,7 +1956,7 @@
           <w:numId w:val="1017"/>
         </w:numPr>
       </w:pPr>
-      <w:hyperlink r:id="rId79">
+      <w:hyperlink r:id="rId80">
         <w:r>
           <w:rPr>
             <w:rStyle w:val="Hyperlink"/>
@@ -1956,7 +1992,7 @@
       <w:r>
         <w:t xml:space="preserve"> </w:t>
       </w:r>
-      <w:hyperlink r:id="rId80">
+      <w:hyperlink r:id="rId81">
         <w:r>
           <w:rPr>
             <w:rStyle w:val="Hyperlink"/>
@@ -1976,7 +2012,7 @@
           <w:numId w:val="1017"/>
         </w:numPr>
       </w:pPr>
-      <w:hyperlink r:id="rId81">
+      <w:hyperlink r:id="rId82">
         <w:r>
           <w:rPr>
             <w:rStyle w:val="Hyperlink"/>
@@ -2005,7 +2041,7 @@
       <w:r>
         <w:t xml:space="preserve"> </w:t>
       </w:r>
-      <w:hyperlink r:id="rId82">
+      <w:hyperlink r:id="rId83">
         <w:r>
           <w:rPr>
             <w:rStyle w:val="Hyperlink"/>
@@ -2025,7 +2061,7 @@
           <w:numId w:val="1017"/>
         </w:numPr>
       </w:pPr>
-      <w:hyperlink r:id="rId83">
+      <w:hyperlink r:id="rId84">
         <w:r>
           <w:rPr>
             <w:rStyle w:val="Hyperlink"/>
@@ -2050,8 +2086,8 @@
         <w:t xml:space="preserve">(2025 – )</w:t>
       </w:r>
     </w:p>
-    <w:bookmarkEnd w:id="84"/>
-    <w:bookmarkStart w:id="85" w:name="idegen-nyelvek"/>
+    <w:bookmarkEnd w:id="85"/>
+    <w:bookmarkStart w:id="86" w:name="idegen-nyelvek"/>
     <w:p>
       <w:pPr>
         <w:pStyle w:val="Heading1"/>
@@ -2084,8 +2120,8 @@
         <w:t xml:space="preserve">Olasz – alapfokú nyelvvizsga</w:t>
       </w:r>
     </w:p>
-    <w:bookmarkEnd w:id="85"/>
-    <w:bookmarkStart w:id="86" w:name="érdeklődési-területek"/>
+    <w:bookmarkEnd w:id="86"/>
+    <w:bookmarkStart w:id="87" w:name="érdeklődési-területek"/>
     <w:p>
       <w:pPr>
         <w:pStyle w:val="Heading1"/>
@@ -2202,8 +2238,8 @@
         <w:t xml:space="preserve">Adatelemzés</w:t>
       </w:r>
     </w:p>
-    <w:bookmarkEnd w:id="86"/>
-    <w:bookmarkStart w:id="87" w:name="szakmai-készségek"/>
+    <w:bookmarkEnd w:id="87"/>
+    <w:bookmarkStart w:id="88" w:name="szakmai-készségek"/>
     <w:p>
       <w:pPr>
         <w:pStyle w:val="Heading1"/>
@@ -2248,8 +2284,8 @@
         <w:t xml:space="preserve">Linux Shell szkriptek – haladó szint</w:t>
       </w:r>
     </w:p>
-    <w:bookmarkEnd w:id="87"/>
-    <w:bookmarkStart w:id="89" w:name="Xf9c0201c6222d6fcdb0007b6a2f0ff9a87a0216"/>
+    <w:bookmarkEnd w:id="88"/>
+    <w:bookmarkStart w:id="90" w:name="Xf9c0201c6222d6fcdb0007b6a2f0ff9a87a0216"/>
     <w:p>
       <w:pPr>
         <w:pStyle w:val="Heading1"/>
@@ -2452,7 +2488,7 @@
       <w:r>
         <w:t xml:space="preserve"> </w:t>
       </w:r>
-      <w:hyperlink r:id="rId88">
+      <w:hyperlink r:id="rId89">
         <w:r>
           <w:rPr>
             <w:rStyle w:val="Hyperlink"/>
@@ -2464,8 +2500,8 @@
         <w:t xml:space="preserve">, 2025. szep. 2-5, Szeged</w:t>
       </w:r>
     </w:p>
-    <w:bookmarkEnd w:id="89"/>
-    <w:bookmarkStart w:id="94" w:name="tudománynépszerűsítés"/>
+    <w:bookmarkEnd w:id="90"/>
+    <w:bookmarkStart w:id="95" w:name="tudománynépszerűsítés"/>
     <w:p>
       <w:pPr>
         <w:pStyle w:val="Heading1"/>
@@ -2482,7 +2518,7 @@
           <w:numId w:val="1022"/>
         </w:numPr>
       </w:pPr>
-      <w:hyperlink r:id="rId90">
+      <w:hyperlink r:id="rId91">
         <w:r>
           <w:rPr>
             <w:rStyle w:val="Hyperlink"/>
@@ -2502,7 +2538,7 @@
           <w:numId w:val="1022"/>
         </w:numPr>
       </w:pPr>
-      <w:hyperlink r:id="rId91">
+      <w:hyperlink r:id="rId92">
         <w:r>
           <w:rPr>
             <w:rStyle w:val="Hyperlink"/>
@@ -2531,7 +2567,7 @@
       <w:r>
         <w:t xml:space="preserve"> </w:t>
       </w:r>
-      <w:hyperlink r:id="rId92">
+      <w:hyperlink r:id="rId93">
         <w:r>
           <w:rPr>
             <w:rStyle w:val="Hyperlink"/>
@@ -2551,7 +2587,7 @@
           <w:numId w:val="1022"/>
         </w:numPr>
       </w:pPr>
-      <w:hyperlink r:id="rId93">
+      <w:hyperlink r:id="rId94">
         <w:r>
           <w:rPr>
             <w:rStyle w:val="Hyperlink"/>
@@ -2563,8 +2599,8 @@
         <w:t xml:space="preserve">: 2018 és 2020</w:t>
       </w:r>
     </w:p>
-    <w:bookmarkEnd w:id="94"/>
-    <w:bookmarkStart w:id="100" w:name="szakmai-weboldalak"/>
+    <w:bookmarkEnd w:id="95"/>
+    <w:bookmarkStart w:id="101" w:name="szakmai-weboldalak"/>
     <w:p>
       <w:pPr>
         <w:pStyle w:val="Heading1"/>
@@ -2587,7 +2623,7 @@
       <w:r>
         <w:t xml:space="preserve"> </w:t>
       </w:r>
-      <w:hyperlink r:id="rId95">
+      <w:hyperlink r:id="rId96">
         <w:r>
           <w:rPr>
             <w:rStyle w:val="Hyperlink"/>
@@ -2616,7 +2652,7 @@
       <w:r>
         <w:t xml:space="preserve"> </w:t>
       </w:r>
-      <w:hyperlink r:id="rId96">
+      <w:hyperlink r:id="rId97">
         <w:r>
           <w:rPr>
             <w:rStyle w:val="Hyperlink"/>
@@ -2633,7 +2669,7 @@
       <w:r>
         <w:t xml:space="preserve"> </w:t>
       </w:r>
-      <w:hyperlink r:id="rId97">
+      <w:hyperlink r:id="rId98">
         <w:r>
           <w:rPr>
             <w:rStyle w:val="Hyperlink"/>
@@ -2688,7 +2724,7 @@
       <w:r>
         <w:t xml:space="preserve"> </w:t>
       </w:r>
-      <w:hyperlink r:id="rId98">
+      <w:hyperlink r:id="rId99">
         <w:r>
           <w:rPr>
             <w:rStyle w:val="Hyperlink"/>
@@ -2707,7 +2743,7 @@
       <w:r>
         <w:t xml:space="preserve"> </w:t>
       </w:r>
-      <w:hyperlink r:id="rId99">
+      <w:hyperlink r:id="rId100">
         <w:r>
           <w:rPr>
             <w:rStyle w:val="Hyperlink"/>
@@ -2724,8 +2760,8 @@
         <w:t xml:space="preserve">csomag létrehozásának irányítása, mellyel a filogenetikai fák túlságosan hosszú ágait lehet lemetszeni.</w:t>
       </w:r>
     </w:p>
-    <w:bookmarkEnd w:id="100"/>
-    <w:bookmarkStart w:id="159" w:name="publikációk"/>
+    <w:bookmarkEnd w:id="101"/>
+    <w:bookmarkStart w:id="160" w:name="publikációk"/>
     <w:p>
       <w:pPr>
         <w:pStyle w:val="Heading1"/>
@@ -2742,24 +2778,24 @@
           <w:numId w:val="1024"/>
         </w:numPr>
       </w:pPr>
-      <w:hyperlink r:id="rId104">
+      <w:hyperlink r:id="rId105">
         <w:r>
           <w:drawing>
             <wp:inline>
               <wp:extent cx="228600" cy="228600"/>
               <wp:effectExtent b="0" l="0" r="0" t="0"/>
-              <wp:docPr descr="Google" title="" id="102" name="Picture"/>
+              <wp:docPr descr="Google" title="" id="103" name="Picture"/>
               <a:graphic>
                 <a:graphicData uri="http://schemas.openxmlformats.org/drawingml/2006/picture">
                   <pic:pic>
                     <pic:nvPicPr>
-                      <pic:cNvPr descr="images/Google_Scholar_logo.svg.png" id="103" name="Picture"/>
+                      <pic:cNvPr descr="images/Google_Scholar_logo.svg.png" id="104" name="Picture"/>
                       <pic:cNvPicPr>
                         <a:picLocks noChangeArrowheads="1" noChangeAspect="1"/>
                       </pic:cNvPicPr>
                     </pic:nvPicPr>
                     <pic:blipFill>
-                      <a:blip r:embed="rId101"/>
+                      <a:blip r:embed="rId102"/>
                       <a:stretch>
                         <a:fillRect/>
                       </a:stretch>
@@ -2795,12 +2831,12 @@
             <wp:inline>
               <wp:extent cx="228600" cy="228600"/>
               <wp:effectExtent b="0" l="0" r="0" t="0"/>
-              <wp:docPr descr="MTMT" title="" id="105" name="Picture"/>
+              <wp:docPr descr="MTMT" title="" id="106" name="Picture"/>
               <a:graphic>
                 <a:graphicData uri="http://schemas.openxmlformats.org/drawingml/2006/picture">
                   <pic:pic>
                     <pic:nvPicPr>
-                      <pic:cNvPr descr="images/mtmt.jpg" id="106" name="Picture"/>
+                      <pic:cNvPr descr="images/mtmt.jpg" id="107" name="Picture"/>
                       <pic:cNvPicPr>
                         <a:picLocks noChangeArrowheads="1" noChangeAspect="1"/>
                       </pic:cNvPicPr>
@@ -2993,7 +3029,7 @@
           <w:b/>
           <w:bCs/>
         </w:rPr>
-        <w:t xml:space="preserve">1019</w:t>
+        <w:t xml:space="preserve">1045</w:t>
       </w:r>
     </w:p>
     <w:p>
@@ -3018,7 +3054,7 @@
         <w:t xml:space="preserve">18</w:t>
       </w:r>
     </w:p>
-    <w:bookmarkStart w:id="109" w:name="megjelenés-előtt"/>
+    <w:bookmarkStart w:id="110" w:name="megjelenés-előtt"/>
     <w:p>
       <w:pPr>
         <w:pStyle w:val="Heading2"/>
@@ -3053,7 +3089,7 @@
       <w:r>
         <w:t xml:space="preserve"> </w:t>
       </w:r>
-      <w:hyperlink r:id="rId107">
+      <w:hyperlink r:id="rId108">
         <w:r>
           <w:rPr>
             <w:rStyle w:val="Hyperlink"/>
@@ -3101,7 +3137,7 @@
       <w:r>
         <w:t xml:space="preserve"> </w:t>
       </w:r>
-      <w:hyperlink r:id="rId108">
+      <w:hyperlink r:id="rId109">
         <w:r>
           <w:rPr>
             <w:rStyle w:val="Hyperlink"/>
@@ -3123,8 +3159,8 @@
         <w:t xml:space="preserve">, 2026.02.20.706991.</w:t>
       </w:r>
     </w:p>
-    <w:bookmarkEnd w:id="109"/>
-    <w:bookmarkStart w:id="158" w:name="megjelent"/>
+    <w:bookmarkEnd w:id="110"/>
+    <w:bookmarkStart w:id="159" w:name="megjelent"/>
     <w:p>
       <w:pPr>
         <w:pStyle w:val="Heading2"/>
@@ -3133,7 +3169,7 @@
         <w:t xml:space="preserve">Megjelent</w:t>
       </w:r>
     </w:p>
-    <w:bookmarkStart w:id="113" w:name="section"/>
+    <w:bookmarkStart w:id="114" w:name="section"/>
     <w:p>
       <w:pPr>
         <w:pStyle w:val="Heading3"/>
@@ -3168,7 +3204,7 @@
       <w:r>
         <w:t xml:space="preserve"> </w:t>
       </w:r>
-      <w:hyperlink r:id="rId110">
+      <w:hyperlink r:id="rId111">
         <w:r>
           <w:rPr>
             <w:rStyle w:val="Hyperlink"/>
@@ -3226,7 +3262,7 @@
       <w:r>
         <w:t xml:space="preserve"> </w:t>
       </w:r>
-      <w:hyperlink r:id="rId111">
+      <w:hyperlink r:id="rId112">
         <w:r>
           <w:rPr>
             <w:rStyle w:val="Hyperlink"/>
@@ -3255,7 +3291,7 @@
           <w:b/>
           <w:bCs/>
         </w:rPr>
-        <w:t xml:space="preserve">D1, IF: 15.7, IC: 2</w:t>
+        <w:t xml:space="preserve">D1, IF: 15.7, IC: 3</w:t>
       </w:r>
     </w:p>
     <w:p>
@@ -3284,7 +3320,7 @@
       <w:r>
         <w:t xml:space="preserve"> </w:t>
       </w:r>
-      <w:hyperlink r:id="rId112">
+      <w:hyperlink r:id="rId113">
         <w:r>
           <w:rPr>
             <w:rStyle w:val="Hyperlink"/>
@@ -3313,11 +3349,11 @@
           <w:b/>
           <w:bCs/>
         </w:rPr>
-        <w:t xml:space="preserve">D1, IF: 20.5, IC: 112</w:t>
-      </w:r>
-    </w:p>
-    <w:bookmarkEnd w:id="113"/>
-    <w:bookmarkStart w:id="117" w:name="section-1"/>
+        <w:t xml:space="preserve">D1, IF: 20.5, IC: 118</w:t>
+      </w:r>
+    </w:p>
+    <w:bookmarkEnd w:id="114"/>
+    <w:bookmarkStart w:id="118" w:name="section-1"/>
     <w:p>
       <w:pPr>
         <w:pStyle w:val="Heading3"/>
@@ -3352,7 +3388,7 @@
       <w:r>
         <w:t xml:space="preserve"> </w:t>
       </w:r>
-      <w:hyperlink r:id="rId114">
+      <w:hyperlink r:id="rId115">
         <w:r>
           <w:rPr>
             <w:rStyle w:val="Hyperlink"/>
@@ -3381,7 +3417,7 @@
           <w:b/>
           <w:bCs/>
         </w:rPr>
-        <w:t xml:space="preserve">D1, IF: 45.5, IC: 56</w:t>
+        <w:t xml:space="preserve">D1, IF: 45.5, IC: 59</w:t>
       </w:r>
     </w:p>
     <w:p>
@@ -3410,7 +3446,7 @@
       <w:r>
         <w:t xml:space="preserve"> </w:t>
       </w:r>
-      <w:hyperlink r:id="rId115">
+      <w:hyperlink r:id="rId116">
         <w:r>
           <w:rPr>
             <w:rStyle w:val="Hyperlink"/>
@@ -3476,7 +3512,7 @@
         </w:rPr>
         <w:t xml:space="preserve"> </w:t>
       </w:r>
-      <w:hyperlink r:id="rId116">
+      <w:hyperlink r:id="rId117">
         <w:r>
           <w:rPr>
             <w:rStyle w:val="Hyperlink"/>
@@ -3501,8 +3537,8 @@
         <w:t xml:space="preserve">szerint. (*levelező szerző)</w:t>
       </w:r>
     </w:p>
-    <w:bookmarkEnd w:id="117"/>
-    <w:bookmarkStart w:id="122" w:name="section-2"/>
+    <w:bookmarkEnd w:id="118"/>
+    <w:bookmarkStart w:id="123" w:name="section-2"/>
     <w:p>
       <w:pPr>
         <w:pStyle w:val="Heading3"/>
@@ -3540,7 +3576,7 @@
       <w:r>
         <w:t xml:space="preserve"> </w:t>
       </w:r>
-      <w:hyperlink r:id="rId118">
+      <w:hyperlink r:id="rId119">
         <w:r>
           <w:rPr>
             <w:rStyle w:val="Hyperlink"/>
@@ -3598,7 +3634,7 @@
       <w:r>
         <w:t xml:space="preserve"> </w:t>
       </w:r>
-      <w:hyperlink r:id="rId119">
+      <w:hyperlink r:id="rId120">
         <w:r>
           <w:rPr>
             <w:rStyle w:val="Hyperlink"/>
@@ -3627,7 +3663,7 @@
           <w:b/>
           <w:bCs/>
         </w:rPr>
-        <w:t xml:space="preserve">D1, IF: 11, IC: 16 (*megosztott levelező szerző)</w:t>
+        <w:t xml:space="preserve">D1, IF: 11, IC: 17 (*megosztott levelező szerző)</w:t>
       </w:r>
     </w:p>
     <w:p>
@@ -3656,7 +3692,7 @@
       <w:r>
         <w:t xml:space="preserve"> </w:t>
       </w:r>
-      <w:hyperlink r:id="rId120">
+      <w:hyperlink r:id="rId121">
         <w:r>
           <w:rPr>
             <w:rStyle w:val="Hyperlink"/>
@@ -3685,7 +3721,7 @@
           <w:b/>
           <w:bCs/>
         </w:rPr>
-        <w:t xml:space="preserve">Q1, IF: 3.9, IC: 19</w:t>
+        <w:t xml:space="preserve">Q1, IF: 3.9, IC: 20</w:t>
       </w:r>
     </w:p>
     <w:p>
@@ -3714,7 +3750,7 @@
       <w:r>
         <w:t xml:space="preserve"> </w:t>
       </w:r>
-      <w:hyperlink r:id="rId121">
+      <w:hyperlink r:id="rId122">
         <w:r>
           <w:rPr>
             <w:rStyle w:val="Hyperlink"/>
@@ -3763,11 +3799,11 @@
           <w:b/>
           <w:bCs/>
         </w:rPr>
-        <w:t xml:space="preserve">D1, IF: 14.7, IC: 35</w:t>
-      </w:r>
-    </w:p>
-    <w:bookmarkEnd w:id="122"/>
-    <w:bookmarkStart w:id="127" w:name="section-3"/>
+        <w:t xml:space="preserve">D1, IF: 14.7, IC: 37</w:t>
+      </w:r>
+    </w:p>
+    <w:bookmarkEnd w:id="123"/>
+    <w:bookmarkStart w:id="128" w:name="section-3"/>
     <w:p>
       <w:pPr>
         <w:pStyle w:val="Heading3"/>
@@ -3796,7 +3832,7 @@
       <w:r>
         <w:t xml:space="preserve"> </w:t>
       </w:r>
-      <w:hyperlink r:id="rId123">
+      <w:hyperlink r:id="rId124">
         <w:r>
           <w:rPr>
             <w:rStyle w:val="Hyperlink"/>
@@ -3854,7 +3890,7 @@
       <w:r>
         <w:t xml:space="preserve"> </w:t>
       </w:r>
-      <w:hyperlink r:id="rId124">
+      <w:hyperlink r:id="rId125">
         <w:r>
           <w:rPr>
             <w:rStyle w:val="Hyperlink"/>
@@ -3883,7 +3919,7 @@
           <w:b/>
           <w:bCs/>
         </w:rPr>
-        <w:t xml:space="preserve">D1, IF: 14.9, IC: 41</w:t>
+        <w:t xml:space="preserve">D1, IF: 14.9, IC: 43</w:t>
       </w:r>
     </w:p>
     <w:p>
@@ -3912,7 +3948,7 @@
       <w:r>
         <w:t xml:space="preserve"> </w:t>
       </w:r>
-      <w:hyperlink r:id="rId125">
+      <w:hyperlink r:id="rId126">
         <w:r>
           <w:rPr>
             <w:rStyle w:val="Hyperlink"/>
@@ -3941,16 +3977,16 @@
           <w:b/>
           <w:bCs/>
         </w:rPr>
-        <w:t xml:space="preserve">D1, IF: 5.8, IC: 166 “High impact paper” a</w:t>
-      </w:r>
-      <w:r>
-        <w:rPr>
-          <w:b/>
-          <w:bCs/>
-        </w:rPr>
-        <w:t xml:space="preserve"> </w:t>
-      </w:r>
-      <w:hyperlink r:id="rId126">
+        <w:t xml:space="preserve">D1, IF: 5.8, IC: 171 “High impact paper” a</w:t>
+      </w:r>
+      <w:r>
+        <w:rPr>
+          <w:b/>
+          <w:bCs/>
+        </w:rPr>
+        <w:t xml:space="preserve"> </w:t>
+      </w:r>
+      <w:hyperlink r:id="rId127">
         <w:r>
           <w:rPr>
             <w:rStyle w:val="Hyperlink"/>
@@ -3975,8 +4011,8 @@
         <w:t xml:space="preserve">szerint. (*levelező szerző)</w:t>
       </w:r>
     </w:p>
-    <w:bookmarkEnd w:id="127"/>
-    <w:bookmarkStart w:id="129" w:name="section-4"/>
+    <w:bookmarkEnd w:id="128"/>
+    <w:bookmarkStart w:id="130" w:name="section-4"/>
     <w:p>
       <w:pPr>
         <w:pStyle w:val="Heading3"/>
@@ -4012,7 +4048,7 @@
       <w:r>
         <w:t xml:space="preserve"> </w:t>
       </w:r>
-      <w:hyperlink r:id="rId128">
+      <w:hyperlink r:id="rId129">
         <w:r>
           <w:rPr>
             <w:rStyle w:val="Hyperlink"/>
@@ -4041,11 +4077,11 @@
           <w:b/>
           <w:bCs/>
         </w:rPr>
-        <w:t xml:space="preserve">D1, IF: 5.68, IC: 29</w:t>
-      </w:r>
-    </w:p>
-    <w:bookmarkEnd w:id="129"/>
-    <w:bookmarkStart w:id="136" w:name="section-5"/>
+        <w:t xml:space="preserve">D1, IF: 5.68, IC: 30</w:t>
+      </w:r>
+    </w:p>
+    <w:bookmarkEnd w:id="130"/>
+    <w:bookmarkStart w:id="137" w:name="section-5"/>
     <w:p>
       <w:pPr>
         <w:pStyle w:val="Heading3"/>
@@ -4080,7 +4116,7 @@
       <w:r>
         <w:t xml:space="preserve"> </w:t>
       </w:r>
-      <w:hyperlink r:id="rId130">
+      <w:hyperlink r:id="rId131">
         <w:r>
           <w:rPr>
             <w:rStyle w:val="Hyperlink"/>
@@ -4109,7 +4145,7 @@
           <w:b/>
           <w:bCs/>
         </w:rPr>
-        <w:t xml:space="preserve">D1, IF: 12.12, IC: 49</w:t>
+        <w:t xml:space="preserve">D1, IF: 12.12, IC: 50</w:t>
       </w:r>
     </w:p>
     <w:p>
@@ -4138,7 +4174,7 @@
       <w:r>
         <w:t xml:space="preserve"> </w:t>
       </w:r>
-      <w:hyperlink r:id="rId131">
+      <w:hyperlink r:id="rId132">
         <w:r>
           <w:rPr>
             <w:rStyle w:val="Hyperlink"/>
@@ -4167,16 +4203,16 @@
           <w:b/>
           <w:bCs/>
         </w:rPr>
-        <w:t xml:space="preserve">D1, IF: 15.54, IC: 107 Craig MacLean ajánlásával</w:t>
-      </w:r>
-      <w:r>
-        <w:rPr>
-          <w:b/>
-          <w:bCs/>
-        </w:rPr>
-        <w:t xml:space="preserve"> </w:t>
-      </w:r>
-      <w:hyperlink r:id="rId132">
+        <w:t xml:space="preserve">D1, IF: 15.54, IC: 108 Craig MacLean ajánlásával</w:t>
+      </w:r>
+      <w:r>
+        <w:rPr>
+          <w:b/>
+          <w:bCs/>
+        </w:rPr>
+        <w:t xml:space="preserve"> </w:t>
+      </w:r>
+      <w:hyperlink r:id="rId133">
         <w:r>
           <w:rPr>
             <w:rStyle w:val="Hyperlink"/>
@@ -4200,7 +4236,7 @@
         </w:rPr>
         <w:t xml:space="preserve"> </w:t>
       </w:r>
-      <w:hyperlink r:id="rId133">
+      <w:hyperlink r:id="rId134">
         <w:r>
           <w:rPr>
             <w:rStyle w:val="Hyperlink"/>
@@ -4244,7 +4280,7 @@
       <w:r>
         <w:t xml:space="preserve"> </w:t>
       </w:r>
-      <w:hyperlink r:id="rId134">
+      <w:hyperlink r:id="rId135">
         <w:r>
           <w:rPr>
             <w:rStyle w:val="Hyperlink"/>
@@ -4302,7 +4338,7 @@
       <w:r>
         <w:t xml:space="preserve"> </w:t>
       </w:r>
-      <w:hyperlink r:id="rId135">
+      <w:hyperlink r:id="rId136">
         <w:r>
           <w:rPr>
             <w:rStyle w:val="Hyperlink"/>
@@ -4331,11 +4367,11 @@
           <w:b/>
           <w:bCs/>
         </w:rPr>
-        <w:t xml:space="preserve">D1, IF: 9.1, IC: 22</w:t>
-      </w:r>
-    </w:p>
-    <w:bookmarkEnd w:id="136"/>
-    <w:bookmarkStart w:id="138" w:name="section-6"/>
+        <w:t xml:space="preserve">D1, IF: 9.1, IC: 23</w:t>
+      </w:r>
+    </w:p>
+    <w:bookmarkEnd w:id="137"/>
+    <w:bookmarkStart w:id="139" w:name="section-6"/>
     <w:p>
       <w:pPr>
         <w:pStyle w:val="Heading3"/>
@@ -4371,7 +4407,7 @@
       <w:r>
         <w:t xml:space="preserve"> </w:t>
       </w:r>
-      <w:hyperlink r:id="rId137">
+      <w:hyperlink r:id="rId138">
         <w:r>
           <w:rPr>
             <w:rStyle w:val="Hyperlink"/>
@@ -4403,8 +4439,8 @@
         <w:t xml:space="preserve">D1, IF: 9.58, IC: 96</w:t>
       </w:r>
     </w:p>
-    <w:bookmarkEnd w:id="138"/>
-    <w:bookmarkStart w:id="142" w:name="section-7"/>
+    <w:bookmarkEnd w:id="139"/>
+    <w:bookmarkStart w:id="143" w:name="section-7"/>
     <w:p>
       <w:pPr>
         <w:pStyle w:val="Heading3"/>
@@ -4439,7 +4475,7 @@
       <w:r>
         <w:t xml:space="preserve"> </w:t>
       </w:r>
-      <w:hyperlink r:id="rId139">
+      <w:hyperlink r:id="rId140">
         <w:r>
           <w:rPr>
             <w:rStyle w:val="Hyperlink"/>
@@ -4497,7 +4533,7 @@
       <w:r>
         <w:t xml:space="preserve"> </w:t>
       </w:r>
-      <w:hyperlink r:id="rId140">
+      <w:hyperlink r:id="rId141">
         <w:r>
           <w:rPr>
             <w:rStyle w:val="Hyperlink"/>
@@ -4581,7 +4617,7 @@
       <w:r>
         <w:t xml:space="preserve"> </w:t>
       </w:r>
-      <w:hyperlink r:id="rId141">
+      <w:hyperlink r:id="rId142">
         <w:r>
           <w:rPr>
             <w:rStyle w:val="Hyperlink"/>
@@ -4613,8 +4649,8 @@
         <w:t xml:space="preserve">Q2, IF: 0.98, IC: 2</w:t>
       </w:r>
     </w:p>
-    <w:bookmarkEnd w:id="142"/>
-    <w:bookmarkStart w:id="146" w:name="section-8"/>
+    <w:bookmarkEnd w:id="143"/>
+    <w:bookmarkStart w:id="147" w:name="section-8"/>
     <w:p>
       <w:pPr>
         <w:pStyle w:val="Heading3"/>
@@ -4649,7 +4685,7 @@
       <w:r>
         <w:t xml:space="preserve"> </w:t>
       </w:r>
-      <w:hyperlink r:id="rId143">
+      <w:hyperlink r:id="rId144">
         <w:r>
           <w:rPr>
             <w:rStyle w:val="Hyperlink"/>
@@ -4709,7 +4745,7 @@
       <w:r>
         <w:t xml:space="preserve"> </w:t>
       </w:r>
-      <w:hyperlink r:id="rId144">
+      <w:hyperlink r:id="rId145">
         <w:r>
           <w:rPr>
             <w:rStyle w:val="Hyperlink"/>
@@ -4767,7 +4803,7 @@
       <w:r>
         <w:t xml:space="preserve"> </w:t>
       </w:r>
-      <w:hyperlink r:id="rId145">
+      <w:hyperlink r:id="rId146">
         <w:r>
           <w:rPr>
             <w:rStyle w:val="Hyperlink"/>
@@ -4799,8 +4835,8 @@
         <w:t xml:space="preserve">D1, IF: 4.62, IC: 8</w:t>
       </w:r>
     </w:p>
-    <w:bookmarkEnd w:id="146"/>
-    <w:bookmarkStart w:id="148" w:name="section-9"/>
+    <w:bookmarkEnd w:id="147"/>
+    <w:bookmarkStart w:id="149" w:name="section-9"/>
     <w:p>
       <w:pPr>
         <w:pStyle w:val="Heading3"/>
@@ -4836,7 +4872,7 @@
       <w:r>
         <w:t xml:space="preserve"> </w:t>
       </w:r>
-      <w:hyperlink r:id="rId147">
+      <w:hyperlink r:id="rId148">
         <w:r>
           <w:rPr>
             <w:rStyle w:val="Hyperlink"/>
@@ -4868,8 +4904,8 @@
         <w:t xml:space="preserve">D1, IF: 5.85, IC: 17</w:t>
       </w:r>
     </w:p>
-    <w:bookmarkEnd w:id="148"/>
-    <w:bookmarkStart w:id="150" w:name="section-10"/>
+    <w:bookmarkEnd w:id="149"/>
+    <w:bookmarkStart w:id="151" w:name="section-10"/>
     <w:p>
       <w:pPr>
         <w:pStyle w:val="Heading3"/>
@@ -4899,7 +4935,7 @@
       <w:r>
         <w:t xml:space="preserve"> </w:t>
       </w:r>
-      <w:hyperlink r:id="rId149">
+      <w:hyperlink r:id="rId150">
         <w:r>
           <w:rPr>
             <w:rStyle w:val="Hyperlink"/>
@@ -4931,8 +4967,8 @@
         <w:t xml:space="preserve">D1, IF: 4.42, IC: 5 (*levelező szerző)</w:t>
       </w:r>
     </w:p>
-    <w:bookmarkEnd w:id="150"/>
-    <w:bookmarkStart w:id="153" w:name="section-11"/>
+    <w:bookmarkEnd w:id="151"/>
+    <w:bookmarkStart w:id="154" w:name="section-11"/>
     <w:p>
       <w:pPr>
         <w:pStyle w:val="Heading3"/>
@@ -4970,7 +5006,7 @@
       <w:r>
         <w:t xml:space="preserve"> </w:t>
       </w:r>
-      <w:hyperlink r:id="rId151">
+      <w:hyperlink r:id="rId152">
         <w:r>
           <w:rPr>
             <w:rStyle w:val="Hyperlink"/>
@@ -5054,7 +5090,7 @@
       <w:r>
         <w:t xml:space="preserve"> </w:t>
       </w:r>
-      <w:hyperlink r:id="rId152">
+      <w:hyperlink r:id="rId153">
         <w:r>
           <w:rPr>
             <w:rStyle w:val="Hyperlink"/>
@@ -5135,11 +5171,11 @@
           <w:b/>
           <w:bCs/>
         </w:rPr>
-        <w:t xml:space="preserve">Q1, IF: 2.78, IC: 28</w:t>
-      </w:r>
-    </w:p>
-    <w:bookmarkEnd w:id="153"/>
-    <w:bookmarkStart w:id="155" w:name="section-12"/>
+        <w:t xml:space="preserve">Q1, IF: 2.78, IC: 29</w:t>
+      </w:r>
+    </w:p>
+    <w:bookmarkEnd w:id="154"/>
+    <w:bookmarkStart w:id="156" w:name="section-12"/>
     <w:p>
       <w:pPr>
         <w:pStyle w:val="Heading3"/>
@@ -5175,7 +5211,7 @@
       <w:r>
         <w:t xml:space="preserve"> </w:t>
       </w:r>
-      <w:hyperlink r:id="rId154">
+      <w:hyperlink r:id="rId155">
         <w:r>
           <w:rPr>
             <w:rStyle w:val="Hyperlink"/>
@@ -5207,8 +5243,8 @@
         <w:t xml:space="preserve">D1, IF: 3.88, IC: 30</w:t>
       </w:r>
     </w:p>
-    <w:bookmarkEnd w:id="155"/>
-    <w:bookmarkStart w:id="157" w:name="section-13"/>
+    <w:bookmarkEnd w:id="156"/>
+    <w:bookmarkStart w:id="158" w:name="section-13"/>
     <w:p>
       <w:pPr>
         <w:pStyle w:val="Heading3"/>
@@ -5238,7 +5274,7 @@
       <w:r>
         <w:t xml:space="preserve"> </w:t>
       </w:r>
-      <w:hyperlink r:id="rId156">
+      <w:hyperlink r:id="rId157">
         <w:r>
           <w:rPr>
             <w:rStyle w:val="Hyperlink"/>
@@ -5270,10 +5306,10 @@
         <w:t xml:space="preserve">Q2, IF: 0.23, IC: 0</w:t>
       </w:r>
     </w:p>
-    <w:bookmarkEnd w:id="157"/>
     <w:bookmarkEnd w:id="158"/>
     <w:bookmarkEnd w:id="159"/>
-    <w:bookmarkStart w:id="167" w:name="konferencia-előadások"/>
+    <w:bookmarkEnd w:id="160"/>
+    <w:bookmarkStart w:id="168" w:name="konferencia-előadások"/>
     <w:p>
       <w:pPr>
         <w:pStyle w:val="Heading1"/>
@@ -5378,7 +5414,7 @@
       <w:r>
         <w:t xml:space="preserve"> </w:t>
       </w:r>
-      <w:hyperlink r:id="rId160">
+      <w:hyperlink r:id="rId161">
         <w:r>
           <w:rPr>
             <w:rStyle w:val="Hyperlink"/>
@@ -5406,7 +5442,7 @@
       <w:r>
         <w:t xml:space="preserve"> </w:t>
       </w:r>
-      <w:hyperlink r:id="rId161">
+      <w:hyperlink r:id="rId162">
         <w:r>
           <w:rPr>
             <w:rStyle w:val="Hyperlink"/>
@@ -5450,7 +5486,7 @@
       <w:r>
         <w:t xml:space="preserve"> </w:t>
       </w:r>
-      <w:hyperlink r:id="rId162">
+      <w:hyperlink r:id="rId163">
         <w:r>
           <w:rPr>
             <w:rStyle w:val="Hyperlink"/>
@@ -5494,7 +5530,7 @@
       <w:r>
         <w:t xml:space="preserve"> </w:t>
       </w:r>
-      <w:hyperlink r:id="rId163">
+      <w:hyperlink r:id="rId164">
         <w:r>
           <w:rPr>
             <w:rStyle w:val="Hyperlink"/>
@@ -5551,7 +5587,7 @@
       <w:r>
         <w:t xml:space="preserve"> </w:t>
       </w:r>
-      <w:hyperlink r:id="rId164">
+      <w:hyperlink r:id="rId165">
         <w:r>
           <w:rPr>
             <w:rStyle w:val="Hyperlink"/>
@@ -5608,7 +5644,7 @@
       <w:r>
         <w:t xml:space="preserve"> </w:t>
       </w:r>
-      <w:hyperlink r:id="rId165">
+      <w:hyperlink r:id="rId166">
         <w:r>
           <w:rPr>
             <w:rStyle w:val="Hyperlink"/>
@@ -5655,7 +5691,7 @@
       <w:r>
         <w:t xml:space="preserve"> </w:t>
       </w:r>
-      <w:hyperlink r:id="rId166">
+      <w:hyperlink r:id="rId167">
         <w:r>
           <w:rPr>
             <w:rStyle w:val="Hyperlink"/>
@@ -6019,8 +6055,8 @@
         <w:t xml:space="preserve">, szep. 4-9. St. Andrews, UK</w:t>
       </w:r>
     </w:p>
-    <w:bookmarkEnd w:id="167"/>
-    <w:bookmarkStart w:id="168" w:name="egyéb-meghívott-előadások"/>
+    <w:bookmarkEnd w:id="168"/>
+    <w:bookmarkStart w:id="169" w:name="egyéb-meghívott-előadások"/>
     <w:p>
       <w:pPr>
         <w:pStyle w:val="Heading1"/>
@@ -6091,8 +6127,8 @@
         <w:t xml:space="preserve">. The Genome Analysis Centre, feb. 23. Norwich, UK</w:t>
       </w:r>
     </w:p>
-    <w:bookmarkEnd w:id="168"/>
-    <w:bookmarkStart w:id="178" w:name="konferencia-poszter-prezentációk"/>
+    <w:bookmarkEnd w:id="169"/>
+    <w:bookmarkStart w:id="179" w:name="konferencia-poszter-prezentációk"/>
     <w:p>
       <w:pPr>
         <w:pStyle w:val="Heading1"/>
@@ -6153,7 +6189,7 @@
       <w:r>
         <w:t xml:space="preserve"> </w:t>
       </w:r>
-      <w:hyperlink r:id="rId169">
+      <w:hyperlink r:id="rId170">
         <w:r>
           <w:rPr>
             <w:rStyle w:val="Hyperlink"/>
@@ -6210,7 +6246,7 @@
       <w:r>
         <w:t xml:space="preserve"> </w:t>
       </w:r>
-      <w:hyperlink r:id="rId170">
+      <w:hyperlink r:id="rId171">
         <w:r>
           <w:rPr>
             <w:rStyle w:val="Hyperlink"/>
@@ -6254,7 +6290,7 @@
       <w:r>
         <w:t xml:space="preserve"> </w:t>
       </w:r>
-      <w:hyperlink r:id="rId171">
+      <w:hyperlink r:id="rId172">
         <w:r>
           <w:rPr>
             <w:rStyle w:val="Hyperlink"/>
@@ -6282,7 +6318,7 @@
       <w:r>
         <w:t xml:space="preserve"> </w:t>
       </w:r>
-      <w:hyperlink r:id="rId172">
+      <w:hyperlink r:id="rId173">
         <w:r>
           <w:rPr>
             <w:rStyle w:val="Hyperlink"/>
@@ -6339,7 +6375,7 @@
       <w:r>
         <w:t xml:space="preserve"> </w:t>
       </w:r>
-      <w:hyperlink r:id="rId173">
+      <w:hyperlink r:id="rId174">
         <w:r>
           <w:rPr>
             <w:rStyle w:val="Hyperlink"/>
@@ -6383,7 +6419,7 @@
       <w:r>
         <w:t xml:space="preserve"> </w:t>
       </w:r>
-      <w:hyperlink r:id="rId174">
+      <w:hyperlink r:id="rId175">
         <w:r>
           <w:rPr>
             <w:rStyle w:val="Hyperlink"/>
@@ -6411,7 +6447,7 @@
       <w:r>
         <w:t xml:space="preserve"> </w:t>
       </w:r>
-      <w:hyperlink r:id="rId175">
+      <w:hyperlink r:id="rId176">
         <w:r>
           <w:rPr>
             <w:rStyle w:val="Hyperlink"/>
@@ -6452,7 +6488,7 @@
       <w:r>
         <w:t xml:space="preserve"> </w:t>
       </w:r>
-      <w:hyperlink r:id="rId176">
+      <w:hyperlink r:id="rId177">
         <w:r>
           <w:rPr>
             <w:rStyle w:val="Hyperlink"/>
@@ -6517,7 +6553,7 @@
       <w:r>
         <w:t xml:space="preserve"> </w:t>
       </w:r>
-      <w:hyperlink r:id="rId177">
+      <w:hyperlink r:id="rId178">
         <w:r>
           <w:rPr>
             <w:rStyle w:val="Hyperlink"/>
@@ -6572,7 +6608,7 @@
       <w:r>
         <w:t xml:space="preserve"> </w:t>
       </w:r>
-      <w:hyperlink r:id="rId177">
+      <w:hyperlink r:id="rId178">
         <w:r>
           <w:rPr>
             <w:rStyle w:val="Hyperlink"/>
@@ -6704,7 +6740,7 @@
         <w:t xml:space="preserve">, máj. 25-27. Bécs, A</w:t>
       </w:r>
     </w:p>
-    <w:bookmarkEnd w:id="178"/>
+    <w:bookmarkEnd w:id="179"/>
     <w:sectPr>
       <w:footnotePr>
         <w:numRestart w:val="eachSect"/>

--- a/docs/cv_hu.docx
+++ b/docs/cv_hu.docx
@@ -3029,7 +3029,7 @@
           <w:b/>
           <w:bCs/>
         </w:rPr>
-        <w:t xml:space="preserve">1045</w:t>
+        <w:t xml:space="preserve">1055</w:t>
       </w:r>
     </w:p>
     <w:p>
@@ -3349,7 +3349,7 @@
           <w:b/>
           <w:bCs/>
         </w:rPr>
-        <w:t xml:space="preserve">D1, IF: 20.5, IC: 118</w:t>
+        <w:t xml:space="preserve">D1, IF: 20.5, IC: 123</w:t>
       </w:r>
     </w:p>
     <w:bookmarkEnd w:id="114"/>
@@ -3417,7 +3417,7 @@
           <w:b/>
           <w:bCs/>
         </w:rPr>
-        <w:t xml:space="preserve">D1, IF: 45.5, IC: 59</w:t>
+        <w:t xml:space="preserve">D1, IF: 45.5, IC: 60</w:t>
       </w:r>
     </w:p>
     <w:p>
@@ -3799,7 +3799,7 @@
           <w:b/>
           <w:bCs/>
         </w:rPr>
-        <w:t xml:space="preserve">D1, IF: 14.7, IC: 37</w:t>
+        <w:t xml:space="preserve">D1, IF: 14.7, IC: 36</w:t>
       </w:r>
     </w:p>
     <w:bookmarkEnd w:id="123"/>
@@ -3977,7 +3977,7 @@
           <w:b/>
           <w:bCs/>
         </w:rPr>
-        <w:t xml:space="preserve">D1, IF: 5.8, IC: 171 “High impact paper” a</w:t>
+        <w:t xml:space="preserve">D1, IF: 5.8, IC: 174 “High impact paper” a</w:t>
       </w:r>
       <w:r>
         <w:rPr>
@@ -4145,7 +4145,7 @@
           <w:b/>
           <w:bCs/>
         </w:rPr>
-        <w:t xml:space="preserve">D1, IF: 12.12, IC: 50</w:t>
+        <w:t xml:space="preserve">D1, IF: 12.12, IC: 51</w:t>
       </w:r>
     </w:p>
     <w:p>
@@ -4203,7 +4203,7 @@
           <w:b/>
           <w:bCs/>
         </w:rPr>
-        <w:t xml:space="preserve">D1, IF: 15.54, IC: 108 Craig MacLean ajánlásával</w:t>
+        <w:t xml:space="preserve">D1, IF: 15.54, IC: 109 Craig MacLean ajánlásával</w:t>
       </w:r>
       <w:r>
         <w:rPr>

--- a/docs/cv_hu.docx
+++ b/docs/cv_hu.docx
@@ -995,7 +995,7 @@
       </w:r>
     </w:p>
     <w:bookmarkEnd w:id="56"/>
-    <w:bookmarkStart w:id="59" w:name="pályázatok"/>
+    <w:bookmarkStart w:id="60" w:name="pályázatok"/>
     <w:p>
       <w:pPr>
         <w:pStyle w:val="Heading1"/>
@@ -1013,6 +1013,84 @@
         </w:numPr>
       </w:pPr>
       <w:r>
+        <w:t xml:space="preserve">Az ELTE alvállalkozói részvételének vezetése a</w:t>
+      </w:r>
+      <w:r>
+        <w:t xml:space="preserve"> </w:t>
+      </w:r>
+      <w:r>
+        <w:rPr>
+          <w:b/>
+          <w:bCs/>
+        </w:rPr>
+        <w:t xml:space="preserve">Misszióvezérelt Nemzeti Laboratórium 2026–2030</w:t>
+      </w:r>
+      <w:r>
+        <w:t xml:space="preserve"> </w:t>
+      </w:r>
+      <w:r>
+        <w:t xml:space="preserve">projektben;</w:t>
+      </w:r>
+      <w:r>
+        <w:t xml:space="preserve"> </w:t>
+      </w:r>
+      <w:r>
+        <w:rPr>
+          <w:i/>
+          <w:iCs/>
+        </w:rPr>
+        <w:t xml:space="preserve">Cím</w:t>
+      </w:r>
+      <w:r>
+        <w:t xml:space="preserve">: Antibiotikum-rezisztencia és mikrobiális egészség Misszióvezérelt Nemzeti Laboratórium;</w:t>
+      </w:r>
+      <w:r>
+        <w:t xml:space="preserve"> </w:t>
+      </w:r>
+      <w:r>
+        <w:rPr>
+          <w:i/>
+          <w:iCs/>
+        </w:rPr>
+        <w:t xml:space="preserve">vezető kutató</w:t>
+      </w:r>
+      <w:r>
+        <w:t xml:space="preserve">: Papp Balázs;</w:t>
+      </w:r>
+      <w:r>
+        <w:t xml:space="preserve"> </w:t>
+      </w:r>
+      <w:r>
+        <w:rPr>
+          <w:i/>
+          <w:iCs/>
+        </w:rPr>
+        <w:t xml:space="preserve">Pályázati azonosító</w:t>
+      </w:r>
+      <w:r>
+        <w:t xml:space="preserve">:</w:t>
+      </w:r>
+      <w:r>
+        <w:t xml:space="preserve"> </w:t>
+      </w:r>
+      <w:hyperlink r:id="rId57">
+        <w:r>
+          <w:rPr>
+            <w:rStyle w:val="Hyperlink"/>
+          </w:rPr>
+          <w:t xml:space="preserve">2026-4.1.1-MISSZIÓK-2026-00023</w:t>
+        </w:r>
+      </w:hyperlink>
+    </w:p>
+    <w:p>
+      <w:pPr>
+        <w:pStyle w:val="Compact"/>
+        <w:numPr>
+          <w:ilvl w:val="0"/>
+          <w:numId w:val="1009"/>
+        </w:numPr>
+      </w:pPr>
+      <w:r>
         <w:rPr>
           <w:b/>
           <w:bCs/>
@@ -1069,7 +1147,7 @@
           <w:i/>
           <w:iCs/>
         </w:rPr>
-        <w:t xml:space="preserve">Szám</w:t>
+        <w:t xml:space="preserve">Pályázati azonosító</w:t>
       </w:r>
       <w:r>
         <w:t xml:space="preserve">: TKCS-2024/66; az ELTE-re elnyert összeg: 30 000 000 Ft</w:t>
@@ -1108,7 +1186,7 @@
       <w:r>
         <w:t xml:space="preserve"> </w:t>
       </w:r>
-      <w:hyperlink r:id="rId57">
+      <w:hyperlink r:id="rId58">
         <w:r>
           <w:rPr>
             <w:rStyle w:val="Hyperlink"/>
@@ -1165,7 +1243,189 @@
         <w:t xml:space="preserve">Cím</w:t>
       </w:r>
       <w:r>
-        <w:t xml:space="preserve">: Hogyan jönnek létre a “szuperbaktériumok”? - Rezisztencia- és virulenciagének átadásának szisztematikus vizsgálata a humán mikrobiom és patogén baktériumok között; szám:</w:t>
+        <w:t xml:space="preserve">: Hogyan jönnek létre a “szuperbaktériumok”? - Rezisztencia- és virulenciagének átadásának szisztematikus vizsgálata a humán mikrobiom és patogén baktériumok között;</w:t>
+      </w:r>
+      <w:r>
+        <w:t xml:space="preserve"> </w:t>
+      </w:r>
+      <w:r>
+        <w:rPr>
+          <w:i/>
+          <w:iCs/>
+        </w:rPr>
+        <w:t xml:space="preserve">Pályázati azonosító</w:t>
+      </w:r>
+      <w:r>
+        <w:t xml:space="preserve">:</w:t>
+      </w:r>
+      <w:r>
+        <w:t xml:space="preserve"> </w:t>
+      </w:r>
+      <w:hyperlink r:id="rId59">
+        <w:r>
+          <w:rPr>
+            <w:rStyle w:val="Hyperlink"/>
+          </w:rPr>
+          <w:t xml:space="preserve">131839</w:t>
+        </w:r>
+      </w:hyperlink>
+      <w:r>
+        <w:t xml:space="preserve">; 25 500 000 Ft</w:t>
+      </w:r>
+    </w:p>
+    <w:p>
+      <w:pPr>
+        <w:pStyle w:val="Compact"/>
+        <w:numPr>
+          <w:ilvl w:val="0"/>
+          <w:numId w:val="1009"/>
+        </w:numPr>
+      </w:pPr>
+      <w:r>
+        <w:rPr>
+          <w:b/>
+          <w:bCs/>
+        </w:rPr>
+        <w:t xml:space="preserve">Kiemelten magas színvonalú oktatási tevékenység támogatása, ELTE 2020</w:t>
+      </w:r>
+      <w:r>
+        <w:t xml:space="preserve">:</w:t>
+      </w:r>
+      <w:r>
+        <w:t xml:space="preserve"> </w:t>
+      </w:r>
+      <w:r>
+        <w:rPr>
+          <w:i/>
+          <w:iCs/>
+        </w:rPr>
+        <w:t xml:space="preserve">Szerep</w:t>
+      </w:r>
+      <w:r>
+        <w:t xml:space="preserve">: Vezető kutató;</w:t>
+      </w:r>
+      <w:r>
+        <w:t xml:space="preserve"> </w:t>
+      </w:r>
+      <w:r>
+        <w:rPr>
+          <w:i/>
+          <w:iCs/>
+        </w:rPr>
+        <w:t xml:space="preserve">Cím</w:t>
+      </w:r>
+      <w:r>
+        <w:t xml:space="preserve">: Számítógépes oktatási termében lévő infrastruktúra fejlesztése; 4 000 000 Ft</w:t>
+      </w:r>
+    </w:p>
+    <w:p>
+      <w:pPr>
+        <w:pStyle w:val="Compact"/>
+        <w:numPr>
+          <w:ilvl w:val="0"/>
+          <w:numId w:val="1009"/>
+        </w:numPr>
+      </w:pPr>
+      <w:r>
+        <w:rPr>
+          <w:b/>
+          <w:bCs/>
+        </w:rPr>
+        <w:t xml:space="preserve">Visegrad 4 Eastern Partnership (V4Eap) 2014 - 2015</w:t>
+      </w:r>
+      <w:r>
+        <w:t xml:space="preserve">:</w:t>
+      </w:r>
+      <w:r>
+        <w:t xml:space="preserve"> </w:t>
+      </w:r>
+      <w:r>
+        <w:rPr>
+          <w:i/>
+          <w:iCs/>
+        </w:rPr>
+        <w:t xml:space="preserve">Szerep</w:t>
+      </w:r>
+      <w:r>
+        <w:t xml:space="preserve">: Témavezető; Zeljko Popovic ösztöndíjához kapcsolódva;</w:t>
+      </w:r>
+      <w:r>
+        <w:t xml:space="preserve"> </w:t>
+      </w:r>
+      <w:r>
+        <w:rPr>
+          <w:i/>
+          <w:iCs/>
+        </w:rPr>
+        <w:t xml:space="preserve">Cím</w:t>
+      </w:r>
+      <w:r>
+        <w:t xml:space="preserve">: DORMANCYbase – developing a database on gene and protein expression during dormancy in animals; 3 000 EUR</w:t>
+      </w:r>
+    </w:p>
+    <w:bookmarkEnd w:id="60"/>
+    <w:bookmarkStart w:id="70" w:name="oktatási-tevékenység"/>
+    <w:p>
+      <w:pPr>
+        <w:pStyle w:val="Heading1"/>
+      </w:pPr>
+      <w:r>
+        <w:t xml:space="preserve">Oktatási Tevékenység</w:t>
+      </w:r>
+    </w:p>
+    <w:bookmarkStart w:id="65" w:name="jelenleg"/>
+    <w:p>
+      <w:pPr>
+        <w:pStyle w:val="Heading2"/>
+      </w:pPr>
+      <w:r>
+        <w:t xml:space="preserve">Jelenleg</w:t>
+      </w:r>
+    </w:p>
+    <w:p>
+      <w:pPr>
+        <w:pStyle w:val="Compact"/>
+        <w:numPr>
+          <w:ilvl w:val="0"/>
+          <w:numId w:val="1010"/>
+        </w:numPr>
+      </w:pPr>
+      <w:hyperlink r:id="rId61">
+        <w:r>
+          <w:rPr>
+            <w:rStyle w:val="Hyperlink"/>
+          </w:rPr>
+          <w:t xml:space="preserve">Bioinformatika</w:t>
+        </w:r>
+      </w:hyperlink>
+      <w:r>
+        <w:t xml:space="preserve"> </w:t>
+      </w:r>
+      <w:r>
+        <w:t xml:space="preserve">(EA, GY; EN) – MSc hallgatóknak</w:t>
+      </w:r>
+    </w:p>
+    <w:p>
+      <w:pPr>
+        <w:pStyle w:val="Compact"/>
+        <w:numPr>
+          <w:ilvl w:val="0"/>
+          <w:numId w:val="1010"/>
+        </w:numPr>
+      </w:pPr>
+      <w:hyperlink r:id="rId62">
+        <w:r>
+          <w:rPr>
+            <w:rStyle w:val="Hyperlink"/>
+          </w:rPr>
+          <w:t xml:space="preserve">Omikai adatok elemzése</w:t>
+        </w:r>
+      </w:hyperlink>
+      <w:r>
+        <w:t xml:space="preserve"> </w:t>
+      </w:r>
+      <w:r>
+        <w:t xml:space="preserve">(GY; EN) – MSc hallgatóknak. A kurzus bekerült a</w:t>
       </w:r>
       <w:r>
         <w:t xml:space="preserve"> </w:t>
@@ -1175,528 +1435,359 @@
           <w:rPr>
             <w:rStyle w:val="Hyperlink"/>
           </w:rPr>
-          <w:t xml:space="preserve">131839</w:t>
-        </w:r>
-      </w:hyperlink>
-      <w:r>
-        <w:t xml:space="preserve">; 25 500 000 Ft</w:t>
-      </w:r>
-    </w:p>
-    <w:p>
-      <w:pPr>
-        <w:pStyle w:val="Compact"/>
-        <w:numPr>
-          <w:ilvl w:val="0"/>
-          <w:numId w:val="1009"/>
-        </w:numPr>
-      </w:pPr>
-      <w:r>
-        <w:rPr>
-          <w:b/>
-          <w:bCs/>
-        </w:rPr>
-        <w:t xml:space="preserve">Kiemelten magas színvonalú oktatási tevékenység támogatása, ELTE 2020</w:t>
-      </w:r>
-      <w:r>
-        <w:t xml:space="preserve">:</w:t>
-      </w:r>
-      <w:r>
-        <w:t xml:space="preserve"> </w:t>
-      </w:r>
-      <w:r>
-        <w:rPr>
-          <w:i/>
-          <w:iCs/>
-        </w:rPr>
-        <w:t xml:space="preserve">Szerep</w:t>
-      </w:r>
-      <w:r>
-        <w:t xml:space="preserve">: Vezető kutató;</w:t>
-      </w:r>
-      <w:r>
-        <w:t xml:space="preserve"> </w:t>
-      </w:r>
-      <w:r>
-        <w:rPr>
-          <w:i/>
-          <w:iCs/>
-        </w:rPr>
-        <w:t xml:space="preserve">Cím</w:t>
-      </w:r>
-      <w:r>
-        <w:t xml:space="preserve">: Számítógépes oktatási termében lévő infrastruktúra fejlesztése; 4 000 000 Ft</w:t>
-      </w:r>
-    </w:p>
-    <w:p>
-      <w:pPr>
-        <w:pStyle w:val="Compact"/>
-        <w:numPr>
-          <w:ilvl w:val="0"/>
-          <w:numId w:val="1009"/>
-        </w:numPr>
-      </w:pPr>
-      <w:r>
-        <w:rPr>
-          <w:b/>
-          <w:bCs/>
-        </w:rPr>
-        <w:t xml:space="preserve">Visegrad 4 Eastern Partnership (V4Eap) 2014 - 2015</w:t>
-      </w:r>
-      <w:r>
-        <w:t xml:space="preserve">:</w:t>
-      </w:r>
-      <w:r>
-        <w:t xml:space="preserve"> </w:t>
-      </w:r>
-      <w:r>
-        <w:rPr>
-          <w:i/>
-          <w:iCs/>
-        </w:rPr>
-        <w:t xml:space="preserve">Szerep</w:t>
-      </w:r>
-      <w:r>
-        <w:t xml:space="preserve">: Témavezető; Zeljko Popovic ösztöndíjához kapcsolódva;</w:t>
-      </w:r>
-      <w:r>
-        <w:t xml:space="preserve"> </w:t>
-      </w:r>
-      <w:r>
-        <w:rPr>
-          <w:i/>
-          <w:iCs/>
-        </w:rPr>
-        <w:t xml:space="preserve">Cím</w:t>
-      </w:r>
-      <w:r>
-        <w:t xml:space="preserve">: DORMANCYbase – developing a database on gene and protein expression during dormancy in animals; 3 000 EUR</w:t>
-      </w:r>
-    </w:p>
-    <w:bookmarkEnd w:id="59"/>
-    <w:bookmarkStart w:id="69" w:name="oktatási-tevékenység"/>
+          <w:t xml:space="preserve">CHARM-EU</w:t>
+        </w:r>
+      </w:hyperlink>
+      <w:r>
+        <w:t xml:space="preserve"> </w:t>
+      </w:r>
+      <w:r>
+        <w:t xml:space="preserve">kínálatába is.</w:t>
+      </w:r>
+    </w:p>
+    <w:p>
+      <w:pPr>
+        <w:pStyle w:val="Compact"/>
+        <w:numPr>
+          <w:ilvl w:val="0"/>
+          <w:numId w:val="1010"/>
+        </w:numPr>
+      </w:pPr>
+      <w:hyperlink r:id="rId63">
+        <w:r>
+          <w:rPr>
+            <w:rStyle w:val="Hyperlink"/>
+          </w:rPr>
+          <w:t xml:space="preserve">Haladó R programozás biológusoknak</w:t>
+        </w:r>
+      </w:hyperlink>
+      <w:r>
+        <w:t xml:space="preserve"> </w:t>
+      </w:r>
+      <w:r>
+        <w:t xml:space="preserve">(GY; EN) – MSc hallgatóknak</w:t>
+      </w:r>
+    </w:p>
+    <w:p>
+      <w:pPr>
+        <w:pStyle w:val="Compact"/>
+        <w:numPr>
+          <w:ilvl w:val="0"/>
+          <w:numId w:val="1010"/>
+        </w:numPr>
+      </w:pPr>
+      <w:hyperlink r:id="rId64">
+        <w:r>
+          <w:rPr>
+            <w:rStyle w:val="Hyperlink"/>
+          </w:rPr>
+          <w:t xml:space="preserve">Filogenetika</w:t>
+        </w:r>
+      </w:hyperlink>
+      <w:r>
+        <w:t xml:space="preserve"> </w:t>
+      </w:r>
+      <w:r>
+        <w:t xml:space="preserve">(EA, GY; EN) – MSc hallgatóknak</w:t>
+      </w:r>
+    </w:p>
+    <w:p>
+      <w:pPr>
+        <w:pStyle w:val="Compact"/>
+        <w:numPr>
+          <w:ilvl w:val="0"/>
+          <w:numId w:val="1010"/>
+        </w:numPr>
+      </w:pPr>
+      <w:r>
+        <w:t xml:space="preserve">Bioinformatikai szemináriumok (EA; EN) – PhD hallgatóknak</w:t>
+      </w:r>
+    </w:p>
+    <w:bookmarkEnd w:id="65"/>
+    <w:bookmarkStart w:id="66" w:name="korábban-1"/>
+    <w:p>
+      <w:pPr>
+        <w:pStyle w:val="Heading2"/>
+      </w:pPr>
+      <w:r>
+        <w:t xml:space="preserve">Korábban</w:t>
+      </w:r>
+    </w:p>
+    <w:p>
+      <w:pPr>
+        <w:pStyle w:val="Compact"/>
+        <w:numPr>
+          <w:ilvl w:val="0"/>
+          <w:numId w:val="1011"/>
+        </w:numPr>
+      </w:pPr>
+      <w:r>
+        <w:t xml:space="preserve">Bevezetés a bioinformatikába (EA; HU) – BSc hallgatóknak (a kurzus kidolgozása, jelenleg egy előadás)</w:t>
+      </w:r>
+    </w:p>
+    <w:p>
+      <w:pPr>
+        <w:pStyle w:val="Compact"/>
+        <w:numPr>
+          <w:ilvl w:val="0"/>
+          <w:numId w:val="1011"/>
+        </w:numPr>
+      </w:pPr>
+      <w:r>
+        <w:t xml:space="preserve">Alapozó bioinformatika (EA; HU) – BSc hallgatóknak (a kurzus kidolgozása)</w:t>
+      </w:r>
+    </w:p>
+    <w:p>
+      <w:pPr>
+        <w:pStyle w:val="Compact"/>
+        <w:numPr>
+          <w:ilvl w:val="0"/>
+          <w:numId w:val="1011"/>
+        </w:numPr>
+      </w:pPr>
+      <w:r>
+        <w:t xml:space="preserve">Genetika gyakorlat (néhány GY; HU) – BSc hallgatóknak</w:t>
+      </w:r>
+    </w:p>
+    <w:p>
+      <w:pPr>
+        <w:pStyle w:val="Compact"/>
+        <w:numPr>
+          <w:ilvl w:val="0"/>
+          <w:numId w:val="1011"/>
+        </w:numPr>
+      </w:pPr>
+      <w:r>
+        <w:t xml:space="preserve">Genomika (néhány EA; EN, HU) – MSc hallgatóknak</w:t>
+      </w:r>
+    </w:p>
+    <w:p>
+      <w:pPr>
+        <w:pStyle w:val="Compact"/>
+        <w:numPr>
+          <w:ilvl w:val="0"/>
+          <w:numId w:val="1011"/>
+        </w:numPr>
+      </w:pPr>
+      <w:r>
+        <w:t xml:space="preserve">Molekuláris Evolúció (néhány, EA; HU) – MSc hallgatóknak</w:t>
+      </w:r>
+    </w:p>
+    <w:p>
+      <w:pPr>
+        <w:pStyle w:val="Compact"/>
+        <w:numPr>
+          <w:ilvl w:val="0"/>
+          <w:numId w:val="1011"/>
+        </w:numPr>
+      </w:pPr>
+      <w:r>
+        <w:t xml:space="preserve">Evolúcióbiológia (néhány, EA; HU) – MSc hallgatóknak</w:t>
+      </w:r>
+    </w:p>
+    <w:p>
+      <w:pPr>
+        <w:pStyle w:val="Compact"/>
+        <w:numPr>
+          <w:ilvl w:val="0"/>
+          <w:numId w:val="1011"/>
+        </w:numPr>
+      </w:pPr>
+      <w:r>
+        <w:t xml:space="preserve">Diszkrét matematikai módszerek a biológiában (EA, GY; HU) – MSc és PhD hallgatóknak</w:t>
+      </w:r>
+    </w:p>
+    <w:bookmarkEnd w:id="66"/>
+    <w:bookmarkStart w:id="68" w:name="egyetemi-jegyzet"/>
+    <w:p>
+      <w:pPr>
+        <w:pStyle w:val="Heading2"/>
+      </w:pPr>
+      <w:r>
+        <w:t xml:space="preserve">Egyetemi Jegyzet</w:t>
+      </w:r>
+    </w:p>
+    <w:p>
+      <w:pPr>
+        <w:pStyle w:val="Compact"/>
+        <w:numPr>
+          <w:ilvl w:val="0"/>
+          <w:numId w:val="1012"/>
+        </w:numPr>
+      </w:pPr>
+      <w:hyperlink r:id="rId67">
+        <w:r>
+          <w:rPr>
+            <w:rStyle w:val="Hyperlink"/>
+          </w:rPr>
+          <w:t xml:space="preserve">Genetikai gyakorlatok</w:t>
+        </w:r>
+      </w:hyperlink>
+      <w:r>
+        <w:t xml:space="preserve">: 7. Bioinformatika – Genetikai betegségek megismerése és kimutatása (HU)</w:t>
+      </w:r>
+    </w:p>
+    <w:bookmarkEnd w:id="68"/>
+    <w:bookmarkStart w:id="69" w:name="Xda60c5005483cababa5490ca6d2c778663b5cb2"/>
+    <w:p>
+      <w:pPr>
+        <w:pStyle w:val="Heading2"/>
+      </w:pPr>
+      <w:r>
+        <w:t xml:space="preserve">Egyéb Oktatással Kapcsolatos Tevékenységek</w:t>
+      </w:r>
+    </w:p>
+    <w:p>
+      <w:pPr>
+        <w:numPr>
+          <w:ilvl w:val="0"/>
+          <w:numId w:val="1013"/>
+        </w:numPr>
+      </w:pPr>
+      <w:r>
+        <w:t xml:space="preserve">Doktori disszertáció bíráló (4); Doktori védésen titkár (4); Doktori védésen bizottsági tag (5); Komplex vizsgán vizsgáztató – ELTE, Pázmány Péter Katolikus Egyetem, Magyar Agrár- és Élettudományi Egyetem, Semmelweiss Egyetem, Debreceni Egyetem (6); MSc záróvizsgáztató (5); Országos Tudományos Diákköri Konferencián zsűritag (4)</w:t>
+      </w:r>
+    </w:p>
+    <w:p>
+      <w:pPr>
+        <w:numPr>
+          <w:ilvl w:val="0"/>
+          <w:numId w:val="1013"/>
+        </w:numPr>
+      </w:pPr>
+      <w:r>
+        <w:t xml:space="preserve">ELTE Bioinformatika MSc specializáció felelőse (2026-)</w:t>
+      </w:r>
+    </w:p>
+    <w:p>
+      <w:pPr>
+        <w:numPr>
+          <w:ilvl w:val="0"/>
+          <w:numId w:val="1013"/>
+        </w:numPr>
+      </w:pPr>
+      <w:r>
+        <w:t xml:space="preserve">ELTE Molekuláris genetika, sejt- és fejlődésbiológia MSc specializáció felelőse (2020-2026)</w:t>
+      </w:r>
+    </w:p>
+    <w:bookmarkEnd w:id="69"/>
+    <w:bookmarkEnd w:id="70"/>
+    <w:bookmarkStart w:id="73" w:name="témavezetés-és-mentorálás"/>
     <w:p>
       <w:pPr>
         <w:pStyle w:val="Heading1"/>
       </w:pPr>
       <w:r>
-        <w:t xml:space="preserve">Oktatási Tevékenység</w:t>
-      </w:r>
-    </w:p>
-    <w:bookmarkStart w:id="64" w:name="jelenleg"/>
+        <w:t xml:space="preserve">Témavezetés és Mentorálás</w:t>
+      </w:r>
+    </w:p>
+    <w:p>
+      <w:pPr>
+        <w:pStyle w:val="Compact"/>
+        <w:numPr>
+          <w:ilvl w:val="0"/>
+          <w:numId w:val="1014"/>
+        </w:numPr>
+      </w:pPr>
+      <w:hyperlink r:id="rId71">
+        <w:r>
+          <w:rPr>
+            <w:rStyle w:val="Hyperlink"/>
+          </w:rPr>
+          <w:t xml:space="preserve">Személyes lap az Országos Doktori Tanács honlapján</w:t>
+        </w:r>
+      </w:hyperlink>
+    </w:p>
+    <w:p>
+      <w:pPr>
+        <w:pStyle w:val="Compact"/>
+        <w:numPr>
+          <w:ilvl w:val="0"/>
+          <w:numId w:val="1014"/>
+        </w:numPr>
+      </w:pPr>
+      <w:r>
+        <w:rPr>
+          <w:b/>
+          <w:bCs/>
+        </w:rPr>
+        <w:t xml:space="preserve">Folyamatban lévő témavezetések</w:t>
+      </w:r>
+      <w:r>
+        <w:t xml:space="preserve">: 3 társ-témavezetett PhD hallgató, 2 MSc hallgató</w:t>
+      </w:r>
+    </w:p>
+    <w:p>
+      <w:pPr>
+        <w:pStyle w:val="Compact"/>
+        <w:numPr>
+          <w:ilvl w:val="0"/>
+          <w:numId w:val="1014"/>
+        </w:numPr>
+      </w:pPr>
+      <w:r>
+        <w:rPr>
+          <w:b/>
+          <w:bCs/>
+        </w:rPr>
+        <w:t xml:space="preserve">Végzett hallgatók</w:t>
+      </w:r>
+      <w:r>
+        <w:t xml:space="preserve">: 4 társ-témavezetett PhD, 7 MSc, 14 BSc, 10 TDK hallgató – közülük 1 OTDK 2. helyezés</w:t>
+      </w:r>
+    </w:p>
+    <w:p>
+      <w:pPr>
+        <w:pStyle w:val="Compact"/>
+        <w:numPr>
+          <w:ilvl w:val="0"/>
+          <w:numId w:val="1014"/>
+        </w:numPr>
+      </w:pPr>
+      <w:r>
+        <w:rPr>
+          <w:b/>
+          <w:bCs/>
+        </w:rPr>
+        <w:t xml:space="preserve">Mentorálás</w:t>
+      </w:r>
+      <w:r>
+        <w:t xml:space="preserve">: 1 Egyetemi tanulmányokat külföldön folytató magyar hallgatók nyári gyakorlatának támogatása c. pályázattal,</w:t>
+      </w:r>
+      <w:r>
+        <w:t xml:space="preserve"> </w:t>
+      </w:r>
+      <w:hyperlink r:id="rId72">
+        <w:r>
+          <w:rPr>
+            <w:rStyle w:val="Hyperlink"/>
+          </w:rPr>
+          <w:t xml:space="preserve">Szent-Györgyi Mentorprogram</w:t>
+        </w:r>
+      </w:hyperlink>
+      <w:r>
+        <w:t xml:space="preserve"> </w:t>
+      </w:r>
+      <w:r>
+        <w:t xml:space="preserve">mentorálás</w:t>
+      </w:r>
+    </w:p>
+    <w:bookmarkEnd w:id="73"/>
+    <w:bookmarkStart w:id="79" w:name="workshopok"/>
+    <w:p>
+      <w:pPr>
+        <w:pStyle w:val="Heading1"/>
+      </w:pPr>
+      <w:r>
+        <w:t xml:space="preserve">Workshopok</w:t>
+      </w:r>
+    </w:p>
+    <w:bookmarkStart w:id="77" w:name="oktatóként"/>
     <w:p>
       <w:pPr>
         <w:pStyle w:val="Heading2"/>
       </w:pPr>
       <w:r>
-        <w:t xml:space="preserve">Jelenleg</w:t>
-      </w:r>
-    </w:p>
-    <w:p>
-      <w:pPr>
-        <w:pStyle w:val="Compact"/>
-        <w:numPr>
-          <w:ilvl w:val="0"/>
-          <w:numId w:val="1010"/>
-        </w:numPr>
-      </w:pPr>
-      <w:hyperlink r:id="rId60">
-        <w:r>
-          <w:rPr>
-            <w:rStyle w:val="Hyperlink"/>
-          </w:rPr>
-          <w:t xml:space="preserve">Bioinformatika</w:t>
-        </w:r>
-      </w:hyperlink>
-      <w:r>
-        <w:t xml:space="preserve"> </w:t>
-      </w:r>
-      <w:r>
-        <w:t xml:space="preserve">(EA, GY; EN) – MSc hallgatóknak</w:t>
-      </w:r>
-    </w:p>
-    <w:p>
-      <w:pPr>
-        <w:pStyle w:val="Compact"/>
-        <w:numPr>
-          <w:ilvl w:val="0"/>
-          <w:numId w:val="1010"/>
-        </w:numPr>
-      </w:pPr>
-      <w:hyperlink r:id="rId61">
-        <w:r>
-          <w:rPr>
-            <w:rStyle w:val="Hyperlink"/>
-          </w:rPr>
-          <w:t xml:space="preserve">Omikai adatok elemzése</w:t>
-        </w:r>
-      </w:hyperlink>
-      <w:r>
-        <w:t xml:space="preserve"> </w:t>
-      </w:r>
-      <w:r>
-        <w:t xml:space="preserve">(GY; EN) – MSc hallgatóknak. A kurzus bekerült a</w:t>
-      </w:r>
-      <w:r>
-        <w:t xml:space="preserve"> </w:t>
-      </w:r>
-      <w:hyperlink r:id="rId57">
-        <w:r>
-          <w:rPr>
-            <w:rStyle w:val="Hyperlink"/>
-          </w:rPr>
-          <w:t xml:space="preserve">CHARM-EU</w:t>
-        </w:r>
-      </w:hyperlink>
-      <w:r>
-        <w:t xml:space="preserve"> </w:t>
-      </w:r>
-      <w:r>
-        <w:t xml:space="preserve">kínálatába is.</w:t>
-      </w:r>
-    </w:p>
-    <w:p>
-      <w:pPr>
-        <w:pStyle w:val="Compact"/>
-        <w:numPr>
-          <w:ilvl w:val="0"/>
-          <w:numId w:val="1010"/>
-        </w:numPr>
-      </w:pPr>
-      <w:hyperlink r:id="rId62">
-        <w:r>
-          <w:rPr>
-            <w:rStyle w:val="Hyperlink"/>
-          </w:rPr>
-          <w:t xml:space="preserve">Haladó R programozás biológusoknak</w:t>
-        </w:r>
-      </w:hyperlink>
-      <w:r>
-        <w:t xml:space="preserve"> </w:t>
-      </w:r>
-      <w:r>
-        <w:t xml:space="preserve">(GY; EN) – MSc hallgatóknak</w:t>
-      </w:r>
-    </w:p>
-    <w:p>
-      <w:pPr>
-        <w:pStyle w:val="Compact"/>
-        <w:numPr>
-          <w:ilvl w:val="0"/>
-          <w:numId w:val="1010"/>
-        </w:numPr>
-      </w:pPr>
-      <w:hyperlink r:id="rId63">
-        <w:r>
-          <w:rPr>
-            <w:rStyle w:val="Hyperlink"/>
-          </w:rPr>
-          <w:t xml:space="preserve">Filogenetika</w:t>
-        </w:r>
-      </w:hyperlink>
-      <w:r>
-        <w:t xml:space="preserve"> </w:t>
-      </w:r>
-      <w:r>
-        <w:t xml:space="preserve">(EA, GY; EN) – MSc hallgatóknak</w:t>
-      </w:r>
-    </w:p>
-    <w:p>
-      <w:pPr>
-        <w:pStyle w:val="Compact"/>
-        <w:numPr>
-          <w:ilvl w:val="0"/>
-          <w:numId w:val="1010"/>
-        </w:numPr>
-      </w:pPr>
-      <w:r>
-        <w:t xml:space="preserve">Bioinformatikai szemináriumok (EA; EN) – PhD hallgatóknak</w:t>
-      </w:r>
-    </w:p>
-    <w:bookmarkEnd w:id="64"/>
-    <w:bookmarkStart w:id="65" w:name="korábban-1"/>
-    <w:p>
-      <w:pPr>
-        <w:pStyle w:val="Heading2"/>
-      </w:pPr>
-      <w:r>
-        <w:t xml:space="preserve">Korábban</w:t>
-      </w:r>
-    </w:p>
-    <w:p>
-      <w:pPr>
-        <w:pStyle w:val="Compact"/>
-        <w:numPr>
-          <w:ilvl w:val="0"/>
-          <w:numId w:val="1011"/>
-        </w:numPr>
-      </w:pPr>
-      <w:r>
-        <w:t xml:space="preserve">Bevezetés a bioinformatikába (EA; HU) – BSc hallgatóknak (a kurzus kidolgozása, jelenleg egy előadás)</w:t>
-      </w:r>
-    </w:p>
-    <w:p>
-      <w:pPr>
-        <w:pStyle w:val="Compact"/>
-        <w:numPr>
-          <w:ilvl w:val="0"/>
-          <w:numId w:val="1011"/>
-        </w:numPr>
-      </w:pPr>
-      <w:r>
-        <w:t xml:space="preserve">Alapozó bioinformatika (EA; HU) – BSc hallgatóknak (a kurzus kidolgozása)</w:t>
-      </w:r>
-    </w:p>
-    <w:p>
-      <w:pPr>
-        <w:pStyle w:val="Compact"/>
-        <w:numPr>
-          <w:ilvl w:val="0"/>
-          <w:numId w:val="1011"/>
-        </w:numPr>
-      </w:pPr>
-      <w:r>
-        <w:t xml:space="preserve">Genetika gyakorlat (néhány GY; HU) – BSc hallgatóknak</w:t>
-      </w:r>
-    </w:p>
-    <w:p>
-      <w:pPr>
-        <w:pStyle w:val="Compact"/>
-        <w:numPr>
-          <w:ilvl w:val="0"/>
-          <w:numId w:val="1011"/>
-        </w:numPr>
-      </w:pPr>
-      <w:r>
-        <w:t xml:space="preserve">Genomika (néhány EA; EN, HU) – MSc hallgatóknak</w:t>
-      </w:r>
-    </w:p>
-    <w:p>
-      <w:pPr>
-        <w:pStyle w:val="Compact"/>
-        <w:numPr>
-          <w:ilvl w:val="0"/>
-          <w:numId w:val="1011"/>
-        </w:numPr>
-      </w:pPr>
-      <w:r>
-        <w:t xml:space="preserve">Molekuláris Evolúció (néhány, EA; HU) – MSc hallgatóknak</w:t>
-      </w:r>
-    </w:p>
-    <w:p>
-      <w:pPr>
-        <w:pStyle w:val="Compact"/>
-        <w:numPr>
-          <w:ilvl w:val="0"/>
-          <w:numId w:val="1011"/>
-        </w:numPr>
-      </w:pPr>
-      <w:r>
-        <w:t xml:space="preserve">Evolúcióbiológia (néhány, EA; HU) – MSc hallgatóknak</w:t>
-      </w:r>
-    </w:p>
-    <w:p>
-      <w:pPr>
-        <w:pStyle w:val="Compact"/>
-        <w:numPr>
-          <w:ilvl w:val="0"/>
-          <w:numId w:val="1011"/>
-        </w:numPr>
-      </w:pPr>
-      <w:r>
-        <w:t xml:space="preserve">Diszkrét matematikai módszerek a biológiában (EA, GY; HU) – MSc és PhD hallgatóknak</w:t>
-      </w:r>
-    </w:p>
-    <w:bookmarkEnd w:id="65"/>
-    <w:bookmarkStart w:id="67" w:name="egyetemi-jegyzet"/>
-    <w:p>
-      <w:pPr>
-        <w:pStyle w:val="Heading2"/>
-      </w:pPr>
-      <w:r>
-        <w:t xml:space="preserve">Egyetemi Jegyzet</w:t>
-      </w:r>
-    </w:p>
-    <w:p>
-      <w:pPr>
-        <w:pStyle w:val="Compact"/>
-        <w:numPr>
-          <w:ilvl w:val="0"/>
-          <w:numId w:val="1012"/>
-        </w:numPr>
-      </w:pPr>
-      <w:hyperlink r:id="rId66">
-        <w:r>
-          <w:rPr>
-            <w:rStyle w:val="Hyperlink"/>
-          </w:rPr>
-          <w:t xml:space="preserve">Genetikai gyakorlatok</w:t>
-        </w:r>
-      </w:hyperlink>
-      <w:r>
-        <w:t xml:space="preserve">: 7. Bioinformatika – Genetikai betegségek megismerése és kimutatása (HU)</w:t>
-      </w:r>
-    </w:p>
-    <w:bookmarkEnd w:id="67"/>
-    <w:bookmarkStart w:id="68" w:name="Xda60c5005483cababa5490ca6d2c778663b5cb2"/>
-    <w:p>
-      <w:pPr>
-        <w:pStyle w:val="Heading2"/>
-      </w:pPr>
-      <w:r>
-        <w:t xml:space="preserve">Egyéb Oktatással Kapcsolatos Tevékenységek</w:t>
-      </w:r>
-    </w:p>
-    <w:p>
-      <w:pPr>
-        <w:numPr>
-          <w:ilvl w:val="0"/>
-          <w:numId w:val="1013"/>
-        </w:numPr>
-      </w:pPr>
-      <w:r>
-        <w:t xml:space="preserve">Doktori disszertáció bíráló (4); Doktori védésen titkár (4); Doktori védésen bizottsági tag (5); Komplex vizsgán vizsgáztató – ELTE, Pázmány Péter Katolikus Egyetem, Magyar Agrár- és Élettudományi Egyetem, Semmelweiss Egyetem, Debreceni Egyetem (6); MSc záróvizsgáztató (5); Országos Tudományos Diákköri Konferencián zsűritag (4)</w:t>
-      </w:r>
-    </w:p>
-    <w:p>
-      <w:pPr>
-        <w:numPr>
-          <w:ilvl w:val="0"/>
-          <w:numId w:val="1013"/>
-        </w:numPr>
-      </w:pPr>
-      <w:r>
-        <w:t xml:space="preserve">ELTE Bioinformatika MSc specializáció felelőse (2026-)</w:t>
-      </w:r>
-    </w:p>
-    <w:p>
-      <w:pPr>
-        <w:numPr>
-          <w:ilvl w:val="0"/>
-          <w:numId w:val="1013"/>
-        </w:numPr>
-      </w:pPr>
-      <w:r>
-        <w:t xml:space="preserve">ELTE Molekuláris genetika, sejt- és fejlődésbiológia MSc specializáció felelőse (2020-2026)</w:t>
-      </w:r>
-    </w:p>
-    <w:bookmarkEnd w:id="68"/>
-    <w:bookmarkEnd w:id="69"/>
-    <w:bookmarkStart w:id="72" w:name="témavezetés-és-mentorálás"/>
-    <w:p>
-      <w:pPr>
-        <w:pStyle w:val="Heading1"/>
-      </w:pPr>
-      <w:r>
-        <w:t xml:space="preserve">Témavezetés és Mentorálás</w:t>
-      </w:r>
-    </w:p>
-    <w:p>
-      <w:pPr>
-        <w:pStyle w:val="Compact"/>
-        <w:numPr>
-          <w:ilvl w:val="0"/>
-          <w:numId w:val="1014"/>
-        </w:numPr>
-      </w:pPr>
-      <w:hyperlink r:id="rId70">
-        <w:r>
-          <w:rPr>
-            <w:rStyle w:val="Hyperlink"/>
-          </w:rPr>
-          <w:t xml:space="preserve">Személyes lap az Országos Doktori Tanács honlapján</w:t>
-        </w:r>
-      </w:hyperlink>
-    </w:p>
-    <w:p>
-      <w:pPr>
-        <w:pStyle w:val="Compact"/>
-        <w:numPr>
-          <w:ilvl w:val="0"/>
-          <w:numId w:val="1014"/>
-        </w:numPr>
-      </w:pPr>
-      <w:r>
-        <w:rPr>
-          <w:b/>
-          <w:bCs/>
-        </w:rPr>
-        <w:t xml:space="preserve">Folyamatban lévő témavezetések</w:t>
-      </w:r>
-      <w:r>
-        <w:t xml:space="preserve">: 3 társ-témavezetett PhD hallgató, 2 MSc hallgató</w:t>
-      </w:r>
-    </w:p>
-    <w:p>
-      <w:pPr>
-        <w:pStyle w:val="Compact"/>
-        <w:numPr>
-          <w:ilvl w:val="0"/>
-          <w:numId w:val="1014"/>
-        </w:numPr>
-      </w:pPr>
-      <w:r>
-        <w:rPr>
-          <w:b/>
-          <w:bCs/>
-        </w:rPr>
-        <w:t xml:space="preserve">Végzett hallgatók</w:t>
-      </w:r>
-      <w:r>
-        <w:t xml:space="preserve">: 4 társ-témavezetett PhD, 7 MSc, 14 BSc, 10 TDK hallgató – közülük 1 OTDK 2. helyezés</w:t>
-      </w:r>
-    </w:p>
-    <w:p>
-      <w:pPr>
-        <w:pStyle w:val="Compact"/>
-        <w:numPr>
-          <w:ilvl w:val="0"/>
-          <w:numId w:val="1014"/>
-        </w:numPr>
-      </w:pPr>
-      <w:r>
-        <w:rPr>
-          <w:b/>
-          <w:bCs/>
-        </w:rPr>
-        <w:t xml:space="preserve">Mentorálás</w:t>
-      </w:r>
-      <w:r>
-        <w:t xml:space="preserve">: 1 Egyetemi tanulmányokat külföldön folytató magyar hallgatók nyári gyakorlatának támogatása c. pályázattal,</w:t>
-      </w:r>
-      <w:r>
-        <w:t xml:space="preserve"> </w:t>
-      </w:r>
-      <w:hyperlink r:id="rId71">
-        <w:r>
-          <w:rPr>
-            <w:rStyle w:val="Hyperlink"/>
-          </w:rPr>
-          <w:t xml:space="preserve">Szent-Györgyi Mentorprogram</w:t>
-        </w:r>
-      </w:hyperlink>
-      <w:r>
-        <w:t xml:space="preserve"> </w:t>
-      </w:r>
-      <w:r>
-        <w:t xml:space="preserve">mentorálás</w:t>
-      </w:r>
-    </w:p>
-    <w:bookmarkEnd w:id="72"/>
-    <w:bookmarkStart w:id="78" w:name="workshopok"/>
-    <w:p>
-      <w:pPr>
-        <w:pStyle w:val="Heading1"/>
-      </w:pPr>
-      <w:r>
-        <w:t xml:space="preserve">Workshopok</w:t>
-      </w:r>
-    </w:p>
-    <w:bookmarkStart w:id="76" w:name="oktatóként"/>
-    <w:p>
-      <w:pPr>
-        <w:pStyle w:val="Heading2"/>
-      </w:pPr>
-      <w:r>
         <w:t xml:space="preserve">Oktatóként</w:t>
       </w:r>
     </w:p>
@@ -1724,7 +1815,7 @@
       <w:r>
         <w:t xml:space="preserve"> </w:t>
       </w:r>
-      <w:hyperlink r:id="rId73">
+      <w:hyperlink r:id="rId74">
         <w:r>
           <w:rPr>
             <w:rStyle w:val="Hyperlink"/>
@@ -1744,7 +1835,7 @@
           <w:numId w:val="1015"/>
         </w:numPr>
       </w:pPr>
-      <w:hyperlink r:id="rId74">
+      <w:hyperlink r:id="rId75">
         <w:r>
           <w:rPr>
             <w:rStyle w:val="Hyperlink"/>
@@ -1766,7 +1857,7 @@
           <w:numId w:val="1015"/>
         </w:numPr>
       </w:pPr>
-      <w:hyperlink r:id="rId75">
+      <w:hyperlink r:id="rId76">
         <w:r>
           <w:rPr>
             <w:rStyle w:val="Hyperlink"/>
@@ -1780,8 +1871,8 @@
         <w:t xml:space="preserve">, 2014 Vet-Med Uni Bécs, Ausztria: RNA-Seq adatelemzés gyakorlat</w:t>
       </w:r>
     </w:p>
-    <w:bookmarkEnd w:id="76"/>
-    <w:bookmarkStart w:id="77" w:name="részvevőként"/>
+    <w:bookmarkEnd w:id="77"/>
+    <w:bookmarkStart w:id="78" w:name="részvevőként"/>
     <w:p>
       <w:pPr>
         <w:pStyle w:val="Heading2"/>
@@ -1904,9 +1995,9 @@
         <w:t xml:space="preserve">, 2006, Marine Biological Lab., Woods Hole, MA, USA</w:t>
       </w:r>
     </w:p>
-    <w:bookmarkEnd w:id="77"/>
     <w:bookmarkEnd w:id="78"/>
-    <w:bookmarkStart w:id="85" w:name="tagságok"/>
+    <w:bookmarkEnd w:id="79"/>
+    <w:bookmarkStart w:id="86" w:name="tagságok"/>
     <w:p>
       <w:pPr>
         <w:pStyle w:val="Heading1"/>
@@ -1923,7 +2014,7 @@
           <w:numId w:val="1017"/>
         </w:numPr>
       </w:pPr>
-      <w:hyperlink r:id="rId79">
+      <w:hyperlink r:id="rId80">
         <w:r>
           <w:rPr>
             <w:rStyle w:val="Hyperlink"/>
@@ -1956,7 +2047,7 @@
           <w:numId w:val="1017"/>
         </w:numPr>
       </w:pPr>
-      <w:hyperlink r:id="rId80">
+      <w:hyperlink r:id="rId81">
         <w:r>
           <w:rPr>
             <w:rStyle w:val="Hyperlink"/>
@@ -1992,7 +2083,7 @@
       <w:r>
         <w:t xml:space="preserve"> </w:t>
       </w:r>
-      <w:hyperlink r:id="rId81">
+      <w:hyperlink r:id="rId82">
         <w:r>
           <w:rPr>
             <w:rStyle w:val="Hyperlink"/>
@@ -2012,7 +2103,7 @@
           <w:numId w:val="1017"/>
         </w:numPr>
       </w:pPr>
-      <w:hyperlink r:id="rId82">
+      <w:hyperlink r:id="rId83">
         <w:r>
           <w:rPr>
             <w:rStyle w:val="Hyperlink"/>
@@ -2041,7 +2132,7 @@
       <w:r>
         <w:t xml:space="preserve"> </w:t>
       </w:r>
-      <w:hyperlink r:id="rId83">
+      <w:hyperlink r:id="rId84">
         <w:r>
           <w:rPr>
             <w:rStyle w:val="Hyperlink"/>
@@ -2061,7 +2152,7 @@
           <w:numId w:val="1017"/>
         </w:numPr>
       </w:pPr>
-      <w:hyperlink r:id="rId84">
+      <w:hyperlink r:id="rId85">
         <w:r>
           <w:rPr>
             <w:rStyle w:val="Hyperlink"/>
@@ -2086,8 +2177,8 @@
         <w:t xml:space="preserve">(2025 – )</w:t>
       </w:r>
     </w:p>
-    <w:bookmarkEnd w:id="85"/>
-    <w:bookmarkStart w:id="86" w:name="idegen-nyelvek"/>
+    <w:bookmarkEnd w:id="86"/>
+    <w:bookmarkStart w:id="87" w:name="idegen-nyelvek"/>
     <w:p>
       <w:pPr>
         <w:pStyle w:val="Heading1"/>
@@ -2120,8 +2211,8 @@
         <w:t xml:space="preserve">Olasz – alapfokú nyelvvizsga</w:t>
       </w:r>
     </w:p>
-    <w:bookmarkEnd w:id="86"/>
-    <w:bookmarkStart w:id="87" w:name="érdeklődési-területek"/>
+    <w:bookmarkEnd w:id="87"/>
+    <w:bookmarkStart w:id="88" w:name="érdeklődési-területek"/>
     <w:p>
       <w:pPr>
         <w:pStyle w:val="Heading1"/>
@@ -2238,8 +2329,8 @@
         <w:t xml:space="preserve">Adatelemzés</w:t>
       </w:r>
     </w:p>
-    <w:bookmarkEnd w:id="87"/>
-    <w:bookmarkStart w:id="88" w:name="szakmai-készségek"/>
+    <w:bookmarkEnd w:id="88"/>
+    <w:bookmarkStart w:id="89" w:name="szakmai-készségek"/>
     <w:p>
       <w:pPr>
         <w:pStyle w:val="Heading1"/>
@@ -2284,8 +2375,8 @@
         <w:t xml:space="preserve">Linux Shell szkriptek – haladó szint</w:t>
       </w:r>
     </w:p>
-    <w:bookmarkEnd w:id="88"/>
-    <w:bookmarkStart w:id="90" w:name="Xf9c0201c6222d6fcdb0007b6a2f0ff9a87a0216"/>
+    <w:bookmarkEnd w:id="89"/>
+    <w:bookmarkStart w:id="91" w:name="Xf9c0201c6222d6fcdb0007b6a2f0ff9a87a0216"/>
     <w:p>
       <w:pPr>
         <w:pStyle w:val="Heading1"/>
@@ -2488,7 +2579,7 @@
       <w:r>
         <w:t xml:space="preserve"> </w:t>
       </w:r>
-      <w:hyperlink r:id="rId89">
+      <w:hyperlink r:id="rId90">
         <w:r>
           <w:rPr>
             <w:rStyle w:val="Hyperlink"/>
@@ -2500,8 +2591,8 @@
         <w:t xml:space="preserve">, 2025. szep. 2-5, Szeged</w:t>
       </w:r>
     </w:p>
-    <w:bookmarkEnd w:id="90"/>
-    <w:bookmarkStart w:id="95" w:name="tudománynépszerűsítés"/>
+    <w:bookmarkEnd w:id="91"/>
+    <w:bookmarkStart w:id="96" w:name="tudománynépszerűsítés"/>
     <w:p>
       <w:pPr>
         <w:pStyle w:val="Heading1"/>
@@ -2518,7 +2609,7 @@
           <w:numId w:val="1022"/>
         </w:numPr>
       </w:pPr>
-      <w:hyperlink r:id="rId91">
+      <w:hyperlink r:id="rId92">
         <w:r>
           <w:rPr>
             <w:rStyle w:val="Hyperlink"/>
@@ -2538,7 +2629,7 @@
           <w:numId w:val="1022"/>
         </w:numPr>
       </w:pPr>
-      <w:hyperlink r:id="rId92">
+      <w:hyperlink r:id="rId93">
         <w:r>
           <w:rPr>
             <w:rStyle w:val="Hyperlink"/>
@@ -2567,7 +2658,7 @@
       <w:r>
         <w:t xml:space="preserve"> </w:t>
       </w:r>
-      <w:hyperlink r:id="rId93">
+      <w:hyperlink r:id="rId94">
         <w:r>
           <w:rPr>
             <w:rStyle w:val="Hyperlink"/>
@@ -2587,7 +2678,7 @@
           <w:numId w:val="1022"/>
         </w:numPr>
       </w:pPr>
-      <w:hyperlink r:id="rId94">
+      <w:hyperlink r:id="rId95">
         <w:r>
           <w:rPr>
             <w:rStyle w:val="Hyperlink"/>
@@ -2599,8 +2690,8 @@
         <w:t xml:space="preserve">: 2018 és 2020</w:t>
       </w:r>
     </w:p>
-    <w:bookmarkEnd w:id="95"/>
-    <w:bookmarkStart w:id="101" w:name="szakmai-weboldalak"/>
+    <w:bookmarkEnd w:id="96"/>
+    <w:bookmarkStart w:id="102" w:name="szakmai-weboldalak"/>
     <w:p>
       <w:pPr>
         <w:pStyle w:val="Heading1"/>
@@ -2623,7 +2714,7 @@
       <w:r>
         <w:t xml:space="preserve"> </w:t>
       </w:r>
-      <w:hyperlink r:id="rId96">
+      <w:hyperlink r:id="rId97">
         <w:r>
           <w:rPr>
             <w:rStyle w:val="Hyperlink"/>
@@ -2652,7 +2743,7 @@
       <w:r>
         <w:t xml:space="preserve"> </w:t>
       </w:r>
-      <w:hyperlink r:id="rId97">
+      <w:hyperlink r:id="rId98">
         <w:r>
           <w:rPr>
             <w:rStyle w:val="Hyperlink"/>
@@ -2669,7 +2760,7 @@
       <w:r>
         <w:t xml:space="preserve"> </w:t>
       </w:r>
-      <w:hyperlink r:id="rId98">
+      <w:hyperlink r:id="rId99">
         <w:r>
           <w:rPr>
             <w:rStyle w:val="Hyperlink"/>
@@ -2724,7 +2815,7 @@
       <w:r>
         <w:t xml:space="preserve"> </w:t>
       </w:r>
-      <w:hyperlink r:id="rId99">
+      <w:hyperlink r:id="rId100">
         <w:r>
           <w:rPr>
             <w:rStyle w:val="Hyperlink"/>
@@ -2743,7 +2834,7 @@
       <w:r>
         <w:t xml:space="preserve"> </w:t>
       </w:r>
-      <w:hyperlink r:id="rId100">
+      <w:hyperlink r:id="rId101">
         <w:r>
           <w:rPr>
             <w:rStyle w:val="Hyperlink"/>
@@ -2760,8 +2851,8 @@
         <w:t xml:space="preserve">csomag létrehozásának irányítása, mellyel a filogenetikai fák túlságosan hosszú ágait lehet lemetszeni.</w:t>
       </w:r>
     </w:p>
-    <w:bookmarkEnd w:id="101"/>
-    <w:bookmarkStart w:id="160" w:name="publikációk"/>
+    <w:bookmarkEnd w:id="102"/>
+    <w:bookmarkStart w:id="161" w:name="publikációk"/>
     <w:p>
       <w:pPr>
         <w:pStyle w:val="Heading1"/>
@@ -2778,24 +2869,24 @@
           <w:numId w:val="1024"/>
         </w:numPr>
       </w:pPr>
-      <w:hyperlink r:id="rId105">
+      <w:hyperlink r:id="rId106">
         <w:r>
           <w:drawing>
             <wp:inline>
               <wp:extent cx="228600" cy="228600"/>
               <wp:effectExtent b="0" l="0" r="0" t="0"/>
-              <wp:docPr descr="Google" title="" id="103" name="Picture"/>
+              <wp:docPr descr="Google" title="" id="104" name="Picture"/>
               <a:graphic>
                 <a:graphicData uri="http://schemas.openxmlformats.org/drawingml/2006/picture">
                   <pic:pic>
                     <pic:nvPicPr>
-                      <pic:cNvPr descr="images/Google_Scholar_logo.svg.png" id="104" name="Picture"/>
+                      <pic:cNvPr descr="images/Google_Scholar_logo.svg.png" id="105" name="Picture"/>
                       <pic:cNvPicPr>
                         <a:picLocks noChangeArrowheads="1" noChangeAspect="1"/>
                       </pic:cNvPicPr>
                     </pic:nvPicPr>
                     <pic:blipFill>
-                      <a:blip r:embed="rId102"/>
+                      <a:blip r:embed="rId103"/>
                       <a:stretch>
                         <a:fillRect/>
                       </a:stretch>
@@ -2831,12 +2922,12 @@
             <wp:inline>
               <wp:extent cx="228600" cy="228600"/>
               <wp:effectExtent b="0" l="0" r="0" t="0"/>
-              <wp:docPr descr="MTMT" title="" id="106" name="Picture"/>
+              <wp:docPr descr="MTMT" title="" id="107" name="Picture"/>
               <a:graphic>
                 <a:graphicData uri="http://schemas.openxmlformats.org/drawingml/2006/picture">
                   <pic:pic>
                     <pic:nvPicPr>
-                      <pic:cNvPr descr="images/mtmt.jpg" id="107" name="Picture"/>
+                      <pic:cNvPr descr="images/mtmt.jpg" id="108" name="Picture"/>
                       <pic:cNvPicPr>
                         <a:picLocks noChangeArrowheads="1" noChangeAspect="1"/>
                       </pic:cNvPicPr>
@@ -3054,7 +3145,7 @@
         <w:t xml:space="preserve">18</w:t>
       </w:r>
     </w:p>
-    <w:bookmarkStart w:id="110" w:name="megjelenés-előtt"/>
+    <w:bookmarkStart w:id="111" w:name="megjelenés-előtt"/>
     <w:p>
       <w:pPr>
         <w:pStyle w:val="Heading2"/>
@@ -3089,7 +3180,7 @@
       <w:r>
         <w:t xml:space="preserve"> </w:t>
       </w:r>
-      <w:hyperlink r:id="rId108">
+      <w:hyperlink r:id="rId109">
         <w:r>
           <w:rPr>
             <w:rStyle w:val="Hyperlink"/>
@@ -3137,7 +3228,7 @@
       <w:r>
         <w:t xml:space="preserve"> </w:t>
       </w:r>
-      <w:hyperlink r:id="rId109">
+      <w:hyperlink r:id="rId110">
         <w:r>
           <w:rPr>
             <w:rStyle w:val="Hyperlink"/>
@@ -3159,8 +3250,8 @@
         <w:t xml:space="preserve">, 2026.02.20.706991.</w:t>
       </w:r>
     </w:p>
-    <w:bookmarkEnd w:id="110"/>
-    <w:bookmarkStart w:id="159" w:name="megjelent"/>
+    <w:bookmarkEnd w:id="111"/>
+    <w:bookmarkStart w:id="160" w:name="megjelent"/>
     <w:p>
       <w:pPr>
         <w:pStyle w:val="Heading2"/>
@@ -3169,7 +3260,7 @@
         <w:t xml:space="preserve">Megjelent</w:t>
       </w:r>
     </w:p>
-    <w:bookmarkStart w:id="114" w:name="section"/>
+    <w:bookmarkStart w:id="115" w:name="section"/>
     <w:p>
       <w:pPr>
         <w:pStyle w:val="Heading3"/>
@@ -3204,7 +3295,7 @@
       <w:r>
         <w:t xml:space="preserve"> </w:t>
       </w:r>
-      <w:hyperlink r:id="rId111">
+      <w:hyperlink r:id="rId112">
         <w:r>
           <w:rPr>
             <w:rStyle w:val="Hyperlink"/>
@@ -3262,7 +3353,7 @@
       <w:r>
         <w:t xml:space="preserve"> </w:t>
       </w:r>
-      <w:hyperlink r:id="rId112">
+      <w:hyperlink r:id="rId113">
         <w:r>
           <w:rPr>
             <w:rStyle w:val="Hyperlink"/>
@@ -3320,7 +3411,7 @@
       <w:r>
         <w:t xml:space="preserve"> </w:t>
       </w:r>
-      <w:hyperlink r:id="rId113">
+      <w:hyperlink r:id="rId114">
         <w:r>
           <w:rPr>
             <w:rStyle w:val="Hyperlink"/>
@@ -3352,8 +3443,8 @@
         <w:t xml:space="preserve">D1, IF: 20.5, IC: 123</w:t>
       </w:r>
     </w:p>
-    <w:bookmarkEnd w:id="114"/>
-    <w:bookmarkStart w:id="118" w:name="section-1"/>
+    <w:bookmarkEnd w:id="115"/>
+    <w:bookmarkStart w:id="119" w:name="section-1"/>
     <w:p>
       <w:pPr>
         <w:pStyle w:val="Heading3"/>
@@ -3388,7 +3479,7 @@
       <w:r>
         <w:t xml:space="preserve"> </w:t>
       </w:r>
-      <w:hyperlink r:id="rId115">
+      <w:hyperlink r:id="rId116">
         <w:r>
           <w:rPr>
             <w:rStyle w:val="Hyperlink"/>
@@ -3446,7 +3537,7 @@
       <w:r>
         <w:t xml:space="preserve"> </w:t>
       </w:r>
-      <w:hyperlink r:id="rId116">
+      <w:hyperlink r:id="rId117">
         <w:r>
           <w:rPr>
             <w:rStyle w:val="Hyperlink"/>
@@ -3512,7 +3603,7 @@
         </w:rPr>
         <w:t xml:space="preserve"> </w:t>
       </w:r>
-      <w:hyperlink r:id="rId117">
+      <w:hyperlink r:id="rId118">
         <w:r>
           <w:rPr>
             <w:rStyle w:val="Hyperlink"/>
@@ -3537,8 +3628,8 @@
         <w:t xml:space="preserve">szerint. (*levelező szerző)</w:t>
       </w:r>
     </w:p>
-    <w:bookmarkEnd w:id="118"/>
-    <w:bookmarkStart w:id="123" w:name="section-2"/>
+    <w:bookmarkEnd w:id="119"/>
+    <w:bookmarkStart w:id="124" w:name="section-2"/>
     <w:p>
       <w:pPr>
         <w:pStyle w:val="Heading3"/>
@@ -3576,7 +3667,7 @@
       <w:r>
         <w:t xml:space="preserve"> </w:t>
       </w:r>
-      <w:hyperlink r:id="rId119">
+      <w:hyperlink r:id="rId120">
         <w:r>
           <w:rPr>
             <w:rStyle w:val="Hyperlink"/>
@@ -3634,7 +3725,7 @@
       <w:r>
         <w:t xml:space="preserve"> </w:t>
       </w:r>
-      <w:hyperlink r:id="rId120">
+      <w:hyperlink r:id="rId121">
         <w:r>
           <w:rPr>
             <w:rStyle w:val="Hyperlink"/>
@@ -3692,7 +3783,7 @@
       <w:r>
         <w:t xml:space="preserve"> </w:t>
       </w:r>
-      <w:hyperlink r:id="rId121">
+      <w:hyperlink r:id="rId122">
         <w:r>
           <w:rPr>
             <w:rStyle w:val="Hyperlink"/>
@@ -3750,7 +3841,7 @@
       <w:r>
         <w:t xml:space="preserve"> </w:t>
       </w:r>
-      <w:hyperlink r:id="rId122">
+      <w:hyperlink r:id="rId123">
         <w:r>
           <w:rPr>
             <w:rStyle w:val="Hyperlink"/>
@@ -3802,8 +3893,8 @@
         <w:t xml:space="preserve">D1, IF: 14.7, IC: 36</w:t>
       </w:r>
     </w:p>
-    <w:bookmarkEnd w:id="123"/>
-    <w:bookmarkStart w:id="128" w:name="section-3"/>
+    <w:bookmarkEnd w:id="124"/>
+    <w:bookmarkStart w:id="129" w:name="section-3"/>
     <w:p>
       <w:pPr>
         <w:pStyle w:val="Heading3"/>
@@ -3832,7 +3923,7 @@
       <w:r>
         <w:t xml:space="preserve"> </w:t>
       </w:r>
-      <w:hyperlink r:id="rId124">
+      <w:hyperlink r:id="rId125">
         <w:r>
           <w:rPr>
             <w:rStyle w:val="Hyperlink"/>
@@ -3890,7 +3981,7 @@
       <w:r>
         <w:t xml:space="preserve"> </w:t>
       </w:r>
-      <w:hyperlink r:id="rId125">
+      <w:hyperlink r:id="rId126">
         <w:r>
           <w:rPr>
             <w:rStyle w:val="Hyperlink"/>
@@ -3948,7 +4039,7 @@
       <w:r>
         <w:t xml:space="preserve"> </w:t>
       </w:r>
-      <w:hyperlink r:id="rId126">
+      <w:hyperlink r:id="rId127">
         <w:r>
           <w:rPr>
             <w:rStyle w:val="Hyperlink"/>
@@ -3986,7 +4077,7 @@
         </w:rPr>
         <w:t xml:space="preserve"> </w:t>
       </w:r>
-      <w:hyperlink r:id="rId127">
+      <w:hyperlink r:id="rId128">
         <w:r>
           <w:rPr>
             <w:rStyle w:val="Hyperlink"/>
@@ -4011,8 +4102,8 @@
         <w:t xml:space="preserve">szerint. (*levelező szerző)</w:t>
       </w:r>
     </w:p>
-    <w:bookmarkEnd w:id="128"/>
-    <w:bookmarkStart w:id="130" w:name="section-4"/>
+    <w:bookmarkEnd w:id="129"/>
+    <w:bookmarkStart w:id="131" w:name="section-4"/>
     <w:p>
       <w:pPr>
         <w:pStyle w:val="Heading3"/>
@@ -4048,7 +4139,7 @@
       <w:r>
         <w:t xml:space="preserve"> </w:t>
       </w:r>
-      <w:hyperlink r:id="rId129">
+      <w:hyperlink r:id="rId130">
         <w:r>
           <w:rPr>
             <w:rStyle w:val="Hyperlink"/>
@@ -4080,8 +4171,8 @@
         <w:t xml:space="preserve">D1, IF: 5.68, IC: 30</w:t>
       </w:r>
     </w:p>
-    <w:bookmarkEnd w:id="130"/>
-    <w:bookmarkStart w:id="137" w:name="section-5"/>
+    <w:bookmarkEnd w:id="131"/>
+    <w:bookmarkStart w:id="138" w:name="section-5"/>
     <w:p>
       <w:pPr>
         <w:pStyle w:val="Heading3"/>
@@ -4116,7 +4207,7 @@
       <w:r>
         <w:t xml:space="preserve"> </w:t>
       </w:r>
-      <w:hyperlink r:id="rId131">
+      <w:hyperlink r:id="rId132">
         <w:r>
           <w:rPr>
             <w:rStyle w:val="Hyperlink"/>
@@ -4174,7 +4265,7 @@
       <w:r>
         <w:t xml:space="preserve"> </w:t>
       </w:r>
-      <w:hyperlink r:id="rId132">
+      <w:hyperlink r:id="rId133">
         <w:r>
           <w:rPr>
             <w:rStyle w:val="Hyperlink"/>
@@ -4212,7 +4303,7 @@
         </w:rPr>
         <w:t xml:space="preserve"> </w:t>
       </w:r>
-      <w:hyperlink r:id="rId133">
+      <w:hyperlink r:id="rId134">
         <w:r>
           <w:rPr>
             <w:rStyle w:val="Hyperlink"/>
@@ -4236,7 +4327,7 @@
         </w:rPr>
         <w:t xml:space="preserve"> </w:t>
       </w:r>
-      <w:hyperlink r:id="rId134">
+      <w:hyperlink r:id="rId135">
         <w:r>
           <w:rPr>
             <w:rStyle w:val="Hyperlink"/>
@@ -4280,7 +4371,7 @@
       <w:r>
         <w:t xml:space="preserve"> </w:t>
       </w:r>
-      <w:hyperlink r:id="rId135">
+      <w:hyperlink r:id="rId136">
         <w:r>
           <w:rPr>
             <w:rStyle w:val="Hyperlink"/>
@@ -4338,7 +4429,7 @@
       <w:r>
         <w:t xml:space="preserve"> </w:t>
       </w:r>
-      <w:hyperlink r:id="rId136">
+      <w:hyperlink r:id="rId137">
         <w:r>
           <w:rPr>
             <w:rStyle w:val="Hyperlink"/>
@@ -4370,8 +4461,8 @@
         <w:t xml:space="preserve">D1, IF: 9.1, IC: 23</w:t>
       </w:r>
     </w:p>
-    <w:bookmarkEnd w:id="137"/>
-    <w:bookmarkStart w:id="139" w:name="section-6"/>
+    <w:bookmarkEnd w:id="138"/>
+    <w:bookmarkStart w:id="140" w:name="section-6"/>
     <w:p>
       <w:pPr>
         <w:pStyle w:val="Heading3"/>
@@ -4407,7 +4498,7 @@
       <w:r>
         <w:t xml:space="preserve"> </w:t>
       </w:r>
-      <w:hyperlink r:id="rId138">
+      <w:hyperlink r:id="rId139">
         <w:r>
           <w:rPr>
             <w:rStyle w:val="Hyperlink"/>
@@ -4439,8 +4530,8 @@
         <w:t xml:space="preserve">D1, IF: 9.58, IC: 96</w:t>
       </w:r>
     </w:p>
-    <w:bookmarkEnd w:id="139"/>
-    <w:bookmarkStart w:id="143" w:name="section-7"/>
+    <w:bookmarkEnd w:id="140"/>
+    <w:bookmarkStart w:id="144" w:name="section-7"/>
     <w:p>
       <w:pPr>
         <w:pStyle w:val="Heading3"/>
@@ -4475,7 +4566,7 @@
       <w:r>
         <w:t xml:space="preserve"> </w:t>
       </w:r>
-      <w:hyperlink r:id="rId140">
+      <w:hyperlink r:id="rId141">
         <w:r>
           <w:rPr>
             <w:rStyle w:val="Hyperlink"/>
@@ -4533,7 +4624,7 @@
       <w:r>
         <w:t xml:space="preserve"> </w:t>
       </w:r>
-      <w:hyperlink r:id="rId141">
+      <w:hyperlink r:id="rId142">
         <w:r>
           <w:rPr>
             <w:rStyle w:val="Hyperlink"/>
@@ -4617,7 +4708,7 @@
       <w:r>
         <w:t xml:space="preserve"> </w:t>
       </w:r>
-      <w:hyperlink r:id="rId142">
+      <w:hyperlink r:id="rId143">
         <w:r>
           <w:rPr>
             <w:rStyle w:val="Hyperlink"/>
@@ -4649,8 +4740,8 @@
         <w:t xml:space="preserve">Q2, IF: 0.98, IC: 2</w:t>
       </w:r>
     </w:p>
-    <w:bookmarkEnd w:id="143"/>
-    <w:bookmarkStart w:id="147" w:name="section-8"/>
+    <w:bookmarkEnd w:id="144"/>
+    <w:bookmarkStart w:id="148" w:name="section-8"/>
     <w:p>
       <w:pPr>
         <w:pStyle w:val="Heading3"/>
@@ -4685,7 +4776,7 @@
       <w:r>
         <w:t xml:space="preserve"> </w:t>
       </w:r>
-      <w:hyperlink r:id="rId144">
+      <w:hyperlink r:id="rId145">
         <w:r>
           <w:rPr>
             <w:rStyle w:val="Hyperlink"/>
@@ -4745,7 +4836,7 @@
       <w:r>
         <w:t xml:space="preserve"> </w:t>
       </w:r>
-      <w:hyperlink r:id="rId145">
+      <w:hyperlink r:id="rId146">
         <w:r>
           <w:rPr>
             <w:rStyle w:val="Hyperlink"/>
@@ -4803,7 +4894,7 @@
       <w:r>
         <w:t xml:space="preserve"> </w:t>
       </w:r>
-      <w:hyperlink r:id="rId146">
+      <w:hyperlink r:id="rId147">
         <w:r>
           <w:rPr>
             <w:rStyle w:val="Hyperlink"/>
@@ -4835,8 +4926,8 @@
         <w:t xml:space="preserve">D1, IF: 4.62, IC: 8</w:t>
       </w:r>
     </w:p>
-    <w:bookmarkEnd w:id="147"/>
-    <w:bookmarkStart w:id="149" w:name="section-9"/>
+    <w:bookmarkEnd w:id="148"/>
+    <w:bookmarkStart w:id="150" w:name="section-9"/>
     <w:p>
       <w:pPr>
         <w:pStyle w:val="Heading3"/>
@@ -4872,7 +4963,7 @@
       <w:r>
         <w:t xml:space="preserve"> </w:t>
       </w:r>
-      <w:hyperlink r:id="rId148">
+      <w:hyperlink r:id="rId149">
         <w:r>
           <w:rPr>
             <w:rStyle w:val="Hyperlink"/>
@@ -4904,8 +4995,8 @@
         <w:t xml:space="preserve">D1, IF: 5.85, IC: 17</w:t>
       </w:r>
     </w:p>
-    <w:bookmarkEnd w:id="149"/>
-    <w:bookmarkStart w:id="151" w:name="section-10"/>
+    <w:bookmarkEnd w:id="150"/>
+    <w:bookmarkStart w:id="152" w:name="section-10"/>
     <w:p>
       <w:pPr>
         <w:pStyle w:val="Heading3"/>
@@ -4935,7 +5026,7 @@
       <w:r>
         <w:t xml:space="preserve"> </w:t>
       </w:r>
-      <w:hyperlink r:id="rId150">
+      <w:hyperlink r:id="rId151">
         <w:r>
           <w:rPr>
             <w:rStyle w:val="Hyperlink"/>
@@ -4967,8 +5058,8 @@
         <w:t xml:space="preserve">D1, IF: 4.42, IC: 5 (*levelező szerző)</w:t>
       </w:r>
     </w:p>
-    <w:bookmarkEnd w:id="151"/>
-    <w:bookmarkStart w:id="154" w:name="section-11"/>
+    <w:bookmarkEnd w:id="152"/>
+    <w:bookmarkStart w:id="155" w:name="section-11"/>
     <w:p>
       <w:pPr>
         <w:pStyle w:val="Heading3"/>
@@ -5006,7 +5097,7 @@
       <w:r>
         <w:t xml:space="preserve"> </w:t>
       </w:r>
-      <w:hyperlink r:id="rId152">
+      <w:hyperlink r:id="rId153">
         <w:r>
           <w:rPr>
             <w:rStyle w:val="Hyperlink"/>
@@ -5090,7 +5181,7 @@
       <w:r>
         <w:t xml:space="preserve"> </w:t>
       </w:r>
-      <w:hyperlink r:id="rId153">
+      <w:hyperlink r:id="rId154">
         <w:r>
           <w:rPr>
             <w:rStyle w:val="Hyperlink"/>
@@ -5174,8 +5265,8 @@
         <w:t xml:space="preserve">Q1, IF: 2.78, IC: 29</w:t>
       </w:r>
     </w:p>
-    <w:bookmarkEnd w:id="154"/>
-    <w:bookmarkStart w:id="156" w:name="section-12"/>
+    <w:bookmarkEnd w:id="155"/>
+    <w:bookmarkStart w:id="157" w:name="section-12"/>
     <w:p>
       <w:pPr>
         <w:pStyle w:val="Heading3"/>
@@ -5211,7 +5302,7 @@
       <w:r>
         <w:t xml:space="preserve"> </w:t>
       </w:r>
-      <w:hyperlink r:id="rId155">
+      <w:hyperlink r:id="rId156">
         <w:r>
           <w:rPr>
             <w:rStyle w:val="Hyperlink"/>
@@ -5243,8 +5334,8 @@
         <w:t xml:space="preserve">D1, IF: 3.88, IC: 30</w:t>
       </w:r>
     </w:p>
-    <w:bookmarkEnd w:id="156"/>
-    <w:bookmarkStart w:id="158" w:name="section-13"/>
+    <w:bookmarkEnd w:id="157"/>
+    <w:bookmarkStart w:id="159" w:name="section-13"/>
     <w:p>
       <w:pPr>
         <w:pStyle w:val="Heading3"/>
@@ -5274,7 +5365,7 @@
       <w:r>
         <w:t xml:space="preserve"> </w:t>
       </w:r>
-      <w:hyperlink r:id="rId157">
+      <w:hyperlink r:id="rId158">
         <w:r>
           <w:rPr>
             <w:rStyle w:val="Hyperlink"/>
@@ -5306,10 +5397,10 @@
         <w:t xml:space="preserve">Q2, IF: 0.23, IC: 0</w:t>
       </w:r>
     </w:p>
-    <w:bookmarkEnd w:id="158"/>
     <w:bookmarkEnd w:id="159"/>
     <w:bookmarkEnd w:id="160"/>
-    <w:bookmarkStart w:id="168" w:name="konferencia-előadások"/>
+    <w:bookmarkEnd w:id="161"/>
+    <w:bookmarkStart w:id="169" w:name="konferencia-előadások"/>
     <w:p>
       <w:pPr>
         <w:pStyle w:val="Heading1"/>
@@ -5414,7 +5505,7 @@
       <w:r>
         <w:t xml:space="preserve"> </w:t>
       </w:r>
-      <w:hyperlink r:id="rId161">
+      <w:hyperlink r:id="rId162">
         <w:r>
           <w:rPr>
             <w:rStyle w:val="Hyperlink"/>
@@ -5442,7 +5533,7 @@
       <w:r>
         <w:t xml:space="preserve"> </w:t>
       </w:r>
-      <w:hyperlink r:id="rId162">
+      <w:hyperlink r:id="rId163">
         <w:r>
           <w:rPr>
             <w:rStyle w:val="Hyperlink"/>
@@ -5486,7 +5577,7 @@
       <w:r>
         <w:t xml:space="preserve"> </w:t>
       </w:r>
-      <w:hyperlink r:id="rId163">
+      <w:hyperlink r:id="rId164">
         <w:r>
           <w:rPr>
             <w:rStyle w:val="Hyperlink"/>
@@ -5530,7 +5621,7 @@
       <w:r>
         <w:t xml:space="preserve"> </w:t>
       </w:r>
-      <w:hyperlink r:id="rId164">
+      <w:hyperlink r:id="rId165">
         <w:r>
           <w:rPr>
             <w:rStyle w:val="Hyperlink"/>
@@ -5587,7 +5678,7 @@
       <w:r>
         <w:t xml:space="preserve"> </w:t>
       </w:r>
-      <w:hyperlink r:id="rId165">
+      <w:hyperlink r:id="rId166">
         <w:r>
           <w:rPr>
             <w:rStyle w:val="Hyperlink"/>
@@ -5644,7 +5735,7 @@
       <w:r>
         <w:t xml:space="preserve"> </w:t>
       </w:r>
-      <w:hyperlink r:id="rId166">
+      <w:hyperlink r:id="rId167">
         <w:r>
           <w:rPr>
             <w:rStyle w:val="Hyperlink"/>
@@ -5691,7 +5782,7 @@
       <w:r>
         <w:t xml:space="preserve"> </w:t>
       </w:r>
-      <w:hyperlink r:id="rId167">
+      <w:hyperlink r:id="rId168">
         <w:r>
           <w:rPr>
             <w:rStyle w:val="Hyperlink"/>
@@ -6055,8 +6146,8 @@
         <w:t xml:space="preserve">, szep. 4-9. St. Andrews, UK</w:t>
       </w:r>
     </w:p>
-    <w:bookmarkEnd w:id="168"/>
-    <w:bookmarkStart w:id="169" w:name="egyéb-meghívott-előadások"/>
+    <w:bookmarkEnd w:id="169"/>
+    <w:bookmarkStart w:id="170" w:name="egyéb-meghívott-előadások"/>
     <w:p>
       <w:pPr>
         <w:pStyle w:val="Heading1"/>
@@ -6127,8 +6218,8 @@
         <w:t xml:space="preserve">. The Genome Analysis Centre, feb. 23. Norwich, UK</w:t>
       </w:r>
     </w:p>
-    <w:bookmarkEnd w:id="169"/>
-    <w:bookmarkStart w:id="179" w:name="konferencia-poszter-prezentációk"/>
+    <w:bookmarkEnd w:id="170"/>
+    <w:bookmarkStart w:id="180" w:name="konferencia-poszter-prezentációk"/>
     <w:p>
       <w:pPr>
         <w:pStyle w:val="Heading1"/>
@@ -6189,7 +6280,7 @@
       <w:r>
         <w:t xml:space="preserve"> </w:t>
       </w:r>
-      <w:hyperlink r:id="rId170">
+      <w:hyperlink r:id="rId171">
         <w:r>
           <w:rPr>
             <w:rStyle w:val="Hyperlink"/>
@@ -6246,7 +6337,7 @@
       <w:r>
         <w:t xml:space="preserve"> </w:t>
       </w:r>
-      <w:hyperlink r:id="rId171">
+      <w:hyperlink r:id="rId172">
         <w:r>
           <w:rPr>
             <w:rStyle w:val="Hyperlink"/>
@@ -6290,7 +6381,7 @@
       <w:r>
         <w:t xml:space="preserve"> </w:t>
       </w:r>
-      <w:hyperlink r:id="rId172">
+      <w:hyperlink r:id="rId173">
         <w:r>
           <w:rPr>
             <w:rStyle w:val="Hyperlink"/>
@@ -6318,7 +6409,7 @@
       <w:r>
         <w:t xml:space="preserve"> </w:t>
       </w:r>
-      <w:hyperlink r:id="rId173">
+      <w:hyperlink r:id="rId174">
         <w:r>
           <w:rPr>
             <w:rStyle w:val="Hyperlink"/>
@@ -6375,7 +6466,7 @@
       <w:r>
         <w:t xml:space="preserve"> </w:t>
       </w:r>
-      <w:hyperlink r:id="rId174">
+      <w:hyperlink r:id="rId175">
         <w:r>
           <w:rPr>
             <w:rStyle w:val="Hyperlink"/>
@@ -6419,7 +6510,7 @@
       <w:r>
         <w:t xml:space="preserve"> </w:t>
       </w:r>
-      <w:hyperlink r:id="rId175">
+      <w:hyperlink r:id="rId176">
         <w:r>
           <w:rPr>
             <w:rStyle w:val="Hyperlink"/>
@@ -6447,7 +6538,7 @@
       <w:r>
         <w:t xml:space="preserve"> </w:t>
       </w:r>
-      <w:hyperlink r:id="rId176">
+      <w:hyperlink r:id="rId177">
         <w:r>
           <w:rPr>
             <w:rStyle w:val="Hyperlink"/>
@@ -6488,7 +6579,7 @@
       <w:r>
         <w:t xml:space="preserve"> </w:t>
       </w:r>
-      <w:hyperlink r:id="rId177">
+      <w:hyperlink r:id="rId178">
         <w:r>
           <w:rPr>
             <w:rStyle w:val="Hyperlink"/>
@@ -6553,7 +6644,7 @@
       <w:r>
         <w:t xml:space="preserve"> </w:t>
       </w:r>
-      <w:hyperlink r:id="rId178">
+      <w:hyperlink r:id="rId179">
         <w:r>
           <w:rPr>
             <w:rStyle w:val="Hyperlink"/>
@@ -6608,7 +6699,7 @@
       <w:r>
         <w:t xml:space="preserve"> </w:t>
       </w:r>
-      <w:hyperlink r:id="rId178">
+      <w:hyperlink r:id="rId179">
         <w:r>
           <w:rPr>
             <w:rStyle w:val="Hyperlink"/>
@@ -6740,7 +6831,7 @@
         <w:t xml:space="preserve">, máj. 25-27. Bécs, A</w:t>
       </w:r>
     </w:p>
-    <w:bookmarkEnd w:id="179"/>
+    <w:bookmarkEnd w:id="180"/>
     <w:sectPr>
       <w:footnotePr>
         <w:numRestart w:val="eachSect"/>

--- a/docs/cv_hu.docx
+++ b/docs/cv_hu.docx
@@ -1402,7 +1402,7 @@
         <w:t xml:space="preserve"> </w:t>
       </w:r>
       <w:r>
-        <w:t xml:space="preserve">(EA, GY; EN) – MSc hallgatóknak</w:t>
+        <w:t xml:space="preserve">(EA, LAB; EN) – MSc hallgatóknak</w:t>
       </w:r>
     </w:p>
     <w:p>
@@ -1733,7 +1733,7 @@
         <w:t xml:space="preserve">Végzett hallgatók</w:t>
       </w:r>
       <w:r>
-        <w:t xml:space="preserve">: 4 társ-témavezetett PhD, 7 MSc, 14 BSc, 10 TDK hallgató – közülük 1 OTDK 2. helyezés</w:t>
+        <w:t xml:space="preserve">: 4 társ-témavezetett PhD, 7 MSc, 14 BSc, 10 TDK hallgató – közülük egy OTDK 2. helyezés</w:t>
       </w:r>
     </w:p>
     <w:p>
@@ -3120,7 +3120,7 @@
           <w:b/>
           <w:bCs/>
         </w:rPr>
-        <w:t xml:space="preserve">1055</w:t>
+        <w:t xml:space="preserve">1060</w:t>
       </w:r>
     </w:p>
     <w:p>
@@ -3440,7 +3440,7 @@
           <w:b/>
           <w:bCs/>
         </w:rPr>
-        <w:t xml:space="preserve">D1, IF: 20.5, IC: 123</w:t>
+        <w:t xml:space="preserve">D1, IF: 20.5, IC: 125</w:t>
       </w:r>
     </w:p>
     <w:bookmarkEnd w:id="115"/>
@@ -3508,7 +3508,7 @@
           <w:b/>
           <w:bCs/>
         </w:rPr>
-        <w:t xml:space="preserve">D1, IF: 45.5, IC: 60</w:t>
+        <w:t xml:space="preserve">D1, IF: 45.5, IC: 62</w:t>
       </w:r>
     </w:p>
     <w:p>
@@ -4010,7 +4010,7 @@
           <w:b/>
           <w:bCs/>
         </w:rPr>
-        <w:t xml:space="preserve">D1, IF: 14.9, IC: 43</w:t>
+        <w:t xml:space="preserve">D1, IF: 14.9, IC: 44</w:t>
       </w:r>
     </w:p>
     <w:p>

--- a/docs/cv_hu.docx
+++ b/docs/cv_hu.docx
@@ -995,7 +995,7 @@
       </w:r>
     </w:p>
     <w:bookmarkEnd w:id="56"/>
-    <w:bookmarkStart w:id="60" w:name="pályázatok"/>
+    <w:bookmarkStart w:id="59" w:name="pályázatok"/>
     <w:p>
       <w:pPr>
         <w:pStyle w:val="Heading1"/>
@@ -1013,23 +1013,27 @@
         </w:numPr>
       </w:pPr>
       <w:r>
-        <w:t xml:space="preserve">Az ELTE alvállalkozói részvételének vezetése a</w:t>
-      </w:r>
-      <w:r>
-        <w:t xml:space="preserve"> </w:t>
-      </w:r>
-      <w:r>
-        <w:rPr>
-          <w:b/>
-          <w:bCs/>
-        </w:rPr>
-        <w:t xml:space="preserve">Misszióvezérelt Nemzeti Laboratórium 2026–2030</w:t>
-      </w:r>
-      <w:r>
-        <w:t xml:space="preserve"> </w:t>
-      </w:r>
-      <w:r>
-        <w:t xml:space="preserve">projektben;</w:t>
+        <w:rPr>
+          <w:b/>
+          <w:bCs/>
+        </w:rPr>
+        <w:t xml:space="preserve">Támogatott Kutatócsoportok Programja 2025 - 2027</w:t>
+      </w:r>
+      <w:r>
+        <w:t xml:space="preserve">:</w:t>
+      </w:r>
+      <w:r>
+        <w:t xml:space="preserve"> </w:t>
+      </w:r>
+      <w:r>
+        <w:rPr>
+          <w:i/>
+          <w:iCs/>
+        </w:rPr>
+        <w:t xml:space="preserve">Szerep</w:t>
+      </w:r>
+      <w:r>
+        <w:t xml:space="preserve">: Társpályázó;</w:t>
       </w:r>
       <w:r>
         <w:t xml:space="preserve"> </w:t>
@@ -1042,17 +1046,17 @@
         <w:t xml:space="preserve">Cím</w:t>
       </w:r>
       <w:r>
-        <w:t xml:space="preserve">: Antibiotikum-rezisztencia és mikrobiális egészség Misszióvezérelt Nemzeti Laboratórium;</w:t>
-      </w:r>
-      <w:r>
-        <w:t xml:space="preserve"> </w:t>
-      </w:r>
-      <w:r>
-        <w:rPr>
-          <w:i/>
-          <w:iCs/>
-        </w:rPr>
-        <w:t xml:space="preserve">vezető kutató</w:t>
+        <w:t xml:space="preserve">: Genomic surveillance for precision therapies against antibiotic-resistant bacteria;</w:t>
+      </w:r>
+      <w:r>
+        <w:t xml:space="preserve"> </w:t>
+      </w:r>
+      <w:r>
+        <w:rPr>
+          <w:i/>
+          <w:iCs/>
+        </w:rPr>
+        <w:t xml:space="preserve">Vezető kutató</w:t>
       </w:r>
       <w:r>
         <w:t xml:space="preserve">: Papp Balázs;</w:t>
@@ -1068,129 +1072,291 @@
         <w:t xml:space="preserve">Pályázati azonosító</w:t>
       </w:r>
       <w:r>
+        <w:t xml:space="preserve">: TKCS-2024/66; az ELTE-re elnyert összeg: 30 000 000 Ft</w:t>
+      </w:r>
+    </w:p>
+    <w:p>
+      <w:pPr>
+        <w:pStyle w:val="Compact"/>
+        <w:numPr>
+          <w:ilvl w:val="0"/>
+          <w:numId w:val="1009"/>
+        </w:numPr>
+      </w:pPr>
+      <w:r>
+        <w:rPr>
+          <w:b/>
+          <w:bCs/>
+        </w:rPr>
+        <w:t xml:space="preserve">ELTE nemzetközi online kurzusok megtartására 2025 és 2026</w:t>
+      </w:r>
+      <w:r>
+        <w:t xml:space="preserve">: az</w:t>
+      </w:r>
+      <w:r>
+        <w:t xml:space="preserve"> </w:t>
+      </w:r>
+      <w:r>
+        <w:t xml:space="preserve">“Omikai adatok elemzése GY”</w:t>
+      </w:r>
+      <w:r>
+        <w:t xml:space="preserve"> </w:t>
+      </w:r>
+      <w:r>
+        <w:t xml:space="preserve">bekerült a</w:t>
+      </w:r>
+      <w:r>
+        <w:t xml:space="preserve"> </w:t>
+      </w:r>
+      <w:hyperlink r:id="rId57">
+        <w:r>
+          <w:rPr>
+            <w:rStyle w:val="Hyperlink"/>
+          </w:rPr>
+          <w:t xml:space="preserve">CHARM-EU</w:t>
+        </w:r>
+      </w:hyperlink>
+      <w:r>
+        <w:t xml:space="preserve"> </w:t>
+      </w:r>
+      <w:r>
+        <w:t xml:space="preserve">kurzusai közé ; 2 × 500 000 HUF</w:t>
+      </w:r>
+    </w:p>
+    <w:p>
+      <w:pPr>
+        <w:pStyle w:val="Compact"/>
+        <w:numPr>
+          <w:ilvl w:val="0"/>
+          <w:numId w:val="1009"/>
+        </w:numPr>
+      </w:pPr>
+      <w:r>
+        <w:rPr>
+          <w:b/>
+          <w:bCs/>
+        </w:rPr>
+        <w:t xml:space="preserve">NKFIH OTKA PD 2020 - 2023</w:t>
+      </w:r>
+      <w:r>
         <w:t xml:space="preserve">:</w:t>
       </w:r>
       <w:r>
         <w:t xml:space="preserve"> </w:t>
       </w:r>
+      <w:r>
+        <w:rPr>
+          <w:i/>
+          <w:iCs/>
+        </w:rPr>
+        <w:t xml:space="preserve">Szerep</w:t>
+      </w:r>
+      <w:r>
+        <w:t xml:space="preserve">: Vezető kutató;</w:t>
+      </w:r>
+      <w:r>
+        <w:t xml:space="preserve"> </w:t>
+      </w:r>
+      <w:r>
+        <w:rPr>
+          <w:i/>
+          <w:iCs/>
+        </w:rPr>
+        <w:t xml:space="preserve">Cím</w:t>
+      </w:r>
+      <w:r>
+        <w:t xml:space="preserve">: Hogyan jönnek létre a “szuperbaktériumok”? - Rezisztencia- és virulenciagének átadásának szisztematikus vizsgálata a humán mikrobiom és patogén baktériumok között;</w:t>
+      </w:r>
+      <w:r>
+        <w:t xml:space="preserve"> </w:t>
+      </w:r>
+      <w:r>
+        <w:rPr>
+          <w:i/>
+          <w:iCs/>
+        </w:rPr>
+        <w:t xml:space="preserve">Pályázati azonosító</w:t>
+      </w:r>
+      <w:r>
+        <w:t xml:space="preserve">:</w:t>
+      </w:r>
+      <w:r>
+        <w:t xml:space="preserve"> </w:t>
+      </w:r>
+      <w:hyperlink r:id="rId58">
+        <w:r>
+          <w:rPr>
+            <w:rStyle w:val="Hyperlink"/>
+          </w:rPr>
+          <w:t xml:space="preserve">131839</w:t>
+        </w:r>
+      </w:hyperlink>
+      <w:r>
+        <w:t xml:space="preserve">; 25 500 000 Ft</w:t>
+      </w:r>
+    </w:p>
+    <w:p>
+      <w:pPr>
+        <w:pStyle w:val="Compact"/>
+        <w:numPr>
+          <w:ilvl w:val="0"/>
+          <w:numId w:val="1009"/>
+        </w:numPr>
+      </w:pPr>
+      <w:r>
+        <w:rPr>
+          <w:b/>
+          <w:bCs/>
+        </w:rPr>
+        <w:t xml:space="preserve">Kiemelten magas színvonalú oktatási tevékenység támogatása, ELTE 2020</w:t>
+      </w:r>
+      <w:r>
+        <w:t xml:space="preserve">:</w:t>
+      </w:r>
+      <w:r>
+        <w:t xml:space="preserve"> </w:t>
+      </w:r>
+      <w:r>
+        <w:rPr>
+          <w:i/>
+          <w:iCs/>
+        </w:rPr>
+        <w:t xml:space="preserve">Szerep</w:t>
+      </w:r>
+      <w:r>
+        <w:t xml:space="preserve">: Vezető kutató;</w:t>
+      </w:r>
+      <w:r>
+        <w:t xml:space="preserve"> </w:t>
+      </w:r>
+      <w:r>
+        <w:rPr>
+          <w:i/>
+          <w:iCs/>
+        </w:rPr>
+        <w:t xml:space="preserve">Cím</w:t>
+      </w:r>
+      <w:r>
+        <w:t xml:space="preserve">: Számítógépes oktatási termében lévő infrastruktúra fejlesztése; 4 000 000 Ft</w:t>
+      </w:r>
+    </w:p>
+    <w:p>
+      <w:pPr>
+        <w:pStyle w:val="Compact"/>
+        <w:numPr>
+          <w:ilvl w:val="0"/>
+          <w:numId w:val="1009"/>
+        </w:numPr>
+      </w:pPr>
+      <w:r>
+        <w:rPr>
+          <w:b/>
+          <w:bCs/>
+        </w:rPr>
+        <w:t xml:space="preserve">Visegrad 4 Eastern Partnership (V4Eap) 2014 - 2015</w:t>
+      </w:r>
+      <w:r>
+        <w:t xml:space="preserve">:</w:t>
+      </w:r>
+      <w:r>
+        <w:t xml:space="preserve"> </w:t>
+      </w:r>
+      <w:r>
+        <w:rPr>
+          <w:i/>
+          <w:iCs/>
+        </w:rPr>
+        <w:t xml:space="preserve">Szerep</w:t>
+      </w:r>
+      <w:r>
+        <w:t xml:space="preserve">: Témavezető; Zeljko Popovic ösztöndíjához kapcsolódva;</w:t>
+      </w:r>
+      <w:r>
+        <w:t xml:space="preserve"> </w:t>
+      </w:r>
+      <w:r>
+        <w:rPr>
+          <w:i/>
+          <w:iCs/>
+        </w:rPr>
+        <w:t xml:space="preserve">Cím</w:t>
+      </w:r>
+      <w:r>
+        <w:t xml:space="preserve">: DORMANCYbase – developing a database on gene and protein expression during dormancy in animals; 3 000 EUR</w:t>
+      </w:r>
+    </w:p>
+    <w:bookmarkEnd w:id="59"/>
+    <w:bookmarkStart w:id="69" w:name="oktatási-tevékenység"/>
+    <w:p>
+      <w:pPr>
+        <w:pStyle w:val="Heading1"/>
+      </w:pPr>
+      <w:r>
+        <w:t xml:space="preserve">Oktatási Tevékenység</w:t>
+      </w:r>
+    </w:p>
+    <w:bookmarkStart w:id="64" w:name="jelenleg"/>
+    <w:p>
+      <w:pPr>
+        <w:pStyle w:val="Heading2"/>
+      </w:pPr>
+      <w:r>
+        <w:t xml:space="preserve">Jelenleg</w:t>
+      </w:r>
+    </w:p>
+    <w:p>
+      <w:pPr>
+        <w:pStyle w:val="Compact"/>
+        <w:numPr>
+          <w:ilvl w:val="0"/>
+          <w:numId w:val="1010"/>
+        </w:numPr>
+      </w:pPr>
+      <w:hyperlink r:id="rId60">
+        <w:r>
+          <w:rPr>
+            <w:rStyle w:val="Hyperlink"/>
+          </w:rPr>
+          <w:t xml:space="preserve">Bioinformatika</w:t>
+        </w:r>
+      </w:hyperlink>
+      <w:r>
+        <w:t xml:space="preserve"> </w:t>
+      </w:r>
+      <w:r>
+        <w:t xml:space="preserve">(EA, LAB; EN) – MSc hallgatóknak</w:t>
+      </w:r>
+    </w:p>
+    <w:p>
+      <w:pPr>
+        <w:pStyle w:val="Compact"/>
+        <w:numPr>
+          <w:ilvl w:val="0"/>
+          <w:numId w:val="1010"/>
+        </w:numPr>
+      </w:pPr>
+      <w:hyperlink r:id="rId61">
+        <w:r>
+          <w:rPr>
+            <w:rStyle w:val="Hyperlink"/>
+          </w:rPr>
+          <w:t xml:space="preserve">Omikai adatok elemzése</w:t>
+        </w:r>
+      </w:hyperlink>
+      <w:r>
+        <w:t xml:space="preserve"> </w:t>
+      </w:r>
+      <w:r>
+        <w:t xml:space="preserve">(GY; EN) – MSc hallgatóknak. A kurzus bekerült a</w:t>
+      </w:r>
+      <w:r>
+        <w:t xml:space="preserve"> </w:t>
+      </w:r>
       <w:hyperlink r:id="rId57">
         <w:r>
           <w:rPr>
             <w:rStyle w:val="Hyperlink"/>
           </w:rPr>
-          <w:t xml:space="preserve">2026-4.1.1-MISSZIÓK-2026-00023</w:t>
-        </w:r>
-      </w:hyperlink>
-    </w:p>
-    <w:p>
-      <w:pPr>
-        <w:pStyle w:val="Compact"/>
-        <w:numPr>
-          <w:ilvl w:val="0"/>
-          <w:numId w:val="1009"/>
-        </w:numPr>
-      </w:pPr>
-      <w:r>
-        <w:rPr>
-          <w:b/>
-          <w:bCs/>
-        </w:rPr>
-        <w:t xml:space="preserve">Támogatott Kutatócsoportok Programja 2025 - 2027</w:t>
-      </w:r>
-      <w:r>
-        <w:t xml:space="preserve">:</w:t>
-      </w:r>
-      <w:r>
-        <w:t xml:space="preserve"> </w:t>
-      </w:r>
-      <w:r>
-        <w:rPr>
-          <w:i/>
-          <w:iCs/>
-        </w:rPr>
-        <w:t xml:space="preserve">Szerep</w:t>
-      </w:r>
-      <w:r>
-        <w:t xml:space="preserve">: Társpályázó;</w:t>
-      </w:r>
-      <w:r>
-        <w:t xml:space="preserve"> </w:t>
-      </w:r>
-      <w:r>
-        <w:rPr>
-          <w:i/>
-          <w:iCs/>
-        </w:rPr>
-        <w:t xml:space="preserve">Cím</w:t>
-      </w:r>
-      <w:r>
-        <w:t xml:space="preserve">: Genomic surveillance for precision therapies against antibiotic-resistant bacteria;</w:t>
-      </w:r>
-      <w:r>
-        <w:t xml:space="preserve"> </w:t>
-      </w:r>
-      <w:r>
-        <w:rPr>
-          <w:i/>
-          <w:iCs/>
-        </w:rPr>
-        <w:t xml:space="preserve">Vezető kutató</w:t>
-      </w:r>
-      <w:r>
-        <w:t xml:space="preserve">: Papp Balázs;</w:t>
-      </w:r>
-      <w:r>
-        <w:t xml:space="preserve"> </w:t>
-      </w:r>
-      <w:r>
-        <w:rPr>
-          <w:i/>
-          <w:iCs/>
-        </w:rPr>
-        <w:t xml:space="preserve">Pályázati azonosító</w:t>
-      </w:r>
-      <w:r>
-        <w:t xml:space="preserve">: TKCS-2024/66; az ELTE-re elnyert összeg: 30 000 000 Ft</w:t>
-      </w:r>
-    </w:p>
-    <w:p>
-      <w:pPr>
-        <w:pStyle w:val="Compact"/>
-        <w:numPr>
-          <w:ilvl w:val="0"/>
-          <w:numId w:val="1009"/>
-        </w:numPr>
-      </w:pPr>
-      <w:r>
-        <w:rPr>
-          <w:b/>
-          <w:bCs/>
-        </w:rPr>
-        <w:t xml:space="preserve">ELTE nemzetközi online kurzusok megtartására 2025 és 2026</w:t>
-      </w:r>
-      <w:r>
-        <w:t xml:space="preserve">: az</w:t>
-      </w:r>
-      <w:r>
-        <w:t xml:space="preserve"> </w:t>
-      </w:r>
-      <w:r>
-        <w:t xml:space="preserve">“Omikai adatok elemzése GY”</w:t>
-      </w:r>
-      <w:r>
-        <w:t xml:space="preserve"> </w:t>
-      </w:r>
-      <w:r>
-        <w:t xml:space="preserve">bekerült a</w:t>
-      </w:r>
-      <w:r>
-        <w:t xml:space="preserve"> </w:t>
-      </w:r>
-      <w:hyperlink r:id="rId58">
-        <w:r>
-          <w:rPr>
-            <w:rStyle w:val="Hyperlink"/>
-          </w:rPr>
           <w:t xml:space="preserve">CHARM-EU</w:t>
         </w:r>
       </w:hyperlink>
@@ -1198,596 +1364,352 @@
         <w:t xml:space="preserve"> </w:t>
       </w:r>
       <w:r>
-        <w:t xml:space="preserve">kurzusai közé ; 2 × 500 000 HUF</w:t>
-      </w:r>
-    </w:p>
-    <w:p>
-      <w:pPr>
-        <w:pStyle w:val="Compact"/>
-        <w:numPr>
-          <w:ilvl w:val="0"/>
-          <w:numId w:val="1009"/>
-        </w:numPr>
-      </w:pPr>
-      <w:r>
-        <w:rPr>
-          <w:b/>
-          <w:bCs/>
-        </w:rPr>
-        <w:t xml:space="preserve">NKFIH OTKA PD 2020 - 2023</w:t>
-      </w:r>
-      <w:r>
-        <w:t xml:space="preserve">:</w:t>
-      </w:r>
-      <w:r>
-        <w:t xml:space="preserve"> </w:t>
-      </w:r>
-      <w:r>
-        <w:rPr>
-          <w:i/>
-          <w:iCs/>
-        </w:rPr>
-        <w:t xml:space="preserve">Szerep</w:t>
-      </w:r>
-      <w:r>
-        <w:t xml:space="preserve">: Vezető kutató;</w:t>
-      </w:r>
-      <w:r>
-        <w:t xml:space="preserve"> </w:t>
-      </w:r>
-      <w:r>
-        <w:rPr>
-          <w:i/>
-          <w:iCs/>
-        </w:rPr>
-        <w:t xml:space="preserve">Cím</w:t>
-      </w:r>
-      <w:r>
-        <w:t xml:space="preserve">: Hogyan jönnek létre a “szuperbaktériumok”? - Rezisztencia- és virulenciagének átadásának szisztematikus vizsgálata a humán mikrobiom és patogén baktériumok között;</w:t>
-      </w:r>
-      <w:r>
-        <w:t xml:space="preserve"> </w:t>
-      </w:r>
-      <w:r>
-        <w:rPr>
-          <w:i/>
-          <w:iCs/>
-        </w:rPr>
-        <w:t xml:space="preserve">Pályázati azonosító</w:t>
-      </w:r>
-      <w:r>
-        <w:t xml:space="preserve">:</w:t>
-      </w:r>
-      <w:r>
-        <w:t xml:space="preserve"> </w:t>
-      </w:r>
-      <w:hyperlink r:id="rId59">
-        <w:r>
-          <w:rPr>
-            <w:rStyle w:val="Hyperlink"/>
-          </w:rPr>
-          <w:t xml:space="preserve">131839</w:t>
-        </w:r>
-      </w:hyperlink>
-      <w:r>
-        <w:t xml:space="preserve">; 25 500 000 Ft</w:t>
-      </w:r>
-    </w:p>
-    <w:p>
-      <w:pPr>
-        <w:pStyle w:val="Compact"/>
-        <w:numPr>
-          <w:ilvl w:val="0"/>
-          <w:numId w:val="1009"/>
-        </w:numPr>
-      </w:pPr>
-      <w:r>
-        <w:rPr>
-          <w:b/>
-          <w:bCs/>
-        </w:rPr>
-        <w:t xml:space="preserve">Kiemelten magas színvonalú oktatási tevékenység támogatása, ELTE 2020</w:t>
-      </w:r>
-      <w:r>
-        <w:t xml:space="preserve">:</w:t>
-      </w:r>
-      <w:r>
-        <w:t xml:space="preserve"> </w:t>
-      </w:r>
-      <w:r>
-        <w:rPr>
-          <w:i/>
-          <w:iCs/>
-        </w:rPr>
-        <w:t xml:space="preserve">Szerep</w:t>
-      </w:r>
-      <w:r>
-        <w:t xml:space="preserve">: Vezető kutató;</w:t>
-      </w:r>
-      <w:r>
-        <w:t xml:space="preserve"> </w:t>
-      </w:r>
-      <w:r>
-        <w:rPr>
-          <w:i/>
-          <w:iCs/>
-        </w:rPr>
-        <w:t xml:space="preserve">Cím</w:t>
-      </w:r>
-      <w:r>
-        <w:t xml:space="preserve">: Számítógépes oktatási termében lévő infrastruktúra fejlesztése; 4 000 000 Ft</w:t>
-      </w:r>
-    </w:p>
-    <w:p>
-      <w:pPr>
-        <w:pStyle w:val="Compact"/>
-        <w:numPr>
-          <w:ilvl w:val="0"/>
-          <w:numId w:val="1009"/>
-        </w:numPr>
-      </w:pPr>
-      <w:r>
-        <w:rPr>
-          <w:b/>
-          <w:bCs/>
-        </w:rPr>
-        <w:t xml:space="preserve">Visegrad 4 Eastern Partnership (V4Eap) 2014 - 2015</w:t>
-      </w:r>
-      <w:r>
-        <w:t xml:space="preserve">:</w:t>
-      </w:r>
-      <w:r>
-        <w:t xml:space="preserve"> </w:t>
-      </w:r>
-      <w:r>
-        <w:rPr>
-          <w:i/>
-          <w:iCs/>
-        </w:rPr>
-        <w:t xml:space="preserve">Szerep</w:t>
-      </w:r>
-      <w:r>
-        <w:t xml:space="preserve">: Témavezető; Zeljko Popovic ösztöndíjához kapcsolódva;</w:t>
-      </w:r>
-      <w:r>
-        <w:t xml:space="preserve"> </w:t>
-      </w:r>
-      <w:r>
-        <w:rPr>
-          <w:i/>
-          <w:iCs/>
-        </w:rPr>
-        <w:t xml:space="preserve">Cím</w:t>
-      </w:r>
-      <w:r>
-        <w:t xml:space="preserve">: DORMANCYbase – developing a database on gene and protein expression during dormancy in animals; 3 000 EUR</w:t>
-      </w:r>
-    </w:p>
-    <w:bookmarkEnd w:id="60"/>
-    <w:bookmarkStart w:id="70" w:name="oktatási-tevékenység"/>
+        <w:t xml:space="preserve">kínálatába is.</w:t>
+      </w:r>
+    </w:p>
+    <w:p>
+      <w:pPr>
+        <w:pStyle w:val="Compact"/>
+        <w:numPr>
+          <w:ilvl w:val="0"/>
+          <w:numId w:val="1010"/>
+        </w:numPr>
+      </w:pPr>
+      <w:hyperlink r:id="rId62">
+        <w:r>
+          <w:rPr>
+            <w:rStyle w:val="Hyperlink"/>
+          </w:rPr>
+          <w:t xml:space="preserve">Haladó R programozás biológusoknak</w:t>
+        </w:r>
+      </w:hyperlink>
+      <w:r>
+        <w:t xml:space="preserve"> </w:t>
+      </w:r>
+      <w:r>
+        <w:t xml:space="preserve">(GY; EN) – MSc hallgatóknak</w:t>
+      </w:r>
+    </w:p>
+    <w:p>
+      <w:pPr>
+        <w:pStyle w:val="Compact"/>
+        <w:numPr>
+          <w:ilvl w:val="0"/>
+          <w:numId w:val="1010"/>
+        </w:numPr>
+      </w:pPr>
+      <w:hyperlink r:id="rId63">
+        <w:r>
+          <w:rPr>
+            <w:rStyle w:val="Hyperlink"/>
+          </w:rPr>
+          <w:t xml:space="preserve">Filogenetika</w:t>
+        </w:r>
+      </w:hyperlink>
+      <w:r>
+        <w:t xml:space="preserve"> </w:t>
+      </w:r>
+      <w:r>
+        <w:t xml:space="preserve">(EA, GY; EN) – MSc hallgatóknak</w:t>
+      </w:r>
+    </w:p>
+    <w:p>
+      <w:pPr>
+        <w:pStyle w:val="Compact"/>
+        <w:numPr>
+          <w:ilvl w:val="0"/>
+          <w:numId w:val="1010"/>
+        </w:numPr>
+      </w:pPr>
+      <w:r>
+        <w:t xml:space="preserve">Bioinformatikai szemináriumok (EA; EN) – PhD hallgatóknak</w:t>
+      </w:r>
+    </w:p>
+    <w:bookmarkEnd w:id="64"/>
+    <w:bookmarkStart w:id="65" w:name="korábban-1"/>
+    <w:p>
+      <w:pPr>
+        <w:pStyle w:val="Heading2"/>
+      </w:pPr>
+      <w:r>
+        <w:t xml:space="preserve">Korábban</w:t>
+      </w:r>
+    </w:p>
+    <w:p>
+      <w:pPr>
+        <w:pStyle w:val="Compact"/>
+        <w:numPr>
+          <w:ilvl w:val="0"/>
+          <w:numId w:val="1011"/>
+        </w:numPr>
+      </w:pPr>
+      <w:r>
+        <w:t xml:space="preserve">Bevezetés a bioinformatikába (EA; HU) – BSc hallgatóknak (a kurzus kidolgozása, jelenleg egy előadás)</w:t>
+      </w:r>
+    </w:p>
+    <w:p>
+      <w:pPr>
+        <w:pStyle w:val="Compact"/>
+        <w:numPr>
+          <w:ilvl w:val="0"/>
+          <w:numId w:val="1011"/>
+        </w:numPr>
+      </w:pPr>
+      <w:r>
+        <w:t xml:space="preserve">Alapozó bioinformatika (EA; HU) – BSc hallgatóknak (a kurzus kidolgozása)</w:t>
+      </w:r>
+    </w:p>
+    <w:p>
+      <w:pPr>
+        <w:pStyle w:val="Compact"/>
+        <w:numPr>
+          <w:ilvl w:val="0"/>
+          <w:numId w:val="1011"/>
+        </w:numPr>
+      </w:pPr>
+      <w:r>
+        <w:t xml:space="preserve">Genetika gyakorlat (néhány GY; HU) – BSc hallgatóknak</w:t>
+      </w:r>
+    </w:p>
+    <w:p>
+      <w:pPr>
+        <w:pStyle w:val="Compact"/>
+        <w:numPr>
+          <w:ilvl w:val="0"/>
+          <w:numId w:val="1011"/>
+        </w:numPr>
+      </w:pPr>
+      <w:r>
+        <w:t xml:space="preserve">Genomika (néhány EA; EN, HU) – MSc hallgatóknak</w:t>
+      </w:r>
+    </w:p>
+    <w:p>
+      <w:pPr>
+        <w:pStyle w:val="Compact"/>
+        <w:numPr>
+          <w:ilvl w:val="0"/>
+          <w:numId w:val="1011"/>
+        </w:numPr>
+      </w:pPr>
+      <w:r>
+        <w:t xml:space="preserve">Molekuláris Evolúció (néhány, EA; HU) – MSc hallgatóknak</w:t>
+      </w:r>
+    </w:p>
+    <w:p>
+      <w:pPr>
+        <w:pStyle w:val="Compact"/>
+        <w:numPr>
+          <w:ilvl w:val="0"/>
+          <w:numId w:val="1011"/>
+        </w:numPr>
+      </w:pPr>
+      <w:r>
+        <w:t xml:space="preserve">Evolúcióbiológia (néhány, EA; HU) – MSc hallgatóknak</w:t>
+      </w:r>
+    </w:p>
+    <w:p>
+      <w:pPr>
+        <w:pStyle w:val="Compact"/>
+        <w:numPr>
+          <w:ilvl w:val="0"/>
+          <w:numId w:val="1011"/>
+        </w:numPr>
+      </w:pPr>
+      <w:r>
+        <w:t xml:space="preserve">Diszkrét matematikai módszerek a biológiában (EA, GY; HU) – MSc és PhD hallgatóknak</w:t>
+      </w:r>
+    </w:p>
+    <w:bookmarkEnd w:id="65"/>
+    <w:bookmarkStart w:id="67" w:name="egyetemi-jegyzet"/>
+    <w:p>
+      <w:pPr>
+        <w:pStyle w:val="Heading2"/>
+      </w:pPr>
+      <w:r>
+        <w:t xml:space="preserve">Egyetemi Jegyzet</w:t>
+      </w:r>
+    </w:p>
+    <w:p>
+      <w:pPr>
+        <w:pStyle w:val="Compact"/>
+        <w:numPr>
+          <w:ilvl w:val="0"/>
+          <w:numId w:val="1012"/>
+        </w:numPr>
+      </w:pPr>
+      <w:hyperlink r:id="rId66">
+        <w:r>
+          <w:rPr>
+            <w:rStyle w:val="Hyperlink"/>
+          </w:rPr>
+          <w:t xml:space="preserve">Genetikai gyakorlatok</w:t>
+        </w:r>
+      </w:hyperlink>
+      <w:r>
+        <w:t xml:space="preserve">: 7. Bioinformatika – Genetikai betegségek megismerése és kimutatása (HU)</w:t>
+      </w:r>
+    </w:p>
+    <w:bookmarkEnd w:id="67"/>
+    <w:bookmarkStart w:id="68" w:name="Xda60c5005483cababa5490ca6d2c778663b5cb2"/>
+    <w:p>
+      <w:pPr>
+        <w:pStyle w:val="Heading2"/>
+      </w:pPr>
+      <w:r>
+        <w:t xml:space="preserve">Egyéb Oktatással Kapcsolatos Tevékenységek</w:t>
+      </w:r>
+    </w:p>
+    <w:p>
+      <w:pPr>
+        <w:numPr>
+          <w:ilvl w:val="0"/>
+          <w:numId w:val="1013"/>
+        </w:numPr>
+      </w:pPr>
+      <w:r>
+        <w:t xml:space="preserve">Doktori disszertáció bíráló (4); Doktori védésen titkár (4); Doktori védésen bizottsági tag (5); Komplex vizsgán vizsgáztató – ELTE, Pázmány Péter Katolikus Egyetem, Magyar Agrár- és Élettudományi Egyetem, Semmelweiss Egyetem, Debreceni Egyetem (6); MSc záróvizsgáztató (5); Országos Tudományos Diákköri Konferencián zsűritag (4)</w:t>
+      </w:r>
+    </w:p>
+    <w:p>
+      <w:pPr>
+        <w:numPr>
+          <w:ilvl w:val="0"/>
+          <w:numId w:val="1013"/>
+        </w:numPr>
+      </w:pPr>
+      <w:r>
+        <w:t xml:space="preserve">ELTE Bioinformatika MSc specializáció felelőse (2026-)</w:t>
+      </w:r>
+    </w:p>
+    <w:p>
+      <w:pPr>
+        <w:numPr>
+          <w:ilvl w:val="0"/>
+          <w:numId w:val="1013"/>
+        </w:numPr>
+      </w:pPr>
+      <w:r>
+        <w:t xml:space="preserve">ELTE Molekuláris genetika, sejt- és fejlődésbiológia MSc specializáció felelőse (2020-2026)</w:t>
+      </w:r>
+    </w:p>
+    <w:bookmarkEnd w:id="68"/>
+    <w:bookmarkEnd w:id="69"/>
+    <w:bookmarkStart w:id="72" w:name="témavezetés-és-mentorálás"/>
     <w:p>
       <w:pPr>
         <w:pStyle w:val="Heading1"/>
       </w:pPr>
       <w:r>
-        <w:t xml:space="preserve">Oktatási Tevékenység</w:t>
-      </w:r>
-    </w:p>
-    <w:bookmarkStart w:id="65" w:name="jelenleg"/>
+        <w:t xml:space="preserve">Témavezetés és Mentorálás</w:t>
+      </w:r>
+    </w:p>
+    <w:p>
+      <w:pPr>
+        <w:pStyle w:val="Compact"/>
+        <w:numPr>
+          <w:ilvl w:val="0"/>
+          <w:numId w:val="1014"/>
+        </w:numPr>
+      </w:pPr>
+      <w:hyperlink r:id="rId70">
+        <w:r>
+          <w:rPr>
+            <w:rStyle w:val="Hyperlink"/>
+          </w:rPr>
+          <w:t xml:space="preserve">Személyes lap az Országos Doktori Tanács honlapján</w:t>
+        </w:r>
+      </w:hyperlink>
+    </w:p>
+    <w:p>
+      <w:pPr>
+        <w:pStyle w:val="Compact"/>
+        <w:numPr>
+          <w:ilvl w:val="0"/>
+          <w:numId w:val="1014"/>
+        </w:numPr>
+      </w:pPr>
+      <w:r>
+        <w:rPr>
+          <w:b/>
+          <w:bCs/>
+        </w:rPr>
+        <w:t xml:space="preserve">Folyamatban lévő témavezetések</w:t>
+      </w:r>
+      <w:r>
+        <w:t xml:space="preserve">: 3 társ-témavezetett PhD hallgató, 2 MSc hallgató</w:t>
+      </w:r>
+    </w:p>
+    <w:p>
+      <w:pPr>
+        <w:pStyle w:val="Compact"/>
+        <w:numPr>
+          <w:ilvl w:val="0"/>
+          <w:numId w:val="1014"/>
+        </w:numPr>
+      </w:pPr>
+      <w:r>
+        <w:rPr>
+          <w:b/>
+          <w:bCs/>
+        </w:rPr>
+        <w:t xml:space="preserve">Végzett hallgatók</w:t>
+      </w:r>
+      <w:r>
+        <w:t xml:space="preserve">: 4 társ-témavezetett PhD, 7 MSc, 14 BSc, 10 TDK hallgató – közülük egy OTDK 2. helyezés</w:t>
+      </w:r>
+    </w:p>
+    <w:p>
+      <w:pPr>
+        <w:pStyle w:val="Compact"/>
+        <w:numPr>
+          <w:ilvl w:val="0"/>
+          <w:numId w:val="1014"/>
+        </w:numPr>
+      </w:pPr>
+      <w:r>
+        <w:rPr>
+          <w:b/>
+          <w:bCs/>
+        </w:rPr>
+        <w:t xml:space="preserve">Mentorálás</w:t>
+      </w:r>
+      <w:r>
+        <w:t xml:space="preserve">: 1 Egyetemi tanulmányokat külföldön folytató magyar hallgatók nyári gyakorlatának támogatása c. pályázattal,</w:t>
+      </w:r>
+      <w:r>
+        <w:t xml:space="preserve"> </w:t>
+      </w:r>
+      <w:hyperlink r:id="rId71">
+        <w:r>
+          <w:rPr>
+            <w:rStyle w:val="Hyperlink"/>
+          </w:rPr>
+          <w:t xml:space="preserve">Szent-Györgyi Mentorprogram</w:t>
+        </w:r>
+      </w:hyperlink>
+      <w:r>
+        <w:t xml:space="preserve"> </w:t>
+      </w:r>
+      <w:r>
+        <w:t xml:space="preserve">mentorálás</w:t>
+      </w:r>
+    </w:p>
+    <w:bookmarkEnd w:id="72"/>
+    <w:bookmarkStart w:id="78" w:name="workshopok"/>
+    <w:p>
+      <w:pPr>
+        <w:pStyle w:val="Heading1"/>
+      </w:pPr>
+      <w:r>
+        <w:t xml:space="preserve">Workshopok</w:t>
+      </w:r>
+    </w:p>
+    <w:bookmarkStart w:id="76" w:name="oktatóként"/>
     <w:p>
       <w:pPr>
         <w:pStyle w:val="Heading2"/>
       </w:pPr>
       <w:r>
-        <w:t xml:space="preserve">Jelenleg</w:t>
-      </w:r>
-    </w:p>
-    <w:p>
-      <w:pPr>
-        <w:pStyle w:val="Compact"/>
-        <w:numPr>
-          <w:ilvl w:val="0"/>
-          <w:numId w:val="1010"/>
-        </w:numPr>
-      </w:pPr>
-      <w:hyperlink r:id="rId61">
-        <w:r>
-          <w:rPr>
-            <w:rStyle w:val="Hyperlink"/>
-          </w:rPr>
-          <w:t xml:space="preserve">Bioinformatika</w:t>
-        </w:r>
-      </w:hyperlink>
-      <w:r>
-        <w:t xml:space="preserve"> </w:t>
-      </w:r>
-      <w:r>
-        <w:t xml:space="preserve">(EA, LAB; EN) – MSc hallgatóknak</w:t>
-      </w:r>
-    </w:p>
-    <w:p>
-      <w:pPr>
-        <w:pStyle w:val="Compact"/>
-        <w:numPr>
-          <w:ilvl w:val="0"/>
-          <w:numId w:val="1010"/>
-        </w:numPr>
-      </w:pPr>
-      <w:hyperlink r:id="rId62">
-        <w:r>
-          <w:rPr>
-            <w:rStyle w:val="Hyperlink"/>
-          </w:rPr>
-          <w:t xml:space="preserve">Omikai adatok elemzése</w:t>
-        </w:r>
-      </w:hyperlink>
-      <w:r>
-        <w:t xml:space="preserve"> </w:t>
-      </w:r>
-      <w:r>
-        <w:t xml:space="preserve">(GY; EN) – MSc hallgatóknak. A kurzus bekerült a</w:t>
-      </w:r>
-      <w:r>
-        <w:t xml:space="preserve"> </w:t>
-      </w:r>
-      <w:hyperlink r:id="rId58">
-        <w:r>
-          <w:rPr>
-            <w:rStyle w:val="Hyperlink"/>
-          </w:rPr>
-          <w:t xml:space="preserve">CHARM-EU</w:t>
-        </w:r>
-      </w:hyperlink>
-      <w:r>
-        <w:t xml:space="preserve"> </w:t>
-      </w:r>
-      <w:r>
-        <w:t xml:space="preserve">kínálatába is.</w:t>
-      </w:r>
-    </w:p>
-    <w:p>
-      <w:pPr>
-        <w:pStyle w:val="Compact"/>
-        <w:numPr>
-          <w:ilvl w:val="0"/>
-          <w:numId w:val="1010"/>
-        </w:numPr>
-      </w:pPr>
-      <w:hyperlink r:id="rId63">
-        <w:r>
-          <w:rPr>
-            <w:rStyle w:val="Hyperlink"/>
-          </w:rPr>
-          <w:t xml:space="preserve">Haladó R programozás biológusoknak</w:t>
-        </w:r>
-      </w:hyperlink>
-      <w:r>
-        <w:t xml:space="preserve"> </w:t>
-      </w:r>
-      <w:r>
-        <w:t xml:space="preserve">(GY; EN) – MSc hallgatóknak</w:t>
-      </w:r>
-    </w:p>
-    <w:p>
-      <w:pPr>
-        <w:pStyle w:val="Compact"/>
-        <w:numPr>
-          <w:ilvl w:val="0"/>
-          <w:numId w:val="1010"/>
-        </w:numPr>
-      </w:pPr>
-      <w:hyperlink r:id="rId64">
-        <w:r>
-          <w:rPr>
-            <w:rStyle w:val="Hyperlink"/>
-          </w:rPr>
-          <w:t xml:space="preserve">Filogenetika</w:t>
-        </w:r>
-      </w:hyperlink>
-      <w:r>
-        <w:t xml:space="preserve"> </w:t>
-      </w:r>
-      <w:r>
-        <w:t xml:space="preserve">(EA, GY; EN) – MSc hallgatóknak</w:t>
-      </w:r>
-    </w:p>
-    <w:p>
-      <w:pPr>
-        <w:pStyle w:val="Compact"/>
-        <w:numPr>
-          <w:ilvl w:val="0"/>
-          <w:numId w:val="1010"/>
-        </w:numPr>
-      </w:pPr>
-      <w:r>
-        <w:t xml:space="preserve">Bioinformatikai szemináriumok (EA; EN) – PhD hallgatóknak</w:t>
-      </w:r>
-    </w:p>
-    <w:bookmarkEnd w:id="65"/>
-    <w:bookmarkStart w:id="66" w:name="korábban-1"/>
-    <w:p>
-      <w:pPr>
-        <w:pStyle w:val="Heading2"/>
-      </w:pPr>
-      <w:r>
-        <w:t xml:space="preserve">Korábban</w:t>
-      </w:r>
-    </w:p>
-    <w:p>
-      <w:pPr>
-        <w:pStyle w:val="Compact"/>
-        <w:numPr>
-          <w:ilvl w:val="0"/>
-          <w:numId w:val="1011"/>
-        </w:numPr>
-      </w:pPr>
-      <w:r>
-        <w:t xml:space="preserve">Bevezetés a bioinformatikába (EA; HU) – BSc hallgatóknak (a kurzus kidolgozása, jelenleg egy előadás)</w:t>
-      </w:r>
-    </w:p>
-    <w:p>
-      <w:pPr>
-        <w:pStyle w:val="Compact"/>
-        <w:numPr>
-          <w:ilvl w:val="0"/>
-          <w:numId w:val="1011"/>
-        </w:numPr>
-      </w:pPr>
-      <w:r>
-        <w:t xml:space="preserve">Alapozó bioinformatika (EA; HU) – BSc hallgatóknak (a kurzus kidolgozása)</w:t>
-      </w:r>
-    </w:p>
-    <w:p>
-      <w:pPr>
-        <w:pStyle w:val="Compact"/>
-        <w:numPr>
-          <w:ilvl w:val="0"/>
-          <w:numId w:val="1011"/>
-        </w:numPr>
-      </w:pPr>
-      <w:r>
-        <w:t xml:space="preserve">Genetika gyakorlat (néhány GY; HU) – BSc hallgatóknak</w:t>
-      </w:r>
-    </w:p>
-    <w:p>
-      <w:pPr>
-        <w:pStyle w:val="Compact"/>
-        <w:numPr>
-          <w:ilvl w:val="0"/>
-          <w:numId w:val="1011"/>
-        </w:numPr>
-      </w:pPr>
-      <w:r>
-        <w:t xml:space="preserve">Genomika (néhány EA; EN, HU) – MSc hallgatóknak</w:t>
-      </w:r>
-    </w:p>
-    <w:p>
-      <w:pPr>
-        <w:pStyle w:val="Compact"/>
-        <w:numPr>
-          <w:ilvl w:val="0"/>
-          <w:numId w:val="1011"/>
-        </w:numPr>
-      </w:pPr>
-      <w:r>
-        <w:t xml:space="preserve">Molekuláris Evolúció (néhány, EA; HU) – MSc hallgatóknak</w:t>
-      </w:r>
-    </w:p>
-    <w:p>
-      <w:pPr>
-        <w:pStyle w:val="Compact"/>
-        <w:numPr>
-          <w:ilvl w:val="0"/>
-          <w:numId w:val="1011"/>
-        </w:numPr>
-      </w:pPr>
-      <w:r>
-        <w:t xml:space="preserve">Evolúcióbiológia (néhány, EA; HU) – MSc hallgatóknak</w:t>
-      </w:r>
-    </w:p>
-    <w:p>
-      <w:pPr>
-        <w:pStyle w:val="Compact"/>
-        <w:numPr>
-          <w:ilvl w:val="0"/>
-          <w:numId w:val="1011"/>
-        </w:numPr>
-      </w:pPr>
-      <w:r>
-        <w:t xml:space="preserve">Diszkrét matematikai módszerek a biológiában (EA, GY; HU) – MSc és PhD hallgatóknak</w:t>
-      </w:r>
-    </w:p>
-    <w:bookmarkEnd w:id="66"/>
-    <w:bookmarkStart w:id="68" w:name="egyetemi-jegyzet"/>
-    <w:p>
-      <w:pPr>
-        <w:pStyle w:val="Heading2"/>
-      </w:pPr>
-      <w:r>
-        <w:t xml:space="preserve">Egyetemi Jegyzet</w:t>
-      </w:r>
-    </w:p>
-    <w:p>
-      <w:pPr>
-        <w:pStyle w:val="Compact"/>
-        <w:numPr>
-          <w:ilvl w:val="0"/>
-          <w:numId w:val="1012"/>
-        </w:numPr>
-      </w:pPr>
-      <w:hyperlink r:id="rId67">
-        <w:r>
-          <w:rPr>
-            <w:rStyle w:val="Hyperlink"/>
-          </w:rPr>
-          <w:t xml:space="preserve">Genetikai gyakorlatok</w:t>
-        </w:r>
-      </w:hyperlink>
-      <w:r>
-        <w:t xml:space="preserve">: 7. Bioinformatika – Genetikai betegségek megismerése és kimutatása (HU)</w:t>
-      </w:r>
-    </w:p>
-    <w:bookmarkEnd w:id="68"/>
-    <w:bookmarkStart w:id="69" w:name="Xda60c5005483cababa5490ca6d2c778663b5cb2"/>
-    <w:p>
-      <w:pPr>
-        <w:pStyle w:val="Heading2"/>
-      </w:pPr>
-      <w:r>
-        <w:t xml:space="preserve">Egyéb Oktatással Kapcsolatos Tevékenységek</w:t>
-      </w:r>
-    </w:p>
-    <w:p>
-      <w:pPr>
-        <w:numPr>
-          <w:ilvl w:val="0"/>
-          <w:numId w:val="1013"/>
-        </w:numPr>
-      </w:pPr>
-      <w:r>
-        <w:t xml:space="preserve">Doktori disszertáció bíráló (4); Doktori védésen titkár (4); Doktori védésen bizottsági tag (5); Komplex vizsgán vizsgáztató – ELTE, Pázmány Péter Katolikus Egyetem, Magyar Agrár- és Élettudományi Egyetem, Semmelweiss Egyetem, Debreceni Egyetem (6); MSc záróvizsgáztató (5); Országos Tudományos Diákköri Konferencián zsűritag (4)</w:t>
-      </w:r>
-    </w:p>
-    <w:p>
-      <w:pPr>
-        <w:numPr>
-          <w:ilvl w:val="0"/>
-          <w:numId w:val="1013"/>
-        </w:numPr>
-      </w:pPr>
-      <w:r>
-        <w:t xml:space="preserve">ELTE Bioinformatika MSc specializáció felelőse (2026-)</w:t>
-      </w:r>
-    </w:p>
-    <w:p>
-      <w:pPr>
-        <w:numPr>
-          <w:ilvl w:val="0"/>
-          <w:numId w:val="1013"/>
-        </w:numPr>
-      </w:pPr>
-      <w:r>
-        <w:t xml:space="preserve">ELTE Molekuláris genetika, sejt- és fejlődésbiológia MSc specializáció felelőse (2020-2026)</w:t>
-      </w:r>
-    </w:p>
-    <w:bookmarkEnd w:id="69"/>
-    <w:bookmarkEnd w:id="70"/>
-    <w:bookmarkStart w:id="73" w:name="témavezetés-és-mentorálás"/>
-    <w:p>
-      <w:pPr>
-        <w:pStyle w:val="Heading1"/>
-      </w:pPr>
-      <w:r>
-        <w:t xml:space="preserve">Témavezetés és Mentorálás</w:t>
-      </w:r>
-    </w:p>
-    <w:p>
-      <w:pPr>
-        <w:pStyle w:val="Compact"/>
-        <w:numPr>
-          <w:ilvl w:val="0"/>
-          <w:numId w:val="1014"/>
-        </w:numPr>
-      </w:pPr>
-      <w:hyperlink r:id="rId71">
-        <w:r>
-          <w:rPr>
-            <w:rStyle w:val="Hyperlink"/>
-          </w:rPr>
-          <w:t xml:space="preserve">Személyes lap az Országos Doktori Tanács honlapján</w:t>
-        </w:r>
-      </w:hyperlink>
-    </w:p>
-    <w:p>
-      <w:pPr>
-        <w:pStyle w:val="Compact"/>
-        <w:numPr>
-          <w:ilvl w:val="0"/>
-          <w:numId w:val="1014"/>
-        </w:numPr>
-      </w:pPr>
-      <w:r>
-        <w:rPr>
-          <w:b/>
-          <w:bCs/>
-        </w:rPr>
-        <w:t xml:space="preserve">Folyamatban lévő témavezetések</w:t>
-      </w:r>
-      <w:r>
-        <w:t xml:space="preserve">: 3 társ-témavezetett PhD hallgató, 2 MSc hallgató</w:t>
-      </w:r>
-    </w:p>
-    <w:p>
-      <w:pPr>
-        <w:pStyle w:val="Compact"/>
-        <w:numPr>
-          <w:ilvl w:val="0"/>
-          <w:numId w:val="1014"/>
-        </w:numPr>
-      </w:pPr>
-      <w:r>
-        <w:rPr>
-          <w:b/>
-          <w:bCs/>
-        </w:rPr>
-        <w:t xml:space="preserve">Végzett hallgatók</w:t>
-      </w:r>
-      <w:r>
-        <w:t xml:space="preserve">: 4 társ-témavezetett PhD, 7 MSc, 14 BSc, 10 TDK hallgató – közülük egy OTDK 2. helyezés</w:t>
-      </w:r>
-    </w:p>
-    <w:p>
-      <w:pPr>
-        <w:pStyle w:val="Compact"/>
-        <w:numPr>
-          <w:ilvl w:val="0"/>
-          <w:numId w:val="1014"/>
-        </w:numPr>
-      </w:pPr>
-      <w:r>
-        <w:rPr>
-          <w:b/>
-          <w:bCs/>
-        </w:rPr>
-        <w:t xml:space="preserve">Mentorálás</w:t>
-      </w:r>
-      <w:r>
-        <w:t xml:space="preserve">: 1 Egyetemi tanulmányokat külföldön folytató magyar hallgatók nyári gyakorlatának támogatása c. pályázattal,</w:t>
-      </w:r>
-      <w:r>
-        <w:t xml:space="preserve"> </w:t>
-      </w:r>
-      <w:hyperlink r:id="rId72">
-        <w:r>
-          <w:rPr>
-            <w:rStyle w:val="Hyperlink"/>
-          </w:rPr>
-          <w:t xml:space="preserve">Szent-Györgyi Mentorprogram</w:t>
-        </w:r>
-      </w:hyperlink>
-      <w:r>
-        <w:t xml:space="preserve"> </w:t>
-      </w:r>
-      <w:r>
-        <w:t xml:space="preserve">mentorálás</w:t>
-      </w:r>
-    </w:p>
-    <w:bookmarkEnd w:id="73"/>
-    <w:bookmarkStart w:id="79" w:name="workshopok"/>
-    <w:p>
-      <w:pPr>
-        <w:pStyle w:val="Heading1"/>
-      </w:pPr>
-      <w:r>
-        <w:t xml:space="preserve">Workshopok</w:t>
-      </w:r>
-    </w:p>
-    <w:bookmarkStart w:id="77" w:name="oktatóként"/>
-    <w:p>
-      <w:pPr>
-        <w:pStyle w:val="Heading2"/>
-      </w:pPr>
-      <w:r>
         <w:t xml:space="preserve">Oktatóként</w:t>
       </w:r>
     </w:p>
@@ -1815,27 +1737,27 @@
       <w:r>
         <w:t xml:space="preserve"> </w:t>
       </w:r>
+      <w:hyperlink r:id="rId73">
+        <w:r>
+          <w:rPr>
+            <w:rStyle w:val="Hyperlink"/>
+          </w:rPr>
+          <w:t xml:space="preserve">Budapest Summer University 2026</w:t>
+        </w:r>
+      </w:hyperlink>
+      <w:r>
+        <w:t xml:space="preserve">-n, ELTE, Budapest</w:t>
+      </w:r>
+    </w:p>
+    <w:p>
+      <w:pPr>
+        <w:pStyle w:val="Compact"/>
+        <w:numPr>
+          <w:ilvl w:val="0"/>
+          <w:numId w:val="1015"/>
+        </w:numPr>
+      </w:pPr>
       <w:hyperlink r:id="rId74">
-        <w:r>
-          <w:rPr>
-            <w:rStyle w:val="Hyperlink"/>
-          </w:rPr>
-          <w:t xml:space="preserve">Budapest Summer University 2026</w:t>
-        </w:r>
-      </w:hyperlink>
-      <w:r>
-        <w:t xml:space="preserve">-n, ELTE, Budapest</w:t>
-      </w:r>
-    </w:p>
-    <w:p>
-      <w:pPr>
-        <w:pStyle w:val="Compact"/>
-        <w:numPr>
-          <w:ilvl w:val="0"/>
-          <w:numId w:val="1015"/>
-        </w:numPr>
-      </w:pPr>
-      <w:hyperlink r:id="rId75">
         <w:r>
           <w:rPr>
             <w:rStyle w:val="Hyperlink"/>
@@ -1857,7 +1779,7 @@
           <w:numId w:val="1015"/>
         </w:numPr>
       </w:pPr>
-      <w:hyperlink r:id="rId76">
+      <w:hyperlink r:id="rId75">
         <w:r>
           <w:rPr>
             <w:rStyle w:val="Hyperlink"/>
@@ -1871,133 +1793,133 @@
         <w:t xml:space="preserve">, 2014 Vet-Med Uni Bécs, Ausztria: RNA-Seq adatelemzés gyakorlat</w:t>
       </w:r>
     </w:p>
+    <w:bookmarkEnd w:id="76"/>
+    <w:bookmarkStart w:id="77" w:name="részvevőként"/>
+    <w:p>
+      <w:pPr>
+        <w:pStyle w:val="Heading2"/>
+      </w:pPr>
+      <w:r>
+        <w:t xml:space="preserve">Részvevőként</w:t>
+      </w:r>
+    </w:p>
+    <w:p>
+      <w:pPr>
+        <w:pStyle w:val="Compact"/>
+        <w:numPr>
+          <w:ilvl w:val="0"/>
+          <w:numId w:val="1016"/>
+        </w:numPr>
+      </w:pPr>
+      <w:r>
+        <w:rPr>
+          <w:i/>
+          <w:iCs/>
+        </w:rPr>
+        <w:t xml:space="preserve">EMBO Training: Laboratory Leadership Course</w:t>
+      </w:r>
+      <w:r>
+        <w:t xml:space="preserve">, 2024, Budapest</w:t>
+      </w:r>
+    </w:p>
+    <w:p>
+      <w:pPr>
+        <w:pStyle w:val="Compact"/>
+        <w:numPr>
+          <w:ilvl w:val="0"/>
+          <w:numId w:val="1016"/>
+        </w:numPr>
+      </w:pPr>
+      <w:r>
+        <w:rPr>
+          <w:i/>
+          <w:iCs/>
+        </w:rPr>
+        <w:t xml:space="preserve">An R Reproducibility Toolkit for the practical researcher</w:t>
+      </w:r>
+      <w:r>
+        <w:t xml:space="preserve">, 2022, online</w:t>
+      </w:r>
+    </w:p>
+    <w:p>
+      <w:pPr>
+        <w:pStyle w:val="Compact"/>
+        <w:numPr>
+          <w:ilvl w:val="0"/>
+          <w:numId w:val="1016"/>
+        </w:numPr>
+      </w:pPr>
+      <w:r>
+        <w:rPr>
+          <w:i/>
+          <w:iCs/>
+        </w:rPr>
+        <w:t xml:space="preserve">8th International Course in Microbial Ecology – Microbiome Metagenome Analysis</w:t>
+      </w:r>
+      <w:r>
+        <w:t xml:space="preserve">, 2017, CNR-ISE, Verbania, I</w:t>
+      </w:r>
+    </w:p>
+    <w:p>
+      <w:pPr>
+        <w:pStyle w:val="Compact"/>
+        <w:numPr>
+          <w:ilvl w:val="0"/>
+          <w:numId w:val="1016"/>
+        </w:numPr>
+      </w:pPr>
+      <w:r>
+        <w:rPr>
+          <w:i/>
+          <w:iCs/>
+        </w:rPr>
+        <w:t xml:space="preserve">EMBO course: Bioinformatics and Comparative Genome Analyses</w:t>
+      </w:r>
+      <w:r>
+        <w:t xml:space="preserve">, 2011, Inst. Pasteur Paris, F</w:t>
+      </w:r>
+    </w:p>
+    <w:p>
+      <w:pPr>
+        <w:pStyle w:val="Compact"/>
+        <w:numPr>
+          <w:ilvl w:val="0"/>
+          <w:numId w:val="1016"/>
+        </w:numPr>
+      </w:pPr>
+      <w:r>
+        <w:rPr>
+          <w:i/>
+          <w:iCs/>
+        </w:rPr>
+        <w:t xml:space="preserve">Computational Phyloinformatics Course</w:t>
+      </w:r>
+      <w:r>
+        <w:t xml:space="preserve">, 2008, Duke Univ., Durham, NC, USA</w:t>
+      </w:r>
+    </w:p>
+    <w:p>
+      <w:pPr>
+        <w:pStyle w:val="Compact"/>
+        <w:numPr>
+          <w:ilvl w:val="0"/>
+          <w:numId w:val="1016"/>
+        </w:numPr>
+      </w:pPr>
+      <w:r>
+        <w:rPr>
+          <w:i/>
+          <w:iCs/>
+        </w:rPr>
+        <w:t xml:space="preserve">Workshop on Molecular Evolution</w:t>
+      </w:r>
+      <w:r>
+        <w:t xml:space="preserve">, 2006, Marine Biological Lab., Woods Hole, MA, USA</w:t>
+      </w:r>
+    </w:p>
     <w:bookmarkEnd w:id="77"/>
-    <w:bookmarkStart w:id="78" w:name="részvevőként"/>
-    <w:p>
-      <w:pPr>
-        <w:pStyle w:val="Heading2"/>
-      </w:pPr>
-      <w:r>
-        <w:t xml:space="preserve">Részvevőként</w:t>
-      </w:r>
-    </w:p>
-    <w:p>
-      <w:pPr>
-        <w:pStyle w:val="Compact"/>
-        <w:numPr>
-          <w:ilvl w:val="0"/>
-          <w:numId w:val="1016"/>
-        </w:numPr>
-      </w:pPr>
-      <w:r>
-        <w:rPr>
-          <w:i/>
-          <w:iCs/>
-        </w:rPr>
-        <w:t xml:space="preserve">EMBO Training: Laboratory Leadership Course</w:t>
-      </w:r>
-      <w:r>
-        <w:t xml:space="preserve">, 2024, Budapest</w:t>
-      </w:r>
-    </w:p>
-    <w:p>
-      <w:pPr>
-        <w:pStyle w:val="Compact"/>
-        <w:numPr>
-          <w:ilvl w:val="0"/>
-          <w:numId w:val="1016"/>
-        </w:numPr>
-      </w:pPr>
-      <w:r>
-        <w:rPr>
-          <w:i/>
-          <w:iCs/>
-        </w:rPr>
-        <w:t xml:space="preserve">An R Reproducibility Toolkit for the practical researcher</w:t>
-      </w:r>
-      <w:r>
-        <w:t xml:space="preserve">, 2022, online</w:t>
-      </w:r>
-    </w:p>
-    <w:p>
-      <w:pPr>
-        <w:pStyle w:val="Compact"/>
-        <w:numPr>
-          <w:ilvl w:val="0"/>
-          <w:numId w:val="1016"/>
-        </w:numPr>
-      </w:pPr>
-      <w:r>
-        <w:rPr>
-          <w:i/>
-          <w:iCs/>
-        </w:rPr>
-        <w:t xml:space="preserve">8th International Course in Microbial Ecology – Microbiome Metagenome Analysis</w:t>
-      </w:r>
-      <w:r>
-        <w:t xml:space="preserve">, 2017, CNR-ISE, Verbania, I</w:t>
-      </w:r>
-    </w:p>
-    <w:p>
-      <w:pPr>
-        <w:pStyle w:val="Compact"/>
-        <w:numPr>
-          <w:ilvl w:val="0"/>
-          <w:numId w:val="1016"/>
-        </w:numPr>
-      </w:pPr>
-      <w:r>
-        <w:rPr>
-          <w:i/>
-          <w:iCs/>
-        </w:rPr>
-        <w:t xml:space="preserve">EMBO course: Bioinformatics and Comparative Genome Analyses</w:t>
-      </w:r>
-      <w:r>
-        <w:t xml:space="preserve">, 2011, Inst. Pasteur Paris, F</w:t>
-      </w:r>
-    </w:p>
-    <w:p>
-      <w:pPr>
-        <w:pStyle w:val="Compact"/>
-        <w:numPr>
-          <w:ilvl w:val="0"/>
-          <w:numId w:val="1016"/>
-        </w:numPr>
-      </w:pPr>
-      <w:r>
-        <w:rPr>
-          <w:i/>
-          <w:iCs/>
-        </w:rPr>
-        <w:t xml:space="preserve">Computational Phyloinformatics Course</w:t>
-      </w:r>
-      <w:r>
-        <w:t xml:space="preserve">, 2008, Duke Univ., Durham, NC, USA</w:t>
-      </w:r>
-    </w:p>
-    <w:p>
-      <w:pPr>
-        <w:pStyle w:val="Compact"/>
-        <w:numPr>
-          <w:ilvl w:val="0"/>
-          <w:numId w:val="1016"/>
-        </w:numPr>
-      </w:pPr>
-      <w:r>
-        <w:rPr>
-          <w:i/>
-          <w:iCs/>
-        </w:rPr>
-        <w:t xml:space="preserve">Workshop on Molecular Evolution</w:t>
-      </w:r>
-      <w:r>
-        <w:t xml:space="preserve">, 2006, Marine Biological Lab., Woods Hole, MA, USA</w:t>
-      </w:r>
-    </w:p>
     <w:bookmarkEnd w:id="78"/>
-    <w:bookmarkEnd w:id="79"/>
-    <w:bookmarkStart w:id="86" w:name="tagságok"/>
+    <w:bookmarkStart w:id="85" w:name="tagságok"/>
     <w:p>
       <w:pPr>
         <w:pStyle w:val="Heading1"/>
@@ -2014,29 +1936,59 @@
           <w:numId w:val="1017"/>
         </w:numPr>
       </w:pPr>
+      <w:hyperlink r:id="rId79">
+        <w:r>
+          <w:rPr>
+            <w:rStyle w:val="Hyperlink"/>
+          </w:rPr>
+          <w:t xml:space="preserve">Magyar Bioinformatikai Társaság</w:t>
+        </w:r>
+      </w:hyperlink>
+      <w:r>
+        <w:t xml:space="preserve">: 2016 –</w:t>
+      </w:r>
+      <w:r>
+        <w:t xml:space="preserve"> </w:t>
+      </w:r>
+      <w:r>
+        <w:rPr>
+          <w:b/>
+          <w:bCs/>
+        </w:rPr>
+        <w:t xml:space="preserve">elnökségi tag</w:t>
+      </w:r>
+      <w:r>
+        <w:t xml:space="preserve">, 2006 – tag</w:t>
+      </w:r>
+    </w:p>
+    <w:p>
+      <w:pPr>
+        <w:pStyle w:val="Compact"/>
+        <w:numPr>
+          <w:ilvl w:val="0"/>
+          <w:numId w:val="1017"/>
+        </w:numPr>
+      </w:pPr>
       <w:hyperlink r:id="rId80">
         <w:r>
           <w:rPr>
             <w:rStyle w:val="Hyperlink"/>
           </w:rPr>
-          <w:t xml:space="preserve">Magyar Bioinformatikai Társaság</w:t>
-        </w:r>
-      </w:hyperlink>
-      <w:r>
-        <w:t xml:space="preserve">: 2016 –</w:t>
-      </w:r>
-      <w:r>
-        <w:t xml:space="preserve"> </w:t>
-      </w:r>
-      <w:r>
-        <w:rPr>
-          <w:b/>
-          <w:bCs/>
-        </w:rPr>
-        <w:t xml:space="preserve">elnökségi tag</w:t>
-      </w:r>
-      <w:r>
-        <w:t xml:space="preserve">, 2006 – tag</w:t>
+          <w:t xml:space="preserve">Magyar Tudományos Akadémia, Bioinformatikai Osztályközi Tudományos Bizottság</w:t>
+        </w:r>
+      </w:hyperlink>
+      <w:r>
+        <w:t xml:space="preserve">: 2021 –</w:t>
+      </w:r>
+      <w:r>
+        <w:t xml:space="preserve"> </w:t>
+      </w:r>
+      <w:r>
+        <w:rPr>
+          <w:b/>
+          <w:bCs/>
+        </w:rPr>
+        <w:t xml:space="preserve">szavazati jogú bizottsági tag</w:t>
       </w:r>
     </w:p>
     <w:p>
@@ -2047,26 +1999,22 @@
           <w:numId w:val="1017"/>
         </w:numPr>
       </w:pPr>
+      <w:r>
+        <w:t xml:space="preserve">Vezető kutató az</w:t>
+      </w:r>
+      <w:r>
+        <w:t xml:space="preserve"> </w:t>
+      </w:r>
       <w:hyperlink r:id="rId81">
         <w:r>
           <w:rPr>
             <w:rStyle w:val="Hyperlink"/>
           </w:rPr>
-          <w:t xml:space="preserve">Magyar Tudományos Akadémia, Bioinformatikai Osztályközi Tudományos Bizottság</w:t>
-        </w:r>
-      </w:hyperlink>
-      <w:r>
-        <w:t xml:space="preserve">: 2021 –</w:t>
-      </w:r>
-      <w:r>
-        <w:t xml:space="preserve"> </w:t>
-      </w:r>
-      <w:r>
-        <w:rPr>
-          <w:b/>
-          <w:bCs/>
-        </w:rPr>
-        <w:t xml:space="preserve">szavazati jogú bizottsági tag</w:t>
+          <w:t xml:space="preserve">Elixir Europe magyarországi szervezetében</w:t>
+        </w:r>
+      </w:hyperlink>
+      <w:r>
+        <w:t xml:space="preserve">: 2023 –</w:t>
       </w:r>
     </w:p>
     <w:p>
@@ -2077,22 +2025,19 @@
           <w:numId w:val="1017"/>
         </w:numPr>
       </w:pPr>
-      <w:r>
-        <w:t xml:space="preserve">Vezető kutató az</w:t>
-      </w:r>
-      <w:r>
-        <w:t xml:space="preserve"> </w:t>
-      </w:r>
       <w:hyperlink r:id="rId82">
         <w:r>
           <w:rPr>
             <w:rStyle w:val="Hyperlink"/>
           </w:rPr>
-          <w:t xml:space="preserve">Elixir Europe magyarországi szervezetében</w:t>
-        </w:r>
-      </w:hyperlink>
-      <w:r>
-        <w:t xml:space="preserve">: 2023 –</w:t>
+          <w:t xml:space="preserve">Tudományos Számítások Intézete Egyesület</w:t>
+        </w:r>
+      </w:hyperlink>
+      <w:r>
+        <w:t xml:space="preserve"> </w:t>
+      </w:r>
+      <w:r>
+        <w:t xml:space="preserve">(SciComp): 2024 – tag</w:t>
       </w:r>
     </w:p>
     <w:p>
@@ -2103,19 +2048,22 @@
           <w:numId w:val="1017"/>
         </w:numPr>
       </w:pPr>
+      <w:r>
+        <w:t xml:space="preserve">Magyar Tudományos Akadémia Köztestülete: 2013 – tag (azonosító:</w:t>
+      </w:r>
+      <w:r>
+        <w:t xml:space="preserve"> </w:t>
+      </w:r>
       <w:hyperlink r:id="rId83">
         <w:r>
           <w:rPr>
             <w:rStyle w:val="Hyperlink"/>
           </w:rPr>
-          <w:t xml:space="preserve">Tudományos Számítások Intézete Egyesület</w:t>
-        </w:r>
-      </w:hyperlink>
-      <w:r>
-        <w:t xml:space="preserve"> </w:t>
-      </w:r>
-      <w:r>
-        <w:t xml:space="preserve">(SciComp): 2024 – tag</w:t>
+          <w:t xml:space="preserve">31344</w:t>
+        </w:r>
+      </w:hyperlink>
+      <w:r>
+        <w:t xml:space="preserve">)</w:t>
       </w:r>
     </w:p>
     <w:p>
@@ -2126,37 +2074,11 @@
           <w:numId w:val="1017"/>
         </w:numPr>
       </w:pPr>
-      <w:r>
-        <w:t xml:space="preserve">Magyar Tudományos Akadémia Köztestülete: 2013 – tag (azonosító:</w:t>
-      </w:r>
-      <w:r>
-        <w:t xml:space="preserve"> </w:t>
-      </w:r>
       <w:hyperlink r:id="rId84">
         <w:r>
           <w:rPr>
             <w:rStyle w:val="Hyperlink"/>
           </w:rPr>
-          <w:t xml:space="preserve">31344</w:t>
-        </w:r>
-      </w:hyperlink>
-      <w:r>
-        <w:t xml:space="preserve">)</w:t>
-      </w:r>
-    </w:p>
-    <w:p>
-      <w:pPr>
-        <w:pStyle w:val="Compact"/>
-        <w:numPr>
-          <w:ilvl w:val="0"/>
-          <w:numId w:val="1017"/>
-        </w:numPr>
-      </w:pPr>
-      <w:hyperlink r:id="rId85">
-        <w:r>
-          <w:rPr>
-            <w:rStyle w:val="Hyperlink"/>
-          </w:rPr>
           <w:t xml:space="preserve">ELTE Természettudományi Kar Etikai Bizottságának</w:t>
         </w:r>
       </w:hyperlink>
@@ -2177,526 +2099,526 @@
         <w:t xml:space="preserve">(2025 – )</w:t>
       </w:r>
     </w:p>
+    <w:bookmarkEnd w:id="85"/>
+    <w:bookmarkStart w:id="86" w:name="idegen-nyelvek"/>
+    <w:p>
+      <w:pPr>
+        <w:pStyle w:val="Heading1"/>
+      </w:pPr>
+      <w:r>
+        <w:t xml:space="preserve">Idegen Nyelvek</w:t>
+      </w:r>
+    </w:p>
+    <w:p>
+      <w:pPr>
+        <w:pStyle w:val="Compact"/>
+        <w:numPr>
+          <w:ilvl w:val="0"/>
+          <w:numId w:val="1018"/>
+        </w:numPr>
+      </w:pPr>
+      <w:r>
+        <w:t xml:space="preserve">Angol – tárgyalási szint (C1, középfokú nyelvvizsga)</w:t>
+      </w:r>
+    </w:p>
+    <w:p>
+      <w:pPr>
+        <w:pStyle w:val="Compact"/>
+        <w:numPr>
+          <w:ilvl w:val="0"/>
+          <w:numId w:val="1018"/>
+        </w:numPr>
+      </w:pPr>
+      <w:r>
+        <w:t xml:space="preserve">Olasz – alapfokú nyelvvizsga</w:t>
+      </w:r>
+    </w:p>
     <w:bookmarkEnd w:id="86"/>
-    <w:bookmarkStart w:id="87" w:name="idegen-nyelvek"/>
+    <w:bookmarkStart w:id="87" w:name="érdeklődési-területek"/>
     <w:p>
       <w:pPr>
         <w:pStyle w:val="Heading1"/>
       </w:pPr>
       <w:r>
-        <w:t xml:space="preserve">Idegen Nyelvek</w:t>
-      </w:r>
-    </w:p>
-    <w:p>
-      <w:pPr>
-        <w:pStyle w:val="Compact"/>
-        <w:numPr>
-          <w:ilvl w:val="0"/>
-          <w:numId w:val="1018"/>
-        </w:numPr>
-      </w:pPr>
-      <w:r>
-        <w:t xml:space="preserve">Angol – tárgyalási szint (C1, középfokú nyelvvizsga)</w:t>
-      </w:r>
-    </w:p>
-    <w:p>
-      <w:pPr>
-        <w:pStyle w:val="Compact"/>
-        <w:numPr>
-          <w:ilvl w:val="0"/>
-          <w:numId w:val="1018"/>
-        </w:numPr>
-      </w:pPr>
-      <w:r>
-        <w:t xml:space="preserve">Olasz – alapfokú nyelvvizsga</w:t>
+        <w:t xml:space="preserve">Érdeklődési Területek</w:t>
+      </w:r>
+    </w:p>
+    <w:p>
+      <w:pPr>
+        <w:pStyle w:val="Compact"/>
+        <w:numPr>
+          <w:ilvl w:val="0"/>
+          <w:numId w:val="1019"/>
+        </w:numPr>
+      </w:pPr>
+      <w:r>
+        <w:t xml:space="preserve">Bioinformatika</w:t>
+      </w:r>
+    </w:p>
+    <w:p>
+      <w:pPr>
+        <w:pStyle w:val="Compact"/>
+        <w:numPr>
+          <w:ilvl w:val="0"/>
+          <w:numId w:val="1019"/>
+        </w:numPr>
+      </w:pPr>
+      <w:r>
+        <w:t xml:space="preserve">Evolúcióbiológia</w:t>
+      </w:r>
+    </w:p>
+    <w:p>
+      <w:pPr>
+        <w:pStyle w:val="Compact"/>
+        <w:numPr>
+          <w:ilvl w:val="0"/>
+          <w:numId w:val="1019"/>
+        </w:numPr>
+      </w:pPr>
+      <w:r>
+        <w:t xml:space="preserve">Antibiotikum-rezisztencia</w:t>
+      </w:r>
+    </w:p>
+    <w:p>
+      <w:pPr>
+        <w:pStyle w:val="Compact"/>
+        <w:numPr>
+          <w:ilvl w:val="0"/>
+          <w:numId w:val="1019"/>
+        </w:numPr>
+      </w:pPr>
+      <w:r>
+        <w:t xml:space="preserve">Összehasonlító genomika</w:t>
+      </w:r>
+    </w:p>
+    <w:p>
+      <w:pPr>
+        <w:pStyle w:val="Compact"/>
+        <w:numPr>
+          <w:ilvl w:val="0"/>
+          <w:numId w:val="1019"/>
+        </w:numPr>
+      </w:pPr>
+      <w:r>
+        <w:t xml:space="preserve">Molekuláris filogenetika</w:t>
+      </w:r>
+    </w:p>
+    <w:p>
+      <w:pPr>
+        <w:pStyle w:val="Compact"/>
+        <w:numPr>
+          <w:ilvl w:val="0"/>
+          <w:numId w:val="1019"/>
+        </w:numPr>
+      </w:pPr>
+      <w:r>
+        <w:t xml:space="preserve">Metagenomika</w:t>
+      </w:r>
+    </w:p>
+    <w:p>
+      <w:pPr>
+        <w:pStyle w:val="Compact"/>
+        <w:numPr>
+          <w:ilvl w:val="0"/>
+          <w:numId w:val="1019"/>
+        </w:numPr>
+      </w:pPr>
+      <w:r>
+        <w:t xml:space="preserve">Transzkriptomika</w:t>
+      </w:r>
+    </w:p>
+    <w:p>
+      <w:pPr>
+        <w:pStyle w:val="Compact"/>
+        <w:numPr>
+          <w:ilvl w:val="0"/>
+          <w:numId w:val="1019"/>
+        </w:numPr>
+      </w:pPr>
+      <w:r>
+        <w:t xml:space="preserve">Transzkripciós szabályozás</w:t>
+      </w:r>
+    </w:p>
+    <w:p>
+      <w:pPr>
+        <w:pStyle w:val="Compact"/>
+        <w:numPr>
+          <w:ilvl w:val="0"/>
+          <w:numId w:val="1019"/>
+        </w:numPr>
+      </w:pPr>
+      <w:r>
+        <w:t xml:space="preserve">Adatelemzés</w:t>
       </w:r>
     </w:p>
     <w:bookmarkEnd w:id="87"/>
-    <w:bookmarkStart w:id="88" w:name="érdeklődési-területek"/>
+    <w:bookmarkStart w:id="88" w:name="szakmai-készségek"/>
     <w:p>
       <w:pPr>
         <w:pStyle w:val="Heading1"/>
       </w:pPr>
       <w:r>
-        <w:t xml:space="preserve">Érdeklődési Területek</w:t>
-      </w:r>
-    </w:p>
-    <w:p>
-      <w:pPr>
-        <w:pStyle w:val="Compact"/>
-        <w:numPr>
-          <w:ilvl w:val="0"/>
-          <w:numId w:val="1019"/>
-        </w:numPr>
-      </w:pPr>
-      <w:r>
-        <w:t xml:space="preserve">Bioinformatika</w:t>
-      </w:r>
-    </w:p>
-    <w:p>
-      <w:pPr>
-        <w:pStyle w:val="Compact"/>
-        <w:numPr>
-          <w:ilvl w:val="0"/>
-          <w:numId w:val="1019"/>
-        </w:numPr>
-      </w:pPr>
-      <w:r>
-        <w:t xml:space="preserve">Evolúcióbiológia</w:t>
-      </w:r>
-    </w:p>
-    <w:p>
-      <w:pPr>
-        <w:pStyle w:val="Compact"/>
-        <w:numPr>
-          <w:ilvl w:val="0"/>
-          <w:numId w:val="1019"/>
-        </w:numPr>
-      </w:pPr>
-      <w:r>
-        <w:t xml:space="preserve">Antibiotikum-rezisztencia</w:t>
-      </w:r>
-    </w:p>
-    <w:p>
-      <w:pPr>
-        <w:pStyle w:val="Compact"/>
-        <w:numPr>
-          <w:ilvl w:val="0"/>
-          <w:numId w:val="1019"/>
-        </w:numPr>
-      </w:pPr>
-      <w:r>
-        <w:t xml:space="preserve">Összehasonlító genomika</w:t>
-      </w:r>
-    </w:p>
-    <w:p>
-      <w:pPr>
-        <w:pStyle w:val="Compact"/>
-        <w:numPr>
-          <w:ilvl w:val="0"/>
-          <w:numId w:val="1019"/>
-        </w:numPr>
-      </w:pPr>
-      <w:r>
-        <w:t xml:space="preserve">Molekuláris filogenetika</w:t>
-      </w:r>
-    </w:p>
-    <w:p>
-      <w:pPr>
-        <w:pStyle w:val="Compact"/>
-        <w:numPr>
-          <w:ilvl w:val="0"/>
-          <w:numId w:val="1019"/>
-        </w:numPr>
-      </w:pPr>
-      <w:r>
-        <w:t xml:space="preserve">Metagenomika</w:t>
-      </w:r>
-    </w:p>
-    <w:p>
-      <w:pPr>
-        <w:pStyle w:val="Compact"/>
-        <w:numPr>
-          <w:ilvl w:val="0"/>
-          <w:numId w:val="1019"/>
-        </w:numPr>
-      </w:pPr>
-      <w:r>
-        <w:t xml:space="preserve">Transzkriptomika</w:t>
-      </w:r>
-    </w:p>
-    <w:p>
-      <w:pPr>
-        <w:pStyle w:val="Compact"/>
-        <w:numPr>
-          <w:ilvl w:val="0"/>
-          <w:numId w:val="1019"/>
-        </w:numPr>
-      </w:pPr>
-      <w:r>
-        <w:t xml:space="preserve">Transzkripciós szabályozás</w:t>
-      </w:r>
-    </w:p>
-    <w:p>
-      <w:pPr>
-        <w:pStyle w:val="Compact"/>
-        <w:numPr>
-          <w:ilvl w:val="0"/>
-          <w:numId w:val="1019"/>
-        </w:numPr>
-      </w:pPr>
-      <w:r>
-        <w:t xml:space="preserve">Adatelemzés</w:t>
+        <w:t xml:space="preserve">Szakmai Készségek</w:t>
+      </w:r>
+    </w:p>
+    <w:p>
+      <w:pPr>
+        <w:pStyle w:val="Compact"/>
+        <w:numPr>
+          <w:ilvl w:val="0"/>
+          <w:numId w:val="1020"/>
+        </w:numPr>
+      </w:pPr>
+      <w:r>
+        <w:t xml:space="preserve">Különböző bioinformatikai módszerek, szoftverek és pipeline-ok professzionális használata és fejlesztése.</w:t>
+      </w:r>
+    </w:p>
+    <w:p>
+      <w:pPr>
+        <w:pStyle w:val="Compact"/>
+        <w:numPr>
+          <w:ilvl w:val="0"/>
+          <w:numId w:val="1020"/>
+        </w:numPr>
+      </w:pPr>
+      <w:r>
+        <w:t xml:space="preserve">R programozási nyelv – professzionális szint</w:t>
+      </w:r>
+    </w:p>
+    <w:p>
+      <w:pPr>
+        <w:pStyle w:val="Compact"/>
+        <w:numPr>
+          <w:ilvl w:val="0"/>
+          <w:numId w:val="1020"/>
+        </w:numPr>
+      </w:pPr>
+      <w:r>
+        <w:t xml:space="preserve">Linux Shell szkriptek – haladó szint</w:t>
       </w:r>
     </w:p>
     <w:bookmarkEnd w:id="88"/>
-    <w:bookmarkStart w:id="89" w:name="szakmai-készségek"/>
+    <w:bookmarkStart w:id="90" w:name="Xf9c0201c6222d6fcdb0007b6a2f0ff9a87a0216"/>
     <w:p>
       <w:pPr>
         <w:pStyle w:val="Heading1"/>
       </w:pPr>
       <w:r>
-        <w:t xml:space="preserve">Szakmai Készségek</w:t>
-      </w:r>
-    </w:p>
-    <w:p>
-      <w:pPr>
-        <w:pStyle w:val="Compact"/>
-        <w:numPr>
-          <w:ilvl w:val="0"/>
-          <w:numId w:val="1020"/>
-        </w:numPr>
-      </w:pPr>
-      <w:r>
-        <w:t xml:space="preserve">Különböző bioinformatikai módszerek, szoftverek és pipeline-ok professzionális használata és fejlesztése.</w:t>
-      </w:r>
-    </w:p>
-    <w:p>
-      <w:pPr>
-        <w:pStyle w:val="Compact"/>
-        <w:numPr>
-          <w:ilvl w:val="0"/>
-          <w:numId w:val="1020"/>
-        </w:numPr>
-      </w:pPr>
-      <w:r>
-        <w:t xml:space="preserve">R programozási nyelv – professzionális szint</w:t>
-      </w:r>
-    </w:p>
-    <w:p>
-      <w:pPr>
-        <w:pStyle w:val="Compact"/>
-        <w:numPr>
-          <w:ilvl w:val="0"/>
-          <w:numId w:val="1020"/>
-        </w:numPr>
-      </w:pPr>
-      <w:r>
-        <w:t xml:space="preserve">Linux Shell szkriptek – haladó szint</w:t>
-      </w:r>
-    </w:p>
-    <w:bookmarkEnd w:id="89"/>
-    <w:bookmarkStart w:id="91" w:name="Xf9c0201c6222d6fcdb0007b6a2f0ff9a87a0216"/>
+        <w:t xml:space="preserve">Bírálói és Konferencia Szervezői Tevékenység</w:t>
+      </w:r>
+    </w:p>
+    <w:p>
+      <w:pPr>
+        <w:pStyle w:val="Compact"/>
+        <w:numPr>
+          <w:ilvl w:val="0"/>
+          <w:numId w:val="1021"/>
+        </w:numPr>
+      </w:pPr>
+      <w:r>
+        <w:t xml:space="preserve">Bírálat készítés a következő folyóiratokban:</w:t>
+      </w:r>
+      <w:r>
+        <w:t xml:space="preserve"> </w:t>
+      </w:r>
+      <w:r>
+        <w:rPr>
+          <w:i/>
+          <w:iCs/>
+        </w:rPr>
+        <w:t xml:space="preserve">Brief. Bioinformatics</w:t>
+      </w:r>
+      <w:r>
+        <w:t xml:space="preserve"> </w:t>
+      </w:r>
+      <w:r>
+        <w:t xml:space="preserve">(3);</w:t>
+      </w:r>
+      <w:r>
+        <w:t xml:space="preserve"> </w:t>
+      </w:r>
+      <w:r>
+        <w:rPr>
+          <w:i/>
+          <w:iCs/>
+        </w:rPr>
+        <w:t xml:space="preserve">Evol. Biol.</w:t>
+      </w:r>
+      <w:r>
+        <w:t xml:space="preserve"> </w:t>
+      </w:r>
+      <w:r>
+        <w:t xml:space="preserve">(1);</w:t>
+      </w:r>
+      <w:r>
+        <w:t xml:space="preserve"> </w:t>
+      </w:r>
+      <w:r>
+        <w:rPr>
+          <w:i/>
+          <w:iCs/>
+        </w:rPr>
+        <w:t xml:space="preserve">Genome Biol. Evol.</w:t>
+      </w:r>
+      <w:r>
+        <w:t xml:space="preserve"> </w:t>
+      </w:r>
+      <w:r>
+        <w:t xml:space="preserve">(1);</w:t>
+      </w:r>
+      <w:r>
+        <w:t xml:space="preserve"> </w:t>
+      </w:r>
+      <w:r>
+        <w:rPr>
+          <w:i/>
+          <w:iCs/>
+        </w:rPr>
+        <w:t xml:space="preserve">J. Math. Chem.</w:t>
+      </w:r>
+      <w:r>
+        <w:t xml:space="preserve"> </w:t>
+      </w:r>
+      <w:r>
+        <w:t xml:space="preserve">(4);</w:t>
+      </w:r>
+      <w:r>
+        <w:t xml:space="preserve"> </w:t>
+      </w:r>
+      <w:r>
+        <w:rPr>
+          <w:i/>
+          <w:iCs/>
+        </w:rPr>
+        <w:t xml:space="preserve">Mol. Ecol.</w:t>
+      </w:r>
+      <w:r>
+        <w:t xml:space="preserve"> </w:t>
+      </w:r>
+      <w:r>
+        <w:t xml:space="preserve">(1);</w:t>
+      </w:r>
+      <w:r>
+        <w:t xml:space="preserve"> </w:t>
+      </w:r>
+      <w:r>
+        <w:rPr>
+          <w:i/>
+          <w:iCs/>
+        </w:rPr>
+        <w:t xml:space="preserve">Mol. Phylogenetics Evol.</w:t>
+      </w:r>
+      <w:r>
+        <w:t xml:space="preserve"> </w:t>
+      </w:r>
+      <w:r>
+        <w:t xml:space="preserve">(1);</w:t>
+      </w:r>
+      <w:r>
+        <w:t xml:space="preserve"> </w:t>
+      </w:r>
+      <w:r>
+        <w:rPr>
+          <w:i/>
+          <w:iCs/>
+        </w:rPr>
+        <w:t xml:space="preserve">Sci. Rep.</w:t>
+      </w:r>
+      <w:r>
+        <w:t xml:space="preserve"> </w:t>
+      </w:r>
+      <w:r>
+        <w:t xml:space="preserve">(1);</w:t>
+      </w:r>
+      <w:r>
+        <w:t xml:space="preserve"> </w:t>
+      </w:r>
+      <w:r>
+        <w:rPr>
+          <w:i/>
+          <w:iCs/>
+        </w:rPr>
+        <w:t xml:space="preserve">Opusc. Zool.</w:t>
+      </w:r>
+      <w:r>
+        <w:t xml:space="preserve"> </w:t>
+      </w:r>
+      <w:r>
+        <w:t xml:space="preserve">(1);</w:t>
+      </w:r>
+      <w:r>
+        <w:t xml:space="preserve"> </w:t>
+      </w:r>
+      <w:r>
+        <w:rPr>
+          <w:i/>
+          <w:iCs/>
+        </w:rPr>
+        <w:t xml:space="preserve">Plos One</w:t>
+      </w:r>
+      <w:r>
+        <w:t xml:space="preserve"> </w:t>
+      </w:r>
+      <w:r>
+        <w:t xml:space="preserve">(2)</w:t>
+      </w:r>
+    </w:p>
+    <w:p>
+      <w:pPr>
+        <w:pStyle w:val="Compact"/>
+        <w:numPr>
+          <w:ilvl w:val="0"/>
+          <w:numId w:val="1021"/>
+        </w:numPr>
+      </w:pPr>
+      <w:r>
+        <w:t xml:space="preserve">Bírálat: PhD disszertáció: (4), pályázatok: NKFI OTKA (3)</w:t>
+      </w:r>
+    </w:p>
+    <w:p>
+      <w:pPr>
+        <w:pStyle w:val="Compact"/>
+        <w:numPr>
+          <w:ilvl w:val="0"/>
+          <w:numId w:val="1021"/>
+        </w:numPr>
+      </w:pPr>
+      <w:r>
+        <w:t xml:space="preserve">OTDK zsűri tag (4)</w:t>
+      </w:r>
+    </w:p>
+    <w:p>
+      <w:pPr>
+        <w:pStyle w:val="Compact"/>
+        <w:numPr>
+          <w:ilvl w:val="0"/>
+          <w:numId w:val="1021"/>
+        </w:numPr>
+      </w:pPr>
+      <w:r>
+        <w:t xml:space="preserve">Tudományos szervezőbizottsági tagként konferencia szervezés:</w:t>
+      </w:r>
+      <w:r>
+        <w:t xml:space="preserve"> </w:t>
+      </w:r>
+      <w:hyperlink r:id="rId89">
+        <w:r>
+          <w:rPr>
+            <w:rStyle w:val="Hyperlink"/>
+          </w:rPr>
+          <w:t xml:space="preserve">A Magyar Élettani Társaság (MÉT), a Magyar Biofizikai Társaság (MBFT), Magyar Mikrocirkulációs és Vaszkuláris Biológiai Társaság (MMVBT) és a Magyar Bioinformatikai Társaság (MABIT) Közös Konferenciája</w:t>
+        </w:r>
+      </w:hyperlink>
+      <w:r>
+        <w:t xml:space="preserve">, 2025. szep. 2-5, Szeged</w:t>
+      </w:r>
+    </w:p>
+    <w:bookmarkEnd w:id="90"/>
+    <w:bookmarkStart w:id="95" w:name="tudománynépszerűsítés"/>
     <w:p>
       <w:pPr>
         <w:pStyle w:val="Heading1"/>
       </w:pPr>
       <w:r>
-        <w:t xml:space="preserve">Bírálói és Konferencia Szervezői Tevékenység</w:t>
-      </w:r>
-    </w:p>
-    <w:p>
-      <w:pPr>
-        <w:pStyle w:val="Compact"/>
-        <w:numPr>
-          <w:ilvl w:val="0"/>
-          <w:numId w:val="1021"/>
-        </w:numPr>
-      </w:pPr>
-      <w:r>
-        <w:t xml:space="preserve">Bírálat készítés a következő folyóiratokban:</w:t>
-      </w:r>
-      <w:r>
-        <w:t xml:space="preserve"> </w:t>
-      </w:r>
-      <w:r>
-        <w:rPr>
-          <w:i/>
-          <w:iCs/>
-        </w:rPr>
-        <w:t xml:space="preserve">Brief. Bioinformatics</w:t>
-      </w:r>
-      <w:r>
-        <w:t xml:space="preserve"> </w:t>
-      </w:r>
-      <w:r>
-        <w:t xml:space="preserve">(3);</w:t>
-      </w:r>
-      <w:r>
-        <w:t xml:space="preserve"> </w:t>
-      </w:r>
-      <w:r>
-        <w:rPr>
-          <w:i/>
-          <w:iCs/>
-        </w:rPr>
-        <w:t xml:space="preserve">Evol. Biol.</w:t>
-      </w:r>
-      <w:r>
-        <w:t xml:space="preserve"> </w:t>
-      </w:r>
-      <w:r>
-        <w:t xml:space="preserve">(1);</w:t>
-      </w:r>
-      <w:r>
-        <w:t xml:space="preserve"> </w:t>
-      </w:r>
-      <w:r>
-        <w:rPr>
-          <w:i/>
-          <w:iCs/>
-        </w:rPr>
-        <w:t xml:space="preserve">Genome Biol. Evol.</w:t>
-      </w:r>
-      <w:r>
-        <w:t xml:space="preserve"> </w:t>
-      </w:r>
-      <w:r>
-        <w:t xml:space="preserve">(1);</w:t>
-      </w:r>
-      <w:r>
-        <w:t xml:space="preserve"> </w:t>
-      </w:r>
-      <w:r>
-        <w:rPr>
-          <w:i/>
-          <w:iCs/>
-        </w:rPr>
-        <w:t xml:space="preserve">J. Math. Chem.</w:t>
-      </w:r>
-      <w:r>
-        <w:t xml:space="preserve"> </w:t>
-      </w:r>
-      <w:r>
-        <w:t xml:space="preserve">(4);</w:t>
-      </w:r>
-      <w:r>
-        <w:t xml:space="preserve"> </w:t>
-      </w:r>
-      <w:r>
-        <w:rPr>
-          <w:i/>
-          <w:iCs/>
-        </w:rPr>
-        <w:t xml:space="preserve">Mol. Ecol.</w:t>
-      </w:r>
-      <w:r>
-        <w:t xml:space="preserve"> </w:t>
-      </w:r>
-      <w:r>
-        <w:t xml:space="preserve">(1);</w:t>
-      </w:r>
-      <w:r>
-        <w:t xml:space="preserve"> </w:t>
-      </w:r>
-      <w:r>
-        <w:rPr>
-          <w:i/>
-          <w:iCs/>
-        </w:rPr>
-        <w:t xml:space="preserve">Mol. Phylogenetics Evol.</w:t>
-      </w:r>
-      <w:r>
-        <w:t xml:space="preserve"> </w:t>
-      </w:r>
-      <w:r>
-        <w:t xml:space="preserve">(1);</w:t>
-      </w:r>
-      <w:r>
-        <w:t xml:space="preserve"> </w:t>
-      </w:r>
-      <w:r>
-        <w:rPr>
-          <w:i/>
-          <w:iCs/>
-        </w:rPr>
-        <w:t xml:space="preserve">Sci. Rep.</w:t>
-      </w:r>
-      <w:r>
-        <w:t xml:space="preserve"> </w:t>
-      </w:r>
-      <w:r>
-        <w:t xml:space="preserve">(1);</w:t>
-      </w:r>
-      <w:r>
-        <w:t xml:space="preserve"> </w:t>
-      </w:r>
-      <w:r>
-        <w:rPr>
-          <w:i/>
-          <w:iCs/>
-        </w:rPr>
-        <w:t xml:space="preserve">Opusc. Zool.</w:t>
-      </w:r>
-      <w:r>
-        <w:t xml:space="preserve"> </w:t>
-      </w:r>
-      <w:r>
-        <w:t xml:space="preserve">(1);</w:t>
-      </w:r>
-      <w:r>
-        <w:t xml:space="preserve"> </w:t>
-      </w:r>
-      <w:r>
-        <w:rPr>
-          <w:i/>
-          <w:iCs/>
-        </w:rPr>
-        <w:t xml:space="preserve">Plos One</w:t>
-      </w:r>
-      <w:r>
-        <w:t xml:space="preserve"> </w:t>
-      </w:r>
-      <w:r>
-        <w:t xml:space="preserve">(2)</w:t>
-      </w:r>
-    </w:p>
-    <w:p>
-      <w:pPr>
-        <w:pStyle w:val="Compact"/>
-        <w:numPr>
-          <w:ilvl w:val="0"/>
-          <w:numId w:val="1021"/>
-        </w:numPr>
-      </w:pPr>
-      <w:r>
-        <w:t xml:space="preserve">Bírálat: PhD disszertáció: (4), pályázatok: NKFI OTKA (3)</w:t>
-      </w:r>
-    </w:p>
-    <w:p>
-      <w:pPr>
-        <w:pStyle w:val="Compact"/>
-        <w:numPr>
-          <w:ilvl w:val="0"/>
-          <w:numId w:val="1021"/>
-        </w:numPr>
-      </w:pPr>
-      <w:r>
-        <w:t xml:space="preserve">OTDK zsűri tag (4)</w:t>
-      </w:r>
-    </w:p>
-    <w:p>
-      <w:pPr>
-        <w:pStyle w:val="Compact"/>
-        <w:numPr>
-          <w:ilvl w:val="0"/>
-          <w:numId w:val="1021"/>
-        </w:numPr>
-      </w:pPr>
-      <w:r>
-        <w:t xml:space="preserve">Tudományos szervezőbizottsági tagként konferencia szervezés:</w:t>
-      </w:r>
-      <w:r>
-        <w:t xml:space="preserve"> </w:t>
-      </w:r>
-      <w:hyperlink r:id="rId90">
-        <w:r>
-          <w:rPr>
-            <w:rStyle w:val="Hyperlink"/>
-          </w:rPr>
-          <w:t xml:space="preserve">A Magyar Élettani Társaság (MÉT), a Magyar Biofizikai Társaság (MBFT), Magyar Mikrocirkulációs és Vaszkuláris Biológiai Társaság (MMVBT) és a Magyar Bioinformatikai Társaság (MABIT) Közös Konferenciája</w:t>
-        </w:r>
-      </w:hyperlink>
-      <w:r>
-        <w:t xml:space="preserve">, 2025. szep. 2-5, Szeged</w:t>
-      </w:r>
-    </w:p>
-    <w:bookmarkEnd w:id="91"/>
-    <w:bookmarkStart w:id="96" w:name="tudománynépszerűsítés"/>
+        <w:t xml:space="preserve">Tudománynépszerűsítés</w:t>
+      </w:r>
+    </w:p>
+    <w:p>
+      <w:pPr>
+        <w:pStyle w:val="Compact"/>
+        <w:numPr>
+          <w:ilvl w:val="0"/>
+          <w:numId w:val="1022"/>
+        </w:numPr>
+      </w:pPr>
+      <w:hyperlink r:id="rId91">
+        <w:r>
+          <w:rPr>
+            <w:rStyle w:val="Hyperlink"/>
+          </w:rPr>
+          <w:t xml:space="preserve">ELTEFeszt TTK előadás</w:t>
+        </w:r>
+      </w:hyperlink>
+      <w:r>
+        <w:t xml:space="preserve">: Lesz-e a coliból szuperbaktérium? 2022, Budapest</w:t>
+      </w:r>
+    </w:p>
+    <w:p>
+      <w:pPr>
+        <w:pStyle w:val="Compact"/>
+        <w:numPr>
+          <w:ilvl w:val="0"/>
+          <w:numId w:val="1022"/>
+        </w:numPr>
+      </w:pPr>
+      <w:hyperlink r:id="rId92">
+        <w:r>
+          <w:rPr>
+            <w:rStyle w:val="Hyperlink"/>
+          </w:rPr>
+          <w:t xml:space="preserve">A magyarországi COVID-járványt meghatározó vírusváltozatok genetikai vizsgálata</w:t>
+        </w:r>
+      </w:hyperlink>
+      <w:r>
+        <w:t xml:space="preserve"> </w:t>
+      </w:r>
+      <w:r>
+        <w:t xml:space="preserve">weboldal létrehozása</w:t>
+      </w:r>
+    </w:p>
+    <w:p>
+      <w:pPr>
+        <w:pStyle w:val="Compact"/>
+        <w:numPr>
+          <w:ilvl w:val="0"/>
+          <w:numId w:val="1022"/>
+        </w:numPr>
+      </w:pPr>
+      <w:r>
+        <w:t xml:space="preserve">Tudományok Fővárosa előadás:</w:t>
+      </w:r>
+      <w:r>
+        <w:t xml:space="preserve"> </w:t>
+      </w:r>
+      <w:hyperlink r:id="rId93">
+        <w:r>
+          <w:rPr>
+            <w:rStyle w:val="Hyperlink"/>
+          </w:rPr>
+          <w:t xml:space="preserve">A magyar koronavírus genomok evolúciós vizsgálata</w:t>
+        </w:r>
+      </w:hyperlink>
+      <w:r>
+        <w:t xml:space="preserve">, 2020, Budapest</w:t>
+      </w:r>
+    </w:p>
+    <w:p>
+      <w:pPr>
+        <w:pStyle w:val="Compact"/>
+        <w:numPr>
+          <w:ilvl w:val="0"/>
+          <w:numId w:val="1022"/>
+        </w:numPr>
+      </w:pPr>
+      <w:hyperlink r:id="rId94">
+        <w:r>
+          <w:rPr>
+            <w:rStyle w:val="Hyperlink"/>
+          </w:rPr>
+          <w:t xml:space="preserve">Kutatók Éjszakája előadás</w:t>
+        </w:r>
+      </w:hyperlink>
+      <w:r>
+        <w:t xml:space="preserve">: 2018 és 2020</w:t>
+      </w:r>
+    </w:p>
+    <w:bookmarkEnd w:id="95"/>
+    <w:bookmarkStart w:id="101" w:name="szakmai-weboldalak"/>
     <w:p>
       <w:pPr>
         <w:pStyle w:val="Heading1"/>
       </w:pPr>
       <w:r>
-        <w:t xml:space="preserve">Tudománynépszerűsítés</w:t>
-      </w:r>
-    </w:p>
-    <w:p>
-      <w:pPr>
-        <w:pStyle w:val="Compact"/>
-        <w:numPr>
-          <w:ilvl w:val="0"/>
-          <w:numId w:val="1022"/>
-        </w:numPr>
-      </w:pPr>
-      <w:hyperlink r:id="rId92">
-        <w:r>
-          <w:rPr>
-            <w:rStyle w:val="Hyperlink"/>
-          </w:rPr>
-          <w:t xml:space="preserve">ELTEFeszt TTK előadás</w:t>
-        </w:r>
-      </w:hyperlink>
-      <w:r>
-        <w:t xml:space="preserve">: Lesz-e a coliból szuperbaktérium? 2022, Budapest</w:t>
-      </w:r>
-    </w:p>
-    <w:p>
-      <w:pPr>
-        <w:pStyle w:val="Compact"/>
-        <w:numPr>
-          <w:ilvl w:val="0"/>
-          <w:numId w:val="1022"/>
-        </w:numPr>
-      </w:pPr>
-      <w:hyperlink r:id="rId93">
-        <w:r>
-          <w:rPr>
-            <w:rStyle w:val="Hyperlink"/>
-          </w:rPr>
-          <w:t xml:space="preserve">A magyarországi COVID-járványt meghatározó vírusváltozatok genetikai vizsgálata</w:t>
-        </w:r>
-      </w:hyperlink>
-      <w:r>
-        <w:t xml:space="preserve"> </w:t>
-      </w:r>
-      <w:r>
-        <w:t xml:space="preserve">weboldal létrehozása</w:t>
-      </w:r>
-    </w:p>
-    <w:p>
-      <w:pPr>
-        <w:pStyle w:val="Compact"/>
-        <w:numPr>
-          <w:ilvl w:val="0"/>
-          <w:numId w:val="1022"/>
-        </w:numPr>
-      </w:pPr>
-      <w:r>
-        <w:t xml:space="preserve">Tudományok Fővárosa előadás:</w:t>
-      </w:r>
-      <w:r>
-        <w:t xml:space="preserve"> </w:t>
-      </w:r>
-      <w:hyperlink r:id="rId94">
-        <w:r>
-          <w:rPr>
-            <w:rStyle w:val="Hyperlink"/>
-          </w:rPr>
-          <w:t xml:space="preserve">A magyar koronavírus genomok evolúciós vizsgálata</w:t>
-        </w:r>
-      </w:hyperlink>
-      <w:r>
-        <w:t xml:space="preserve">, 2020, Budapest</w:t>
-      </w:r>
-    </w:p>
-    <w:p>
-      <w:pPr>
-        <w:pStyle w:val="Compact"/>
-        <w:numPr>
-          <w:ilvl w:val="0"/>
-          <w:numId w:val="1022"/>
-        </w:numPr>
-      </w:pPr>
-      <w:hyperlink r:id="rId95">
-        <w:r>
-          <w:rPr>
-            <w:rStyle w:val="Hyperlink"/>
-          </w:rPr>
-          <w:t xml:space="preserve">Kutatók Éjszakája előadás</w:t>
-        </w:r>
-      </w:hyperlink>
-      <w:r>
-        <w:t xml:space="preserve">: 2018 és 2020</w:t>
-      </w:r>
-    </w:p>
-    <w:bookmarkEnd w:id="96"/>
-    <w:bookmarkStart w:id="102" w:name="szakmai-weboldalak"/>
-    <w:p>
-      <w:pPr>
-        <w:pStyle w:val="Heading1"/>
-      </w:pPr>
-      <w:r>
         <w:t xml:space="preserve">Szakmai Weboldalak</w:t>
       </w:r>
     </w:p>
@@ -2714,19 +2636,81 @@
       <w:r>
         <w:t xml:space="preserve"> </w:t>
       </w:r>
+      <w:hyperlink r:id="rId96">
+        <w:r>
+          <w:rPr>
+            <w:rStyle w:val="Hyperlink"/>
+          </w:rPr>
+          <w:t xml:space="preserve">TFLink</w:t>
+        </w:r>
+      </w:hyperlink>
+      <w:r>
+        <w:t xml:space="preserve"> </w:t>
+      </w:r>
+      <w:r>
+        <w:t xml:space="preserve">transzkripciós faktor - célgén adatbázis létrehozásának és fejlesztésének irányítása.</w:t>
+      </w:r>
+    </w:p>
+    <w:p>
+      <w:pPr>
+        <w:pStyle w:val="Compact"/>
+        <w:numPr>
+          <w:ilvl w:val="0"/>
+          <w:numId w:val="1023"/>
+        </w:numPr>
+      </w:pPr>
+      <w:r>
+        <w:t xml:space="preserve">A</w:t>
+      </w:r>
+      <w:r>
+        <w:t xml:space="preserve"> </w:t>
+      </w:r>
       <w:hyperlink r:id="rId97">
         <w:r>
           <w:rPr>
             <w:rStyle w:val="Hyperlink"/>
           </w:rPr>
-          <w:t xml:space="preserve">TFLink</w:t>
-        </w:r>
-      </w:hyperlink>
-      <w:r>
-        <w:t xml:space="preserve"> </w:t>
-      </w:r>
-      <w:r>
-        <w:t xml:space="preserve">transzkripciós faktor - célgén adatbázis létrehozásának és fejlesztésének irányítása.</w:t>
+          <w:t xml:space="preserve">mulea</w:t>
+        </w:r>
+      </w:hyperlink>
+      <w:r>
+        <w:t xml:space="preserve"> </w:t>
+      </w:r>
+      <w:r>
+        <w:t xml:space="preserve">és</w:t>
+      </w:r>
+      <w:r>
+        <w:t xml:space="preserve"> </w:t>
+      </w:r>
+      <w:hyperlink r:id="rId98">
+        <w:r>
+          <w:rPr>
+            <w:rStyle w:val="Hyperlink"/>
+          </w:rPr>
+          <w:t xml:space="preserve">muleaData</w:t>
+        </w:r>
+      </w:hyperlink>
+      <w:r>
+        <w:t xml:space="preserve"> </w:t>
+      </w:r>
+      <w:r>
+        <w:t xml:space="preserve">funkcionális dúsulást vizsgáló</w:t>
+      </w:r>
+      <w:r>
+        <w:t xml:space="preserve"> </w:t>
+      </w:r>
+      <w:r>
+        <w:rPr>
+          <w:i/>
+          <w:iCs/>
+        </w:rPr>
+        <w:t xml:space="preserve">R</w:t>
+      </w:r>
+      <w:r>
+        <w:t xml:space="preserve"> </w:t>
+      </w:r>
+      <w:r>
+        <w:t xml:space="preserve">csomag és adatszett létrehozásának irányítása.</w:t>
       </w:r>
     </w:p>
     <w:p>
@@ -2743,79 +2727,17 @@
       <w:r>
         <w:t xml:space="preserve"> </w:t>
       </w:r>
-      <w:hyperlink r:id="rId98">
-        <w:r>
-          <w:rPr>
-            <w:rStyle w:val="Hyperlink"/>
-          </w:rPr>
-          <w:t xml:space="preserve">mulea</w:t>
-        </w:r>
-      </w:hyperlink>
-      <w:r>
-        <w:t xml:space="preserve"> </w:t>
-      </w:r>
-      <w:r>
-        <w:t xml:space="preserve">és</w:t>
+      <w:r>
+        <w:rPr>
+          <w:i/>
+          <w:iCs/>
+        </w:rPr>
+        <w:t xml:space="preserve">treetune</w:t>
       </w:r>
       <w:r>
         <w:t xml:space="preserve"> </w:t>
       </w:r>
       <w:hyperlink r:id="rId99">
-        <w:r>
-          <w:rPr>
-            <w:rStyle w:val="Hyperlink"/>
-          </w:rPr>
-          <w:t xml:space="preserve">muleaData</w:t>
-        </w:r>
-      </w:hyperlink>
-      <w:r>
-        <w:t xml:space="preserve"> </w:t>
-      </w:r>
-      <w:r>
-        <w:t xml:space="preserve">funkcionális dúsulást vizsgáló</w:t>
-      </w:r>
-      <w:r>
-        <w:t xml:space="preserve"> </w:t>
-      </w:r>
-      <w:r>
-        <w:rPr>
-          <w:i/>
-          <w:iCs/>
-        </w:rPr>
-        <w:t xml:space="preserve">R</w:t>
-      </w:r>
-      <w:r>
-        <w:t xml:space="preserve"> </w:t>
-      </w:r>
-      <w:r>
-        <w:t xml:space="preserve">csomag és adatszett létrehozásának irányítása.</w:t>
-      </w:r>
-    </w:p>
-    <w:p>
-      <w:pPr>
-        <w:pStyle w:val="Compact"/>
-        <w:numPr>
-          <w:ilvl w:val="0"/>
-          <w:numId w:val="1023"/>
-        </w:numPr>
-      </w:pPr>
-      <w:r>
-        <w:t xml:space="preserve">A</w:t>
-      </w:r>
-      <w:r>
-        <w:t xml:space="preserve"> </w:t>
-      </w:r>
-      <w:r>
-        <w:rPr>
-          <w:i/>
-          <w:iCs/>
-        </w:rPr>
-        <w:t xml:space="preserve">treetune</w:t>
-      </w:r>
-      <w:r>
-        <w:t xml:space="preserve"> </w:t>
-      </w:r>
-      <w:hyperlink r:id="rId100">
         <w:r>
           <w:rPr>
             <w:rStyle w:val="Hyperlink"/>
@@ -2834,7 +2756,7 @@
       <w:r>
         <w:t xml:space="preserve"> </w:t>
       </w:r>
-      <w:hyperlink r:id="rId101">
+      <w:hyperlink r:id="rId100">
         <w:r>
           <w:rPr>
             <w:rStyle w:val="Hyperlink"/>
@@ -2851,8 +2773,8 @@
         <w:t xml:space="preserve">csomag létrehozásának irányítása, mellyel a filogenetikai fák túlságosan hosszú ágait lehet lemetszeni.</w:t>
       </w:r>
     </w:p>
-    <w:bookmarkEnd w:id="102"/>
-    <w:bookmarkStart w:id="161" w:name="publikációk"/>
+    <w:bookmarkEnd w:id="101"/>
+    <w:bookmarkStart w:id="160" w:name="publikációk"/>
     <w:p>
       <w:pPr>
         <w:pStyle w:val="Heading1"/>
@@ -2869,24 +2791,24 @@
           <w:numId w:val="1024"/>
         </w:numPr>
       </w:pPr>
-      <w:hyperlink r:id="rId106">
+      <w:hyperlink r:id="rId105">
         <w:r>
           <w:drawing>
             <wp:inline>
               <wp:extent cx="228600" cy="228600"/>
               <wp:effectExtent b="0" l="0" r="0" t="0"/>
-              <wp:docPr descr="Google" title="" id="104" name="Picture"/>
+              <wp:docPr descr="Google" title="" id="103" name="Picture"/>
               <a:graphic>
                 <a:graphicData uri="http://schemas.openxmlformats.org/drawingml/2006/picture">
                   <pic:pic>
                     <pic:nvPicPr>
-                      <pic:cNvPr descr="images/Google_Scholar_logo.svg.png" id="105" name="Picture"/>
+                      <pic:cNvPr descr="images/Google_Scholar_logo.svg.png" id="104" name="Picture"/>
                       <pic:cNvPicPr>
                         <a:picLocks noChangeArrowheads="1" noChangeAspect="1"/>
                       </pic:cNvPicPr>
                     </pic:nvPicPr>
                     <pic:blipFill>
-                      <a:blip r:embed="rId103"/>
+                      <a:blip r:embed="rId102"/>
                       <a:stretch>
                         <a:fillRect/>
                       </a:stretch>
@@ -2922,12 +2844,12 @@
             <wp:inline>
               <wp:extent cx="228600" cy="228600"/>
               <wp:effectExtent b="0" l="0" r="0" t="0"/>
-              <wp:docPr descr="MTMT" title="" id="107" name="Picture"/>
+              <wp:docPr descr="MTMT" title="" id="106" name="Picture"/>
               <a:graphic>
                 <a:graphicData uri="http://schemas.openxmlformats.org/drawingml/2006/picture">
                   <pic:pic>
                     <pic:nvPicPr>
-                      <pic:cNvPr descr="images/mtmt.jpg" id="108" name="Picture"/>
+                      <pic:cNvPr descr="images/mtmt.jpg" id="107" name="Picture"/>
                       <pic:cNvPicPr>
                         <a:picLocks noChangeArrowheads="1" noChangeAspect="1"/>
                       </pic:cNvPicPr>
@@ -3145,7 +3067,7 @@
         <w:t xml:space="preserve">18</w:t>
       </w:r>
     </w:p>
-    <w:bookmarkStart w:id="111" w:name="megjelenés-előtt"/>
+    <w:bookmarkStart w:id="110" w:name="megjelenés-előtt"/>
     <w:p>
       <w:pPr>
         <w:pStyle w:val="Heading2"/>
@@ -3180,12 +3102,60 @@
       <w:r>
         <w:t xml:space="preserve"> </w:t>
       </w:r>
+      <w:hyperlink r:id="rId108">
+        <w:r>
+          <w:rPr>
+            <w:rStyle w:val="Hyperlink"/>
+          </w:rPr>
+          <w:t xml:space="preserve">A preclinical resistance framework discovers the virulence risks of antibiotics in development</w:t>
+        </w:r>
+      </w:hyperlink>
+      <w:r>
+        <w:t xml:space="preserve"> </w:t>
+      </w:r>
+      <w:r>
+        <w:rPr>
+          <w:i/>
+          <w:iCs/>
+        </w:rPr>
+        <w:t xml:space="preserve">BioRXiv</w:t>
+      </w:r>
+      <w:r>
+        <w:t xml:space="preserve">, 2026.07.20.739514.</w:t>
+      </w:r>
+    </w:p>
+    <w:p>
+      <w:pPr>
+        <w:numPr>
+          <w:ilvl w:val="0"/>
+          <w:numId w:val="1025"/>
+        </w:numPr>
+      </w:pPr>
+      <w:r>
+        <w:t xml:space="preserve">Asbóth A, Stirling T, Méhi O, Apjok G, De Sousa VK, Taylor NMI, Mehdi HH, Papp B,</w:t>
+      </w:r>
+      <w:r>
+        <w:t xml:space="preserve"> </w:t>
+      </w:r>
+      <w:r>
+        <w:rPr>
+          <w:b/>
+          <w:bCs/>
+        </w:rPr>
+        <w:t xml:space="preserve">Ari E</w:t>
+      </w:r>
+      <w:r>
+        <w:t xml:space="preserve">, Kintses B (2026)</w:t>
+      </w:r>
+      <w:r>
+        <w:t xml:space="preserve"> </w:t>
+      </w:r>
       <w:hyperlink r:id="rId109">
         <w:r>
           <w:rPr>
             <w:rStyle w:val="Hyperlink"/>
           </w:rPr>
-          <w:t xml:space="preserve">A preclinical resistance framework discovers the virulence risks of antibiotics in development</w:t>
+          <w:t xml:space="preserve">A global map of receptor-binding protein compatibility for the programmable design of Klebsiella and Acinetobacter phages.</w:t>
         </w:r>
       </w:hyperlink>
       <w:r>
@@ -3199,18 +3169,37 @@
         <w:t xml:space="preserve">BioRXiv</w:t>
       </w:r>
       <w:r>
-        <w:t xml:space="preserve">, 2026.07.20.739514.</w:t>
-      </w:r>
-    </w:p>
-    <w:p>
-      <w:pPr>
-        <w:numPr>
-          <w:ilvl w:val="0"/>
-          <w:numId w:val="1025"/>
-        </w:numPr>
-      </w:pPr>
-      <w:r>
-        <w:t xml:space="preserve">Asbóth A, Stirling T, Méhi O, Apjok G, De Sousa VK, Taylor NMI, Mehdi HH, Papp B,</w:t>
+        <w:t xml:space="preserve">, 2026.02.20.706991.</w:t>
+      </w:r>
+    </w:p>
+    <w:bookmarkEnd w:id="110"/>
+    <w:bookmarkStart w:id="159" w:name="megjelent"/>
+    <w:p>
+      <w:pPr>
+        <w:pStyle w:val="Heading2"/>
+      </w:pPr>
+      <w:r>
+        <w:t xml:space="preserve">Megjelent</w:t>
+      </w:r>
+    </w:p>
+    <w:bookmarkStart w:id="114" w:name="section"/>
+    <w:p>
+      <w:pPr>
+        <w:pStyle w:val="Heading3"/>
+      </w:pPr>
+      <w:r>
+        <w:t xml:space="preserve">2025</w:t>
+      </w:r>
+    </w:p>
+    <w:p>
+      <w:pPr>
+        <w:numPr>
+          <w:ilvl w:val="0"/>
+          <w:numId w:val="1026"/>
+        </w:numPr>
+      </w:pPr>
+      <w:r>
+        <w:t xml:space="preserve">Zsichla L, Adravecz L, Müller D, Lemey P, Lakatos Á,</w:t>
       </w:r>
       <w:r>
         <w:t xml:space="preserve"> </w:t>
@@ -3223,61 +3212,178 @@
         <w:t xml:space="preserve">Ari E</w:t>
       </w:r>
       <w:r>
-        <w:t xml:space="preserve">, Kintses B (2026)</w:t>
-      </w:r>
-      <w:r>
-        <w:t xml:space="preserve"> </w:t>
-      </w:r>
-      <w:hyperlink r:id="rId110">
-        <w:r>
-          <w:rPr>
-            <w:rStyle w:val="Hyperlink"/>
-          </w:rPr>
-          <w:t xml:space="preserve">A global map of receptor-binding protein compatibility for the programmable design of Klebsiella and Acinetobacter phages.</w:t>
-        </w:r>
-      </w:hyperlink>
-      <w:r>
-        <w:t xml:space="preserve"> </w:t>
-      </w:r>
-      <w:r>
-        <w:rPr>
-          <w:i/>
-          <w:iCs/>
-        </w:rPr>
-        <w:t xml:space="preserve">BioRXiv</w:t>
-      </w:r>
-      <w:r>
-        <w:t xml:space="preserve">, 2026.02.20.706991.</w:t>
-      </w:r>
-    </w:p>
-    <w:bookmarkEnd w:id="111"/>
-    <w:bookmarkStart w:id="160" w:name="megjelent"/>
-    <w:p>
-      <w:pPr>
-        <w:pStyle w:val="Heading2"/>
-      </w:pPr>
-      <w:r>
-        <w:t xml:space="preserve">Megjelent</w:t>
-      </w:r>
-    </w:p>
-    <w:bookmarkStart w:id="115" w:name="section"/>
+        <w:t xml:space="preserve">, Kusejko K, Kouyos R, Szlávik J, Lakatos B, Áy É &amp; Müller V (2025)</w:t>
+      </w:r>
+      <w:r>
+        <w:t xml:space="preserve"> </w:t>
+      </w:r>
+      <w:hyperlink r:id="rId111">
+        <w:r>
+          <w:rPr>
+            <w:rStyle w:val="Hyperlink"/>
+          </w:rPr>
+          <w:t xml:space="preserve">Molecular epidemiology of HIV-1 in Hungary: an evolving contact zone of colliding virus subtypes.</w:t>
+        </w:r>
+      </w:hyperlink>
+      <w:r>
+        <w:t xml:space="preserve"> </w:t>
+      </w:r>
+      <w:r>
+        <w:rPr>
+          <w:i/>
+          <w:iCs/>
+        </w:rPr>
+        <w:t xml:space="preserve">Frontiers in Microbiology</w:t>
+      </w:r>
+      <w:r>
+        <w:t xml:space="preserve">, 16: 1732254.</w:t>
+      </w:r>
+      <w:r>
+        <w:t xml:space="preserve"> </w:t>
+      </w:r>
+      <w:r>
+        <w:rPr>
+          <w:b/>
+          <w:bCs/>
+        </w:rPr>
+        <w:t xml:space="preserve">Q1, IF: 4.5, IC: 1</w:t>
+      </w:r>
+    </w:p>
+    <w:p>
+      <w:pPr>
+        <w:numPr>
+          <w:ilvl w:val="0"/>
+          <w:numId w:val="1026"/>
+        </w:numPr>
+      </w:pPr>
+      <w:r>
+        <w:t xml:space="preserve">Balogh GM, Koncz B, Asztalos L,</w:t>
+      </w:r>
+      <w:r>
+        <w:t xml:space="preserve"> </w:t>
+      </w:r>
+      <w:r>
+        <w:rPr>
+          <w:b/>
+          <w:bCs/>
+        </w:rPr>
+        <w:t xml:space="preserve">Ari E</w:t>
+      </w:r>
+      <w:r>
+        <w:t xml:space="preserve">, Papp B, Szebeni GJ, Gémes N, Pál C &amp; Manczinger M (2025)</w:t>
+      </w:r>
+      <w:r>
+        <w:t xml:space="preserve"> </w:t>
+      </w:r>
+      <w:hyperlink r:id="rId112">
+        <w:r>
+          <w:rPr>
+            <w:rStyle w:val="Hyperlink"/>
+          </w:rPr>
+          <w:t xml:space="preserve">C&gt;U mutations generate immunogenic peptides in SARS-CoV-2.</w:t>
+        </w:r>
+      </w:hyperlink>
+      <w:r>
+        <w:t xml:space="preserve"> </w:t>
+      </w:r>
+      <w:r>
+        <w:rPr>
+          <w:i/>
+          <w:iCs/>
+        </w:rPr>
+        <w:t xml:space="preserve">Nature Communications</w:t>
+      </w:r>
+      <w:r>
+        <w:t xml:space="preserve">, 16: 10156.</w:t>
+      </w:r>
+      <w:r>
+        <w:t xml:space="preserve"> </w:t>
+      </w:r>
+      <w:r>
+        <w:rPr>
+          <w:b/>
+          <w:bCs/>
+        </w:rPr>
+        <w:t xml:space="preserve">D1, IF: 15.7, IC: 3</w:t>
+      </w:r>
+    </w:p>
+    <w:p>
+      <w:pPr>
+        <w:numPr>
+          <w:ilvl w:val="0"/>
+          <w:numId w:val="1026"/>
+        </w:numPr>
+      </w:pPr>
+      <w:r>
+        <w:t xml:space="preserve">Daruka L, Czikkely MS, Szili P, Farkas Z, Balogh D, Maharramov E, Vu TH, Sipos L, Vincze BD, Grézal G, Juhász Sz, Dunai A, Daraba A, Számel M, Sári T, Stirling T, Vásárhelyi BM,</w:t>
+      </w:r>
+      <w:r>
+        <w:t xml:space="preserve"> </w:t>
+      </w:r>
+      <w:r>
+        <w:rPr>
+          <w:b/>
+          <w:bCs/>
+        </w:rPr>
+        <w:t xml:space="preserve">Ari E</w:t>
+      </w:r>
+      <w:r>
+        <w:t xml:space="preserve">, Christodoulou C, Manczinger M, Enyedi MZs, Jaksa G, van Houte S, Pursey E, Papp CG, Szilovics Z, Pintér L, Haracska L, Gácser A, Kintses B, Papp B &amp; Pál Cs (2025)</w:t>
+      </w:r>
+      <w:r>
+        <w:t xml:space="preserve"> </w:t>
+      </w:r>
+      <w:hyperlink r:id="rId113">
+        <w:r>
+          <w:rPr>
+            <w:rStyle w:val="Hyperlink"/>
+          </w:rPr>
+          <w:t xml:space="preserve">ESKAPE pathogens rapidly develop resistance against antibiotics in development.</w:t>
+        </w:r>
+      </w:hyperlink>
+      <w:r>
+        <w:t xml:space="preserve"> </w:t>
+      </w:r>
+      <w:r>
+        <w:rPr>
+          <w:i/>
+          <w:iCs/>
+        </w:rPr>
+        <w:t xml:space="preserve">Nature Microbiology</w:t>
+      </w:r>
+      <w:r>
+        <w:t xml:space="preserve">, 10(2): 313-331.</w:t>
+      </w:r>
+      <w:r>
+        <w:t xml:space="preserve"> </w:t>
+      </w:r>
+      <w:r>
+        <w:rPr>
+          <w:b/>
+          <w:bCs/>
+        </w:rPr>
+        <w:t xml:space="preserve">D1, IF: 20.5, IC: 125</w:t>
+      </w:r>
+    </w:p>
+    <w:bookmarkEnd w:id="114"/>
+    <w:bookmarkStart w:id="118" w:name="section-1"/>
     <w:p>
       <w:pPr>
         <w:pStyle w:val="Heading3"/>
       </w:pPr>
       <w:r>
-        <w:t xml:space="preserve">2025</w:t>
-      </w:r>
-    </w:p>
-    <w:p>
-      <w:pPr>
-        <w:numPr>
-          <w:ilvl w:val="0"/>
-          <w:numId w:val="1026"/>
-        </w:numPr>
-      </w:pPr>
-      <w:r>
-        <w:t xml:space="preserve">Zsichla L, Adravecz L, Müller D, Lemey P, Lakatos Á,</w:t>
+        <w:t xml:space="preserve">2024</w:t>
+      </w:r>
+    </w:p>
+    <w:p>
+      <w:pPr>
+        <w:numPr>
+          <w:ilvl w:val="0"/>
+          <w:numId w:val="1027"/>
+        </w:numPr>
+      </w:pPr>
+      <w:r>
+        <w:t xml:space="preserve">Koncz M, Stirling T, Mehdi HH, Méhi O, Eszenyi B, Asbóth A, Apjok G, Tóth Á, Orosz L, Vásárhelyi BM,</w:t>
       </w:r>
       <w:r>
         <w:t xml:space="preserve"> </w:t>
@@ -3290,52 +3396,52 @@
         <w:t xml:space="preserve">Ari E</w:t>
       </w:r>
       <w:r>
-        <w:t xml:space="preserve">, Kusejko K, Kouyos R, Szlávik J, Lakatos B, Áy É &amp; Müller V (2025)</w:t>
-      </w:r>
-      <w:r>
-        <w:t xml:space="preserve"> </w:t>
-      </w:r>
-      <w:hyperlink r:id="rId112">
-        <w:r>
-          <w:rPr>
-            <w:rStyle w:val="Hyperlink"/>
-          </w:rPr>
-          <w:t xml:space="preserve">Molecular epidemiology of HIV-1 in Hungary: an evolving contact zone of colliding virus subtypes.</w:t>
-        </w:r>
-      </w:hyperlink>
-      <w:r>
-        <w:t xml:space="preserve"> </w:t>
-      </w:r>
-      <w:r>
-        <w:rPr>
-          <w:i/>
-          <w:iCs/>
-        </w:rPr>
-        <w:t xml:space="preserve">Frontiers in Microbiology</w:t>
-      </w:r>
-      <w:r>
-        <w:t xml:space="preserve">, 16: 1732254.</w:t>
-      </w:r>
-      <w:r>
-        <w:t xml:space="preserve"> </w:t>
-      </w:r>
-      <w:r>
-        <w:rPr>
-          <w:b/>
-          <w:bCs/>
-        </w:rPr>
-        <w:t xml:space="preserve">Q1, IF: 4.5, IC: 1</w:t>
-      </w:r>
-    </w:p>
-    <w:p>
-      <w:pPr>
-        <w:numPr>
-          <w:ilvl w:val="0"/>
-          <w:numId w:val="1026"/>
-        </w:numPr>
-      </w:pPr>
-      <w:r>
-        <w:t xml:space="preserve">Balogh GM, Koncz B, Asztalos L,</w:t>
+        <w:t xml:space="preserve">, Daruka L, Polgár TF, Schneider Gy, Zalokh SA, Számel M, Fekete G, Bohár B, Nagy Varga K, Visnyovszki Á, Székely E, Licker MS, Izmendi O, Costache C, Gajic I, Lukovic B, Molnár Sz, Szőcs-Gazdi UO, Bozai Cs, Indreas M, Kristóf K, Van der Henst C, Breine A; Pál C, Papp B &amp; Kintses B (2024)</w:t>
+      </w:r>
+      <w:r>
+        <w:t xml:space="preserve"> </w:t>
+      </w:r>
+      <w:hyperlink r:id="rId115">
+        <w:r>
+          <w:rPr>
+            <w:rStyle w:val="Hyperlink"/>
+          </w:rPr>
+          <w:t xml:space="preserve">Genomic surveillance as a scalable framework for precision phage therapy against antibiotic-resistant pathogens.</w:t>
+        </w:r>
+      </w:hyperlink>
+      <w:r>
+        <w:t xml:space="preserve"> </w:t>
+      </w:r>
+      <w:r>
+        <w:rPr>
+          <w:i/>
+          <w:iCs/>
+        </w:rPr>
+        <w:t xml:space="preserve">Cell</w:t>
+      </w:r>
+      <w:r>
+        <w:t xml:space="preserve">, 187(21): 5901 - 5918.e28.</w:t>
+      </w:r>
+      <w:r>
+        <w:t xml:space="preserve"> </w:t>
+      </w:r>
+      <w:r>
+        <w:rPr>
+          <w:b/>
+          <w:bCs/>
+        </w:rPr>
+        <w:t xml:space="preserve">D1, IF: 45.5, IC: 62</w:t>
+      </w:r>
+    </w:p>
+    <w:p>
+      <w:pPr>
+        <w:numPr>
+          <w:ilvl w:val="0"/>
+          <w:numId w:val="1027"/>
+        </w:numPr>
+      </w:pPr>
+      <w:r>
+        <w:t xml:space="preserve">Turek C, Ölbei M, Stirling T, Fekete G, Tasnádi E, Gul L, Bohár B, Papp B, Jurkowski W &amp;</w:t>
       </w:r>
       <w:r>
         <w:t xml:space="preserve"> </w:t>
@@ -3348,133 +3454,7 @@
         <w:t xml:space="preserve">Ari E</w:t>
       </w:r>
       <w:r>
-        <w:t xml:space="preserve">, Papp B, Szebeni GJ, Gémes N, Pál C &amp; Manczinger M (2025)</w:t>
-      </w:r>
-      <w:r>
-        <w:t xml:space="preserve"> </w:t>
-      </w:r>
-      <w:hyperlink r:id="rId113">
-        <w:r>
-          <w:rPr>
-            <w:rStyle w:val="Hyperlink"/>
-          </w:rPr>
-          <w:t xml:space="preserve">C&gt;U mutations generate immunogenic peptides in SARS-CoV-2.</w:t>
-        </w:r>
-      </w:hyperlink>
-      <w:r>
-        <w:t xml:space="preserve"> </w:t>
-      </w:r>
-      <w:r>
-        <w:rPr>
-          <w:i/>
-          <w:iCs/>
-        </w:rPr>
-        <w:t xml:space="preserve">Nature Communications</w:t>
-      </w:r>
-      <w:r>
-        <w:t xml:space="preserve">, 16: 10156.</w:t>
-      </w:r>
-      <w:r>
-        <w:t xml:space="preserve"> </w:t>
-      </w:r>
-      <w:r>
-        <w:rPr>
-          <w:b/>
-          <w:bCs/>
-        </w:rPr>
-        <w:t xml:space="preserve">D1, IF: 15.7, IC: 3</w:t>
-      </w:r>
-    </w:p>
-    <w:p>
-      <w:pPr>
-        <w:numPr>
-          <w:ilvl w:val="0"/>
-          <w:numId w:val="1026"/>
-        </w:numPr>
-      </w:pPr>
-      <w:r>
-        <w:t xml:space="preserve">Daruka L, Czikkely MS, Szili P, Farkas Z, Balogh D, Maharramov E, Vu TH, Sipos L, Vincze BD, Grézal G, Juhász Sz, Dunai A, Daraba A, Számel M, Sári T, Stirling T, Vásárhelyi BM,</w:t>
-      </w:r>
-      <w:r>
-        <w:t xml:space="preserve"> </w:t>
-      </w:r>
-      <w:r>
-        <w:rPr>
-          <w:b/>
-          <w:bCs/>
-        </w:rPr>
-        <w:t xml:space="preserve">Ari E</w:t>
-      </w:r>
-      <w:r>
-        <w:t xml:space="preserve">, Christodoulou C, Manczinger M, Enyedi MZs, Jaksa G, van Houte S, Pursey E, Papp CG, Szilovics Z, Pintér L, Haracska L, Gácser A, Kintses B, Papp B &amp; Pál Cs (2025)</w:t>
-      </w:r>
-      <w:r>
-        <w:t xml:space="preserve"> </w:t>
-      </w:r>
-      <w:hyperlink r:id="rId114">
-        <w:r>
-          <w:rPr>
-            <w:rStyle w:val="Hyperlink"/>
-          </w:rPr>
-          <w:t xml:space="preserve">ESKAPE pathogens rapidly develop resistance against antibiotics in development.</w:t>
-        </w:r>
-      </w:hyperlink>
-      <w:r>
-        <w:t xml:space="preserve"> </w:t>
-      </w:r>
-      <w:r>
-        <w:rPr>
-          <w:i/>
-          <w:iCs/>
-        </w:rPr>
-        <w:t xml:space="preserve">Nature Microbiology</w:t>
-      </w:r>
-      <w:r>
-        <w:t xml:space="preserve">, 10(2): 313-331.</w:t>
-      </w:r>
-      <w:r>
-        <w:t xml:space="preserve"> </w:t>
-      </w:r>
-      <w:r>
-        <w:rPr>
-          <w:b/>
-          <w:bCs/>
-        </w:rPr>
-        <w:t xml:space="preserve">D1, IF: 20.5, IC: 125</w:t>
-      </w:r>
-    </w:p>
-    <w:bookmarkEnd w:id="115"/>
-    <w:bookmarkStart w:id="119" w:name="section-1"/>
-    <w:p>
-      <w:pPr>
-        <w:pStyle w:val="Heading3"/>
-      </w:pPr>
-      <w:r>
-        <w:t xml:space="preserve">2024</w:t>
-      </w:r>
-    </w:p>
-    <w:p>
-      <w:pPr>
-        <w:numPr>
-          <w:ilvl w:val="0"/>
-          <w:numId w:val="1027"/>
-        </w:numPr>
-      </w:pPr>
-      <w:r>
-        <w:t xml:space="preserve">Koncz M, Stirling T, Mehdi HH, Méhi O, Eszenyi B, Asbóth A, Apjok G, Tóth Á, Orosz L, Vásárhelyi BM,</w:t>
-      </w:r>
-      <w:r>
-        <w:t xml:space="preserve"> </w:t>
-      </w:r>
-      <w:r>
-        <w:rPr>
-          <w:b/>
-          <w:bCs/>
-        </w:rPr>
-        <w:t xml:space="preserve">Ari E</w:t>
-      </w:r>
-      <w:r>
-        <w:t xml:space="preserve">, Daruka L, Polgár TF, Schneider Gy, Zalokh SA, Számel M, Fekete G, Bohár B, Nagy Varga K, Visnyovszki Á, Székely E, Licker MS, Izmendi O, Costache C, Gajic I, Lukovic B, Molnár Sz, Szőcs-Gazdi UO, Bozai Cs, Indreas M, Kristóf K, Van der Henst C, Breine A; Pál C, Papp B &amp; Kintses B (2024)</w:t>
+        <w:t xml:space="preserve">* (2024)</w:t>
       </w:r>
       <w:r>
         <w:t xml:space="preserve"> </w:t>
@@ -3484,126 +3464,68 @@
           <w:rPr>
             <w:rStyle w:val="Hyperlink"/>
           </w:rPr>
-          <w:t xml:space="preserve">Genomic surveillance as a scalable framework for precision phage therapy against antibiotic-resistant pathogens.</w:t>
-        </w:r>
-      </w:hyperlink>
-      <w:r>
-        <w:t xml:space="preserve"> </w:t>
-      </w:r>
-      <w:r>
-        <w:rPr>
-          <w:i/>
-          <w:iCs/>
-        </w:rPr>
-        <w:t xml:space="preserve">Cell</w:t>
-      </w:r>
-      <w:r>
-        <w:t xml:space="preserve">, 187(21): 5901 - 5918.e28.</w:t>
-      </w:r>
-      <w:r>
-        <w:t xml:space="preserve"> </w:t>
-      </w:r>
-      <w:r>
-        <w:rPr>
-          <w:b/>
-          <w:bCs/>
-        </w:rPr>
-        <w:t xml:space="preserve">D1, IF: 45.5, IC: 62</w:t>
-      </w:r>
-    </w:p>
-    <w:p>
-      <w:pPr>
-        <w:numPr>
-          <w:ilvl w:val="0"/>
-          <w:numId w:val="1027"/>
-        </w:numPr>
-      </w:pPr>
-      <w:r>
-        <w:t xml:space="preserve">Turek C, Ölbei M, Stirling T, Fekete G, Tasnádi E, Gul L, Bohár B, Papp B, Jurkowski W &amp;</w:t>
-      </w:r>
-      <w:r>
-        <w:t xml:space="preserve"> </w:t>
-      </w:r>
-      <w:r>
-        <w:rPr>
-          <w:b/>
-          <w:bCs/>
-        </w:rPr>
-        <w:t xml:space="preserve">Ari E</w:t>
-      </w:r>
-      <w:r>
-        <w:t xml:space="preserve">* (2024)</w:t>
-      </w:r>
-      <w:r>
+          <w:t xml:space="preserve">mulea - an R package for enrichment analysis using various ontologies and empirical false discovery rate.</w:t>
+        </w:r>
+      </w:hyperlink>
+      <w:r>
+        <w:t xml:space="preserve"> </w:t>
+      </w:r>
+      <w:r>
+        <w:rPr>
+          <w:i/>
+          <w:iCs/>
+        </w:rPr>
+        <w:t xml:space="preserve">BMC Bioinformatics</w:t>
+      </w:r>
+      <w:r>
+        <w:t xml:space="preserve">, 25(1): 334.</w:t>
+      </w:r>
+      <w:r>
+        <w:t xml:space="preserve"> </w:t>
+      </w:r>
+      <w:r>
+        <w:rPr>
+          <w:b/>
+          <w:bCs/>
+        </w:rPr>
+        <w:t xml:space="preserve">Q1, IF: 2.9, IC: 2</w:t>
+      </w:r>
+      <w:r>
+        <w:rPr>
+          <w:b/>
+          <w:bCs/>
+        </w:rPr>
+        <w:t xml:space="preserve"> </w:t>
+      </w:r>
+      <w:r>
+        <w:rPr>
+          <w:b/>
+          <w:bCs/>
+        </w:rPr>
+        <w:t xml:space="preserve">“Impactful paper”</w:t>
+      </w:r>
+      <w:r>
+        <w:rPr>
+          <w:b/>
+          <w:bCs/>
+        </w:rPr>
+        <w:t xml:space="preserve"> </w:t>
+      </w:r>
+      <w:r>
+        <w:rPr>
+          <w:b/>
+          <w:bCs/>
+        </w:rPr>
+        <w:t xml:space="preserve">az</w:t>
+      </w:r>
+      <w:r>
+        <w:rPr>
+          <w:b/>
+          <w:bCs/>
+        </w:rPr>
         <w:t xml:space="preserve"> </w:t>
       </w:r>
       <w:hyperlink r:id="rId117">
-        <w:r>
-          <w:rPr>
-            <w:rStyle w:val="Hyperlink"/>
-          </w:rPr>
-          <w:t xml:space="preserve">mulea - an R package for enrichment analysis using various ontologies and empirical false discovery rate.</w:t>
-        </w:r>
-      </w:hyperlink>
-      <w:r>
-        <w:t xml:space="preserve"> </w:t>
-      </w:r>
-      <w:r>
-        <w:rPr>
-          <w:i/>
-          <w:iCs/>
-        </w:rPr>
-        <w:t xml:space="preserve">BMC Bioinformatics</w:t>
-      </w:r>
-      <w:r>
-        <w:t xml:space="preserve">, 25(1): 334.</w:t>
-      </w:r>
-      <w:r>
-        <w:t xml:space="preserve"> </w:t>
-      </w:r>
-      <w:r>
-        <w:rPr>
-          <w:b/>
-          <w:bCs/>
-        </w:rPr>
-        <w:t xml:space="preserve">Q1, IF: 2.9, IC: 2</w:t>
-      </w:r>
-      <w:r>
-        <w:rPr>
-          <w:b/>
-          <w:bCs/>
-        </w:rPr>
-        <w:t xml:space="preserve"> </w:t>
-      </w:r>
-      <w:r>
-        <w:rPr>
-          <w:b/>
-          <w:bCs/>
-        </w:rPr>
-        <w:t xml:space="preserve">“Impactful paper”</w:t>
-      </w:r>
-      <w:r>
-        <w:rPr>
-          <w:b/>
-          <w:bCs/>
-        </w:rPr>
-        <w:t xml:space="preserve"> </w:t>
-      </w:r>
-      <w:r>
-        <w:rPr>
-          <w:b/>
-          <w:bCs/>
-        </w:rPr>
-        <w:t xml:space="preserve">az</w:t>
-      </w:r>
-      <w:r>
-        <w:rPr>
-          <w:b/>
-          <w:bCs/>
-        </w:rPr>
-        <w:t xml:space="preserve"> </w:t>
-      </w:r>
-      <w:hyperlink r:id="rId118">
         <w:r>
           <w:rPr>
             <w:rStyle w:val="Hyperlink"/>
@@ -3628,8 +3550,8 @@
         <w:t xml:space="preserve">szerint. (*levelező szerző)</w:t>
       </w:r>
     </w:p>
-    <w:bookmarkEnd w:id="119"/>
-    <w:bookmarkStart w:id="124" w:name="section-2"/>
+    <w:bookmarkEnd w:id="118"/>
+    <w:bookmarkStart w:id="123" w:name="section-2"/>
     <w:p>
       <w:pPr>
         <w:pStyle w:val="Heading3"/>
@@ -3667,36 +3589,94 @@
       <w:r>
         <w:t xml:space="preserve"> </w:t>
       </w:r>
+      <w:hyperlink r:id="rId119">
+        <w:r>
+          <w:rPr>
+            <w:rStyle w:val="Hyperlink"/>
+          </w:rPr>
+          <w:t xml:space="preserve">Lifeway narratives of a Bronze Age community from Balatonkeresztúr (Western Hungary) based on bioarchaeological analyses.</w:t>
+        </w:r>
+      </w:hyperlink>
+      <w:r>
+        <w:t xml:space="preserve"> </w:t>
+      </w:r>
+      <w:r>
+        <w:rPr>
+          <w:i/>
+          <w:iCs/>
+        </w:rPr>
+        <w:t xml:space="preserve">In: Meller, Harald; Krause, Johannes; Haak, Wolfgang; Risch, Roberto (ed.) Kinship, sex, and biological relatedness: the contribution of archaeogenetics to the understanding of social and biological relations</w:t>
+      </w:r>
+      <w:r>
+        <w:t xml:space="preserve">, 15: Mitteldeutscher Archäologentag vom 6. bis 8. Oktober 2022 in Halle (Saale) Németország: Landesamt für Denkmalpflege und Archäologie Sachsen-Anhalt, Landesmuseum für Vorgeschichte 344 p. pp. 233-248.</w:t>
+      </w:r>
+      <w:r>
+        <w:t xml:space="preserve"> </w:t>
+      </w:r>
+      <w:r>
+        <w:rPr>
+          <w:b/>
+          <w:bCs/>
+        </w:rPr>
+        <w:t xml:space="preserve">IC: 0 Könyvfejezet</w:t>
+      </w:r>
+    </w:p>
+    <w:p>
+      <w:pPr>
+        <w:numPr>
+          <w:ilvl w:val="0"/>
+          <w:numId w:val="1028"/>
+        </w:numPr>
+      </w:pPr>
+      <w:r>
+        <w:t xml:space="preserve">Gerber D, Szeifert B, Székely O, Egyed B, Gyuris B, Giblin JI, Horváth A, Köhler K, Kulcsár G, Kustár Á, Major I, Molnár M, Palcsu L, Szeverényi V, Fábián S, Mende BG, Bondár M,</w:t>
+      </w:r>
+      <w:r>
+        <w:t xml:space="preserve"> </w:t>
+      </w:r>
+      <w:r>
+        <w:rPr>
+          <w:b/>
+          <w:bCs/>
+        </w:rPr>
+        <w:t xml:space="preserve">Ari E</w:t>
+      </w:r>
+      <w:r>
+        <w:t xml:space="preserve">*, Kiss V* &amp; Szécsényi-Nagy A* (2023)</w:t>
+      </w:r>
+      <w:r>
+        <w:t xml:space="preserve"> </w:t>
+      </w:r>
       <w:hyperlink r:id="rId120">
         <w:r>
           <w:rPr>
             <w:rStyle w:val="Hyperlink"/>
           </w:rPr>
-          <w:t xml:space="preserve">Lifeway narratives of a Bronze Age community from Balatonkeresztúr (Western Hungary) based on bioarchaeological analyses.</w:t>
-        </w:r>
-      </w:hyperlink>
-      <w:r>
-        <w:t xml:space="preserve"> </w:t>
-      </w:r>
-      <w:r>
-        <w:rPr>
-          <w:i/>
-          <w:iCs/>
-        </w:rPr>
-        <w:t xml:space="preserve">In: Meller, Harald; Krause, Johannes; Haak, Wolfgang; Risch, Roberto (ed.) Kinship, sex, and biological relatedness: the contribution of archaeogenetics to the understanding of social and biological relations</w:t>
-      </w:r>
-      <w:r>
-        <w:t xml:space="preserve">, 15: Mitteldeutscher Archäologentag vom 6. bis 8. Oktober 2022 in Halle (Saale) Németország: Landesamt für Denkmalpflege und Archäologie Sachsen-Anhalt, Landesmuseum für Vorgeschichte 344 p. pp. 233-248.</w:t>
-      </w:r>
-      <w:r>
-        <w:t xml:space="preserve"> </w:t>
-      </w:r>
-      <w:r>
-        <w:rPr>
-          <w:b/>
-          <w:bCs/>
-        </w:rPr>
-        <w:t xml:space="preserve">IC: 0 Könyvfejezet</w:t>
+          <w:t xml:space="preserve">Interdisciplinary analyses of Bronze Age communities from Western Hungary reveal complex population histories.</w:t>
+        </w:r>
+      </w:hyperlink>
+      <w:r>
+        <w:t xml:space="preserve"> </w:t>
+      </w:r>
+      <w:r>
+        <w:rPr>
+          <w:i/>
+          <w:iCs/>
+        </w:rPr>
+        <w:t xml:space="preserve">Molecular Biology and Evolution</w:t>
+      </w:r>
+      <w:r>
+        <w:t xml:space="preserve">, 40(9): msad182.</w:t>
+      </w:r>
+      <w:r>
+        <w:t xml:space="preserve"> </w:t>
+      </w:r>
+      <w:r>
+        <w:rPr>
+          <w:b/>
+          <w:bCs/>
+        </w:rPr>
+        <w:t xml:space="preserve">D1, IF: 11, IC: 17 (*megosztott levelező szerző)</w:t>
       </w:r>
     </w:p>
     <w:p>
@@ -3707,7 +3687,7 @@
         </w:numPr>
       </w:pPr>
       <w:r>
-        <w:t xml:space="preserve">Gerber D, Szeifert B, Székely O, Egyed B, Gyuris B, Giblin JI, Horváth A, Köhler K, Kulcsár G, Kustár Á, Major I, Molnár M, Palcsu L, Szeverényi V, Fábián S, Mende BG, Bondár M,</w:t>
+        <w:t xml:space="preserve">Bacsur P, Rutka M, Resál T, Szántó K, Jójárt B, Bálint A,</w:t>
       </w:r>
       <w:r>
         <w:t xml:space="preserve"> </w:t>
@@ -3720,7 +3700,7 @@
         <w:t xml:space="preserve">Ari E</w:t>
       </w:r>
       <w:r>
-        <w:t xml:space="preserve">*, Kiss V* &amp; Szécsényi-Nagy A* (2023)</w:t>
+        <w:t xml:space="preserve">, Walliyulah A, Kintses B, Fehér T, Asbóth A, Pigniczki D, Bor R, Fábián A, Maléth J, Szepes Z, Farkas K &amp; Molnár T (2023)</w:t>
       </w:r>
       <w:r>
         <w:t xml:space="preserve"> </w:t>
@@ -3730,31 +3710,31 @@
           <w:rPr>
             <w:rStyle w:val="Hyperlink"/>
           </w:rPr>
-          <w:t xml:space="preserve">Interdisciplinary analyses of Bronze Age communities from Western Hungary reveal complex population histories.</w:t>
-        </w:r>
-      </w:hyperlink>
-      <w:r>
-        <w:t xml:space="preserve"> </w:t>
-      </w:r>
-      <w:r>
-        <w:rPr>
-          <w:i/>
-          <w:iCs/>
-        </w:rPr>
-        <w:t xml:space="preserve">Molecular Biology and Evolution</w:t>
-      </w:r>
-      <w:r>
-        <w:t xml:space="preserve">, 40(9): msad182.</w:t>
-      </w:r>
-      <w:r>
-        <w:t xml:space="preserve"> </w:t>
-      </w:r>
-      <w:r>
-        <w:rPr>
-          <w:b/>
-          <w:bCs/>
-        </w:rPr>
-        <w:t xml:space="preserve">D1, IF: 11, IC: 17 (*megosztott levelező szerző)</w:t>
+          <w:t xml:space="preserve">Effects of bowel cleansing on the composition of the gut microbiome in inflammatory bowel disease patients and healthy controls.</w:t>
+        </w:r>
+      </w:hyperlink>
+      <w:r>
+        <w:t xml:space="preserve"> </w:t>
+      </w:r>
+      <w:r>
+        <w:rPr>
+          <w:i/>
+          <w:iCs/>
+        </w:rPr>
+        <w:t xml:space="preserve">Therapeutic Advances in Gastroenterology</w:t>
+      </w:r>
+      <w:r>
+        <w:t xml:space="preserve">, 16: 17562848231174298.</w:t>
+      </w:r>
+      <w:r>
+        <w:t xml:space="preserve"> </w:t>
+      </w:r>
+      <w:r>
+        <w:rPr>
+          <w:b/>
+          <w:bCs/>
+        </w:rPr>
+        <w:t xml:space="preserve">Q1, IF: 3.9, IC: 20</w:t>
       </w:r>
     </w:p>
     <w:p>
@@ -3765,7 +3745,7 @@
         </w:numPr>
       </w:pPr>
       <w:r>
-        <w:t xml:space="preserve">Bacsur P, Rutka M, Resál T, Szántó K, Jójárt B, Bálint A,</w:t>
+        <w:t xml:space="preserve">Sturm Á, Saskői É, Hotzi B, Tarnóci A, Barna J, Bodnár F, Sharma H, Kovács T,</w:t>
       </w:r>
       <w:r>
         <w:t xml:space="preserve"> </w:t>
@@ -3778,70 +3758,12 @@
         <w:t xml:space="preserve">Ari E</w:t>
       </w:r>
       <w:r>
-        <w:t xml:space="preserve">, Walliyulah A, Kintses B, Fehér T, Asbóth A, Pigniczki D, Bor R, Fábián A, Maléth J, Szepes Z, Farkas K &amp; Molnár T (2023)</w:t>
+        <w:t xml:space="preserve">, Weinhardt N, Kerepesi C, Perczel A, Ivics Z &amp; Vellai T (2023)</w:t>
       </w:r>
       <w:r>
         <w:t xml:space="preserve"> </w:t>
       </w:r>
       <w:hyperlink r:id="rId122">
-        <w:r>
-          <w:rPr>
-            <w:rStyle w:val="Hyperlink"/>
-          </w:rPr>
-          <w:t xml:space="preserve">Effects of bowel cleansing on the composition of the gut microbiome in inflammatory bowel disease patients and healthy controls.</w:t>
-        </w:r>
-      </w:hyperlink>
-      <w:r>
-        <w:t xml:space="preserve"> </w:t>
-      </w:r>
-      <w:r>
-        <w:rPr>
-          <w:i/>
-          <w:iCs/>
-        </w:rPr>
-        <w:t xml:space="preserve">Therapeutic Advances in Gastroenterology</w:t>
-      </w:r>
-      <w:r>
-        <w:t xml:space="preserve">, 16: 17562848231174298.</w:t>
-      </w:r>
-      <w:r>
-        <w:t xml:space="preserve"> </w:t>
-      </w:r>
-      <w:r>
-        <w:rPr>
-          <w:b/>
-          <w:bCs/>
-        </w:rPr>
-        <w:t xml:space="preserve">Q1, IF: 3.9, IC: 20</w:t>
-      </w:r>
-    </w:p>
-    <w:p>
-      <w:pPr>
-        <w:numPr>
-          <w:ilvl w:val="0"/>
-          <w:numId w:val="1028"/>
-        </w:numPr>
-      </w:pPr>
-      <w:r>
-        <w:t xml:space="preserve">Sturm Á, Saskői É, Hotzi B, Tarnóci A, Barna J, Bodnár F, Sharma H, Kovács T,</w:t>
-      </w:r>
-      <w:r>
-        <w:t xml:space="preserve"> </w:t>
-      </w:r>
-      <w:r>
-        <w:rPr>
-          <w:b/>
-          <w:bCs/>
-        </w:rPr>
-        <w:t xml:space="preserve">Ari E</w:t>
-      </w:r>
-      <w:r>
-        <w:t xml:space="preserve">, Weinhardt N, Kerepesi C, Perczel A, Ivics Z &amp; Vellai T (2023)</w:t>
-      </w:r>
-      <w:r>
-        <w:t xml:space="preserve"> </w:t>
-      </w:r>
-      <w:hyperlink r:id="rId123">
         <w:r>
           <w:rPr>
             <w:rStyle w:val="Hyperlink"/>
@@ -3893,8 +3815,8 @@
         <w:t xml:space="preserve">D1, IF: 14.7, IC: 36</w:t>
       </w:r>
     </w:p>
-    <w:bookmarkEnd w:id="124"/>
-    <w:bookmarkStart w:id="129" w:name="section-3"/>
+    <w:bookmarkEnd w:id="123"/>
+    <w:bookmarkStart w:id="128" w:name="section-3"/>
     <w:p>
       <w:pPr>
         <w:pStyle w:val="Heading3"/>
@@ -3923,36 +3845,94 @@
       <w:r>
         <w:t xml:space="preserve"> </w:t>
       </w:r>
+      <w:hyperlink r:id="rId124">
+        <w:r>
+          <w:rPr>
+            <w:rStyle w:val="Hyperlink"/>
+          </w:rPr>
+          <w:t xml:space="preserve">A single early introduction governed viral diversity in the second wave of SARS-CoV-2 epidemic in Hungary.</w:t>
+        </w:r>
+      </w:hyperlink>
+      <w:r>
+        <w:t xml:space="preserve"> </w:t>
+      </w:r>
+      <w:r>
+        <w:rPr>
+          <w:i/>
+          <w:iCs/>
+        </w:rPr>
+        <w:t xml:space="preserve">Virus Evolution</w:t>
+      </w:r>
+      <w:r>
+        <w:t xml:space="preserve">, 8(2): veac069.</w:t>
+      </w:r>
+      <w:r>
+        <w:t xml:space="preserve"> </w:t>
+      </w:r>
+      <w:r>
+        <w:rPr>
+          <w:b/>
+          <w:bCs/>
+        </w:rPr>
+        <w:t xml:space="preserve">D1, IF: 5.3, IC: 7</w:t>
+      </w:r>
+    </w:p>
+    <w:p>
+      <w:pPr>
+        <w:numPr>
+          <w:ilvl w:val="0"/>
+          <w:numId w:val="1029"/>
+        </w:numPr>
+      </w:pPr>
+      <w:r>
+        <w:t xml:space="preserve">Csabai L, Fazekas D, Kadlecsik T, Szalay-Bekő M, Bohár B, Madgwick M, Módos D, Ölbei M, Gul L, Sudhakar P, Kubisch J, Oyeyemi OJ, Liska O,</w:t>
+      </w:r>
+      <w:r>
+        <w:t xml:space="preserve"> </w:t>
+      </w:r>
+      <w:r>
+        <w:rPr>
+          <w:b/>
+          <w:bCs/>
+        </w:rPr>
+        <w:t xml:space="preserve">Ari E</w:t>
+      </w:r>
+      <w:r>
+        <w:t xml:space="preserve">, Hotzi B, Billes VA, Molnár E, Földvári-Nagy L, Csályi K, Demeter A, Pápai N, Koltai M, Varga M, Lenti K, Farkas IJ, Türei D, Csermely P, Vellai T &amp; Korcsmáros T (2022)</w:t>
+      </w:r>
+      <w:r>
+        <w:t xml:space="preserve"> </w:t>
+      </w:r>
       <w:hyperlink r:id="rId125">
         <w:r>
           <w:rPr>
             <w:rStyle w:val="Hyperlink"/>
           </w:rPr>
-          <w:t xml:space="preserve">A single early introduction governed viral diversity in the second wave of SARS-CoV-2 epidemic in Hungary.</w:t>
-        </w:r>
-      </w:hyperlink>
-      <w:r>
-        <w:t xml:space="preserve"> </w:t>
-      </w:r>
-      <w:r>
-        <w:rPr>
-          <w:i/>
-          <w:iCs/>
-        </w:rPr>
-        <w:t xml:space="preserve">Virus Evolution</w:t>
-      </w:r>
-      <w:r>
-        <w:t xml:space="preserve">, 8(2): veac069.</w:t>
-      </w:r>
-      <w:r>
-        <w:t xml:space="preserve"> </w:t>
-      </w:r>
-      <w:r>
-        <w:rPr>
-          <w:b/>
-          <w:bCs/>
-        </w:rPr>
-        <w:t xml:space="preserve">D1, IF: 5.3, IC: 7</w:t>
+          <w:t xml:space="preserve">SignaLink3: A multi-layered resource to uncover tissue-specific signaling networks.</w:t>
+        </w:r>
+      </w:hyperlink>
+      <w:r>
+        <w:t xml:space="preserve"> </w:t>
+      </w:r>
+      <w:r>
+        <w:rPr>
+          <w:i/>
+          <w:iCs/>
+        </w:rPr>
+        <w:t xml:space="preserve">Nucleic Acids Research</w:t>
+      </w:r>
+      <w:r>
+        <w:t xml:space="preserve">, 50(D1): 701-709.</w:t>
+      </w:r>
+      <w:r>
+        <w:t xml:space="preserve"> </w:t>
+      </w:r>
+      <w:r>
+        <w:rPr>
+          <w:b/>
+          <w:bCs/>
+        </w:rPr>
+        <w:t xml:space="preserve">D1, IF: 14.9, IC: 44</w:t>
       </w:r>
     </w:p>
     <w:p>
@@ -3963,7 +3943,7 @@
         </w:numPr>
       </w:pPr>
       <w:r>
-        <w:t xml:space="preserve">Csabai L, Fazekas D, Kadlecsik T, Szalay-Bekő M, Bohár B, Madgwick M, Módos D, Ölbei M, Gul L, Sudhakar P, Kubisch J, Oyeyemi OJ, Liska O,</w:t>
+        <w:t xml:space="preserve">Liska O, Bohár B, Hidas H, Korcsmáros T, Papp B, Fazekas D &amp;</w:t>
       </w:r>
       <w:r>
         <w:t xml:space="preserve"> </w:t>
@@ -3976,7 +3956,7 @@
         <w:t xml:space="preserve">Ari E</w:t>
       </w:r>
       <w:r>
-        <w:t xml:space="preserve">, Hotzi B, Billes VA, Molnár E, Földvári-Nagy L, Csályi K, Demeter A, Pápai N, Koltai M, Varga M, Lenti K, Farkas IJ, Türei D, Csermely P, Vellai T &amp; Korcsmáros T (2022)</w:t>
+        <w:t xml:space="preserve">* (2022)</w:t>
       </w:r>
       <w:r>
         <w:t xml:space="preserve"> </w:t>
@@ -3986,98 +3966,40 @@
           <w:rPr>
             <w:rStyle w:val="Hyperlink"/>
           </w:rPr>
-          <w:t xml:space="preserve">SignaLink3: A multi-layered resource to uncover tissue-specific signaling networks.</w:t>
-        </w:r>
-      </w:hyperlink>
-      <w:r>
-        <w:t xml:space="preserve"> </w:t>
-      </w:r>
-      <w:r>
-        <w:rPr>
-          <w:i/>
-          <w:iCs/>
-        </w:rPr>
-        <w:t xml:space="preserve">Nucleic Acids Research</w:t>
-      </w:r>
-      <w:r>
-        <w:t xml:space="preserve">, 50(D1): 701-709.</w:t>
-      </w:r>
-      <w:r>
-        <w:t xml:space="preserve"> </w:t>
-      </w:r>
-      <w:r>
-        <w:rPr>
-          <w:b/>
-          <w:bCs/>
-        </w:rPr>
-        <w:t xml:space="preserve">D1, IF: 14.9, IC: 44</w:t>
-      </w:r>
-    </w:p>
-    <w:p>
-      <w:pPr>
-        <w:numPr>
-          <w:ilvl w:val="0"/>
-          <w:numId w:val="1029"/>
-        </w:numPr>
-      </w:pPr>
-      <w:r>
-        <w:t xml:space="preserve">Liska O, Bohár B, Hidas H, Korcsmáros T, Papp B, Fazekas D &amp;</w:t>
-      </w:r>
-      <w:r>
-        <w:t xml:space="preserve"> </w:t>
-      </w:r>
-      <w:r>
-        <w:rPr>
-          <w:b/>
-          <w:bCs/>
-        </w:rPr>
-        <w:t xml:space="preserve">Ari E</w:t>
-      </w:r>
-      <w:r>
-        <w:t xml:space="preserve">* (2022)</w:t>
-      </w:r>
-      <w:r>
+          <w:t xml:space="preserve">TFLink: An integrated gateway to access transcription factor - target gene interactions for multiple species.</w:t>
+        </w:r>
+      </w:hyperlink>
+      <w:r>
+        <w:t xml:space="preserve"> </w:t>
+      </w:r>
+      <w:r>
+        <w:rPr>
+          <w:i/>
+          <w:iCs/>
+        </w:rPr>
+        <w:t xml:space="preserve">Database</w:t>
+      </w:r>
+      <w:r>
+        <w:t xml:space="preserve">, 2022, baac083.</w:t>
+      </w:r>
+      <w:r>
+        <w:t xml:space="preserve"> </w:t>
+      </w:r>
+      <w:r>
+        <w:rPr>
+          <w:b/>
+          <w:bCs/>
+        </w:rPr>
+        <w:t xml:space="preserve">D1, IF: 5.8, IC: 174 “High impact paper” a</w:t>
+      </w:r>
+      <w:r>
+        <w:rPr>
+          <w:b/>
+          <w:bCs/>
+        </w:rPr>
         <w:t xml:space="preserve"> </w:t>
       </w:r>
       <w:hyperlink r:id="rId127">
-        <w:r>
-          <w:rPr>
-            <w:rStyle w:val="Hyperlink"/>
-          </w:rPr>
-          <w:t xml:space="preserve">TFLink: An integrated gateway to access transcription factor - target gene interactions for multiple species.</w:t>
-        </w:r>
-      </w:hyperlink>
-      <w:r>
-        <w:t xml:space="preserve"> </w:t>
-      </w:r>
-      <w:r>
-        <w:rPr>
-          <w:i/>
-          <w:iCs/>
-        </w:rPr>
-        <w:t xml:space="preserve">Database</w:t>
-      </w:r>
-      <w:r>
-        <w:t xml:space="preserve">, 2022, baac083.</w:t>
-      </w:r>
-      <w:r>
-        <w:t xml:space="preserve"> </w:t>
-      </w:r>
-      <w:r>
-        <w:rPr>
-          <w:b/>
-          <w:bCs/>
-        </w:rPr>
-        <w:t xml:space="preserve">D1, IF: 5.8, IC: 174 “High impact paper” a</w:t>
-      </w:r>
-      <w:r>
-        <w:rPr>
-          <w:b/>
-          <w:bCs/>
-        </w:rPr>
-        <w:t xml:space="preserve"> </w:t>
-      </w:r>
-      <w:hyperlink r:id="rId128">
         <w:r>
           <w:rPr>
             <w:rStyle w:val="Hyperlink"/>
@@ -4102,8 +4024,8 @@
         <w:t xml:space="preserve">szerint. (*levelező szerző)</w:t>
       </w:r>
     </w:p>
-    <w:bookmarkEnd w:id="129"/>
-    <w:bookmarkStart w:id="131" w:name="section-4"/>
+    <w:bookmarkEnd w:id="128"/>
+    <w:bookmarkStart w:id="130" w:name="section-4"/>
     <w:p>
       <w:pPr>
         <w:pStyle w:val="Heading3"/>
@@ -4139,7 +4061,7 @@
       <w:r>
         <w:t xml:space="preserve"> </w:t>
       </w:r>
-      <w:hyperlink r:id="rId130">
+      <w:hyperlink r:id="rId129">
         <w:r>
           <w:rPr>
             <w:rStyle w:val="Hyperlink"/>
@@ -4171,8 +4093,8 @@
         <w:t xml:space="preserve">D1, IF: 5.68, IC: 30</w:t>
       </w:r>
     </w:p>
-    <w:bookmarkEnd w:id="131"/>
-    <w:bookmarkStart w:id="138" w:name="section-5"/>
+    <w:bookmarkEnd w:id="130"/>
+    <w:bookmarkStart w:id="137" w:name="section-5"/>
     <w:p>
       <w:pPr>
         <w:pStyle w:val="Heading3"/>
@@ -4207,103 +4129,103 @@
       <w:r>
         <w:t xml:space="preserve"> </w:t>
       </w:r>
+      <w:hyperlink r:id="rId131">
+        <w:r>
+          <w:rPr>
+            <w:rStyle w:val="Hyperlink"/>
+          </w:rPr>
+          <w:t xml:space="preserve">Chemical-genetic profiling reveals limited cross-resistance between antimicrobial peptides with different modes of action.</w:t>
+        </w:r>
+      </w:hyperlink>
+      <w:r>
+        <w:t xml:space="preserve"> </w:t>
+      </w:r>
+      <w:r>
+        <w:rPr>
+          <w:i/>
+          <w:iCs/>
+        </w:rPr>
+        <w:t xml:space="preserve">Nature Communications</w:t>
+      </w:r>
+      <w:r>
+        <w:t xml:space="preserve">, 10(1): 5731.</w:t>
+      </w:r>
+      <w:r>
+        <w:t xml:space="preserve"> </w:t>
+      </w:r>
+      <w:r>
+        <w:rPr>
+          <w:b/>
+          <w:bCs/>
+        </w:rPr>
+        <w:t xml:space="preserve">D1, IF: 12.12, IC: 51</w:t>
+      </w:r>
+    </w:p>
+    <w:p>
+      <w:pPr>
+        <w:numPr>
+          <w:ilvl w:val="0"/>
+          <w:numId w:val="1031"/>
+        </w:numPr>
+      </w:pPr>
+      <w:r>
+        <w:t xml:space="preserve">Kintses B*, Méhi O*,</w:t>
+      </w:r>
+      <w:r>
+        <w:t xml:space="preserve"> </w:t>
+      </w:r>
+      <w:r>
+        <w:rPr>
+          <w:b/>
+          <w:bCs/>
+        </w:rPr>
+        <w:t xml:space="preserve">Ari E</w:t>
+      </w:r>
+      <w:r>
+        <w:t xml:space="preserve">*, Számel M, Györkei Á, Jangir PK, Nagy I, Pál F, Fekete G, Tengölics R, Nyerges Á, Likó I, Bálint A, Molnár T, Bálint B, Vásárhelyi BM, Bustamante M, Papp B &amp; Pál C (2019)</w:t>
+      </w:r>
+      <w:r>
+        <w:t xml:space="preserve"> </w:t>
+      </w:r>
       <w:hyperlink r:id="rId132">
         <w:r>
           <w:rPr>
             <w:rStyle w:val="Hyperlink"/>
           </w:rPr>
-          <w:t xml:space="preserve">Chemical-genetic profiling reveals limited cross-resistance between antimicrobial peptides with different modes of action.</w:t>
-        </w:r>
-      </w:hyperlink>
-      <w:r>
-        <w:t xml:space="preserve"> </w:t>
-      </w:r>
-      <w:r>
-        <w:rPr>
-          <w:i/>
-          <w:iCs/>
-        </w:rPr>
-        <w:t xml:space="preserve">Nature Communications</w:t>
-      </w:r>
-      <w:r>
-        <w:t xml:space="preserve">, 10(1): 5731.</w:t>
-      </w:r>
-      <w:r>
-        <w:t xml:space="preserve"> </w:t>
-      </w:r>
-      <w:r>
-        <w:rPr>
-          <w:b/>
-          <w:bCs/>
-        </w:rPr>
-        <w:t xml:space="preserve">D1, IF: 12.12, IC: 51</w:t>
-      </w:r>
-    </w:p>
-    <w:p>
-      <w:pPr>
-        <w:numPr>
-          <w:ilvl w:val="0"/>
-          <w:numId w:val="1031"/>
-        </w:numPr>
-      </w:pPr>
-      <w:r>
-        <w:t xml:space="preserve">Kintses B*, Méhi O*,</w:t>
-      </w:r>
-      <w:r>
-        <w:t xml:space="preserve"> </w:t>
-      </w:r>
-      <w:r>
-        <w:rPr>
-          <w:b/>
-          <w:bCs/>
-        </w:rPr>
-        <w:t xml:space="preserve">Ari E</w:t>
-      </w:r>
-      <w:r>
-        <w:t xml:space="preserve">*, Számel M, Györkei Á, Jangir PK, Nagy I, Pál F, Fekete G, Tengölics R, Nyerges Á, Likó I, Bálint A, Molnár T, Bálint B, Vásárhelyi BM, Bustamante M, Papp B &amp; Pál C (2019)</w:t>
-      </w:r>
-      <w:r>
+          <w:t xml:space="preserve">Phylogenetic barriers to horizontal transfer of antimicrobial peptide resistance genes in the human gut microbiota.</w:t>
+        </w:r>
+      </w:hyperlink>
+      <w:r>
+        <w:t xml:space="preserve"> </w:t>
+      </w:r>
+      <w:r>
+        <w:rPr>
+          <w:i/>
+          <w:iCs/>
+        </w:rPr>
+        <w:t xml:space="preserve">Nature Microbiology</w:t>
+      </w:r>
+      <w:r>
+        <w:t xml:space="preserve">, 4(3): 447-458.</w:t>
+      </w:r>
+      <w:r>
+        <w:t xml:space="preserve"> </w:t>
+      </w:r>
+      <w:r>
+        <w:rPr>
+          <w:b/>
+          <w:bCs/>
+        </w:rPr>
+        <w:t xml:space="preserve">D1, IF: 15.54, IC: 109 Craig MacLean ajánlásával</w:t>
+      </w:r>
+      <w:r>
+        <w:rPr>
+          <w:b/>
+          <w:bCs/>
+        </w:rPr>
         <w:t xml:space="preserve"> </w:t>
       </w:r>
       <w:hyperlink r:id="rId133">
-        <w:r>
-          <w:rPr>
-            <w:rStyle w:val="Hyperlink"/>
-          </w:rPr>
-          <w:t xml:space="preserve">Phylogenetic barriers to horizontal transfer of antimicrobial peptide resistance genes in the human gut microbiota.</w:t>
-        </w:r>
-      </w:hyperlink>
-      <w:r>
-        <w:t xml:space="preserve"> </w:t>
-      </w:r>
-      <w:r>
-        <w:rPr>
-          <w:i/>
-          <w:iCs/>
-        </w:rPr>
-        <w:t xml:space="preserve">Nature Microbiology</w:t>
-      </w:r>
-      <w:r>
-        <w:t xml:space="preserve">, 4(3): 447-458.</w:t>
-      </w:r>
-      <w:r>
-        <w:t xml:space="preserve"> </w:t>
-      </w:r>
-      <w:r>
-        <w:rPr>
-          <w:b/>
-          <w:bCs/>
-        </w:rPr>
-        <w:t xml:space="preserve">D1, IF: 15.54, IC: 109 Craig MacLean ajánlásával</w:t>
-      </w:r>
-      <w:r>
-        <w:rPr>
-          <w:b/>
-          <w:bCs/>
-        </w:rPr>
-        <w:t xml:space="preserve"> </w:t>
-      </w:r>
-      <w:hyperlink r:id="rId134">
         <w:r>
           <w:rPr>
             <w:rStyle w:val="Hyperlink"/>
@@ -4327,7 +4249,7 @@
         </w:rPr>
         <w:t xml:space="preserve"> </w:t>
       </w:r>
-      <w:hyperlink r:id="rId135">
+      <w:hyperlink r:id="rId134">
         <w:r>
           <w:rPr>
             <w:rStyle w:val="Hyperlink"/>
@@ -4371,47 +4293,116 @@
       <w:r>
         <w:t xml:space="preserve"> </w:t>
       </w:r>
+      <w:hyperlink r:id="rId135">
+        <w:r>
+          <w:rPr>
+            <w:rStyle w:val="Hyperlink"/>
+          </w:rPr>
+          <w:t xml:space="preserve">Targeted interplay between bacterial pathogens and host autophagy.</w:t>
+        </w:r>
+      </w:hyperlink>
+      <w:r>
+        <w:t xml:space="preserve"> </w:t>
+      </w:r>
+      <w:r>
+        <w:rPr>
+          <w:i/>
+          <w:iCs/>
+        </w:rPr>
+        <w:t xml:space="preserve">Autophagy</w:t>
+      </w:r>
+      <w:r>
+        <w:t xml:space="preserve">, 15(9): 1620-1633.</w:t>
+      </w:r>
+      <w:r>
+        <w:t xml:space="preserve"> </w:t>
+      </w:r>
+      <w:r>
+        <w:rPr>
+          <w:b/>
+          <w:bCs/>
+        </w:rPr>
+        <w:t xml:space="preserve">D1, IF: 11.06, IC: 50</w:t>
+      </w:r>
+    </w:p>
+    <w:p>
+      <w:pPr>
+        <w:numPr>
+          <w:ilvl w:val="0"/>
+          <w:numId w:val="1031"/>
+        </w:numPr>
+      </w:pPr>
+      <w:r>
+        <w:t xml:space="preserve">Sun D, Ren X,</w:t>
+      </w:r>
+      <w:r>
+        <w:t xml:space="preserve"> </w:t>
+      </w:r>
+      <w:r>
+        <w:rPr>
+          <w:b/>
+          <w:bCs/>
+        </w:rPr>
+        <w:t xml:space="preserve">Ari E</w:t>
+      </w:r>
+      <w:r>
+        <w:t xml:space="preserve">, Korcsmaros T, Csermely P &amp; Wu L-Y (2019)</w:t>
+      </w:r>
+      <w:r>
+        <w:t xml:space="preserve"> </w:t>
+      </w:r>
       <w:hyperlink r:id="rId136">
         <w:r>
           <w:rPr>
             <w:rStyle w:val="Hyperlink"/>
           </w:rPr>
-          <w:t xml:space="preserve">Targeted interplay between bacterial pathogens and host autophagy.</w:t>
-        </w:r>
-      </w:hyperlink>
-      <w:r>
-        <w:t xml:space="preserve"> </w:t>
-      </w:r>
-      <w:r>
-        <w:rPr>
-          <w:i/>
-          <w:iCs/>
-        </w:rPr>
-        <w:t xml:space="preserve">Autophagy</w:t>
-      </w:r>
-      <w:r>
-        <w:t xml:space="preserve">, 15(9): 1620-1633.</w:t>
-      </w:r>
-      <w:r>
-        <w:t xml:space="preserve"> </w:t>
-      </w:r>
-      <w:r>
-        <w:rPr>
-          <w:b/>
-          <w:bCs/>
-        </w:rPr>
-        <w:t xml:space="preserve">D1, IF: 11.06, IC: 50</w:t>
-      </w:r>
-    </w:p>
-    <w:p>
-      <w:pPr>
-        <w:numPr>
-          <w:ilvl w:val="0"/>
-          <w:numId w:val="1031"/>
-        </w:numPr>
-      </w:pPr>
-      <w:r>
-        <w:t xml:space="preserve">Sun D, Ren X,</w:t>
+          <w:t xml:space="preserve">Discovering cooperative biomarkers for heterogeneous complex disease diagnoses.</w:t>
+        </w:r>
+      </w:hyperlink>
+      <w:r>
+        <w:t xml:space="preserve"> </w:t>
+      </w:r>
+      <w:r>
+        <w:rPr>
+          <w:i/>
+          <w:iCs/>
+        </w:rPr>
+        <w:t xml:space="preserve">Briefings in Bioinformatics</w:t>
+      </w:r>
+      <w:r>
+        <w:t xml:space="preserve">, 20(1): 89-101.</w:t>
+      </w:r>
+      <w:r>
+        <w:t xml:space="preserve"> </w:t>
+      </w:r>
+      <w:r>
+        <w:rPr>
+          <w:b/>
+          <w:bCs/>
+        </w:rPr>
+        <w:t xml:space="preserve">D1, IF: 9.1, IC: 23</w:t>
+      </w:r>
+    </w:p>
+    <w:bookmarkEnd w:id="137"/>
+    <w:bookmarkStart w:id="139" w:name="section-6"/>
+    <w:p>
+      <w:pPr>
+        <w:pStyle w:val="Heading3"/>
+      </w:pPr>
+      <w:r>
+        <w:t xml:space="preserve">2018</w:t>
+      </w:r>
+    </w:p>
+    <w:p>
+      <w:pPr>
+        <w:pStyle w:val="Compact"/>
+        <w:numPr>
+          <w:ilvl w:val="0"/>
+          <w:numId w:val="1032"/>
+        </w:numPr>
+      </w:pPr>
+      <w:r>
+        <w:t xml:space="preserve">Nyerges Á, Csörgő B, Draskovits G, Kintses B, Szili P, Ferenc Gy, Révész T,</w:t>
       </w:r>
       <w:r>
         <w:t xml:space="preserve"> </w:t>
@@ -4424,63 +4415,62 @@
         <w:t xml:space="preserve">Ari E</w:t>
       </w:r>
       <w:r>
-        <w:t xml:space="preserve">, Korcsmaros T, Csermely P &amp; Wu L-Y (2019)</w:t>
-      </w:r>
-      <w:r>
-        <w:t xml:space="preserve"> </w:t>
-      </w:r>
-      <w:hyperlink r:id="rId137">
-        <w:r>
-          <w:rPr>
-            <w:rStyle w:val="Hyperlink"/>
-          </w:rPr>
-          <w:t xml:space="preserve">Discovering cooperative biomarkers for heterogeneous complex disease diagnoses.</w:t>
-        </w:r>
-      </w:hyperlink>
-      <w:r>
-        <w:t xml:space="preserve"> </w:t>
-      </w:r>
-      <w:r>
-        <w:rPr>
-          <w:i/>
-          <w:iCs/>
-        </w:rPr>
-        <w:t xml:space="preserve">Briefings in Bioinformatics</w:t>
-      </w:r>
-      <w:r>
-        <w:t xml:space="preserve">, 20(1): 89-101.</w:t>
-      </w:r>
-      <w:r>
-        <w:t xml:space="preserve"> </w:t>
-      </w:r>
-      <w:r>
-        <w:rPr>
-          <w:b/>
-          <w:bCs/>
-        </w:rPr>
-        <w:t xml:space="preserve">D1, IF: 9.1, IC: 23</w:t>
-      </w:r>
-    </w:p>
-    <w:bookmarkEnd w:id="138"/>
-    <w:bookmarkStart w:id="140" w:name="section-6"/>
+        <w:t xml:space="preserve">, Nagy I, Bálint B, Vásárhelyi BM, Bihari P, Számel M, Balogh D, Papp H, Kalapis D, Papp B &amp; Pál C (2018)</w:t>
+      </w:r>
+      <w:r>
+        <w:t xml:space="preserve"> </w:t>
+      </w:r>
+      <w:hyperlink r:id="rId138">
+        <w:r>
+          <w:rPr>
+            <w:rStyle w:val="Hyperlink"/>
+          </w:rPr>
+          <w:t xml:space="preserve">Directed evolution of multiple genomic loci allows the prediction of antibiotic resistance.</w:t>
+        </w:r>
+      </w:hyperlink>
+      <w:r>
+        <w:t xml:space="preserve"> </w:t>
+      </w:r>
+      <w:r>
+        <w:rPr>
+          <w:i/>
+          <w:iCs/>
+        </w:rPr>
+        <w:t xml:space="preserve">Proceedings of the National Academy of Sciences of the United States of America</w:t>
+      </w:r>
+      <w:r>
+        <w:t xml:space="preserve">, 115(25): E5726-E5735.</w:t>
+      </w:r>
+      <w:r>
+        <w:t xml:space="preserve"> </w:t>
+      </w:r>
+      <w:r>
+        <w:rPr>
+          <w:b/>
+          <w:bCs/>
+        </w:rPr>
+        <w:t xml:space="preserve">D1, IF: 9.58, IC: 96</w:t>
+      </w:r>
+    </w:p>
+    <w:bookmarkEnd w:id="139"/>
+    <w:bookmarkStart w:id="143" w:name="section-7"/>
     <w:p>
       <w:pPr>
         <w:pStyle w:val="Heading3"/>
       </w:pPr>
       <w:r>
-        <w:t xml:space="preserve">2018</w:t>
-      </w:r>
-    </w:p>
-    <w:p>
-      <w:pPr>
-        <w:pStyle w:val="Compact"/>
-        <w:numPr>
-          <w:ilvl w:val="0"/>
-          <w:numId w:val="1032"/>
-        </w:numPr>
-      </w:pPr>
-      <w:r>
-        <w:t xml:space="preserve">Nyerges Á, Csörgő B, Draskovits G, Kintses B, Szili P, Ferenc Gy, Révész T,</w:t>
+        <w:t xml:space="preserve">2017</w:t>
+      </w:r>
+    </w:p>
+    <w:p>
+      <w:pPr>
+        <w:numPr>
+          <w:ilvl w:val="0"/>
+          <w:numId w:val="1033"/>
+        </w:numPr>
+      </w:pPr>
+      <w:r>
+        <w:t xml:space="preserve">Fodor E, Sigmond T,</w:t>
       </w:r>
       <w:r>
         <w:t xml:space="preserve"> </w:t>
@@ -4493,51 +4483,41 @@
         <w:t xml:space="preserve">Ari E</w:t>
       </w:r>
       <w:r>
-        <w:t xml:space="preserve">, Nagy I, Bálint B, Vásárhelyi BM, Bihari P, Számel M, Balogh D, Papp H, Kalapis D, Papp B &amp; Pál C (2018)</w:t>
-      </w:r>
-      <w:r>
-        <w:t xml:space="preserve"> </w:t>
-      </w:r>
-      <w:hyperlink r:id="rId139">
-        <w:r>
-          <w:rPr>
-            <w:rStyle w:val="Hyperlink"/>
-          </w:rPr>
-          <w:t xml:space="preserve">Directed evolution of multiple genomic loci allows the prediction of antibiotic resistance.</w:t>
-        </w:r>
-      </w:hyperlink>
-      <w:r>
-        <w:t xml:space="preserve"> </w:t>
-      </w:r>
-      <w:r>
-        <w:rPr>
-          <w:i/>
-          <w:iCs/>
-        </w:rPr>
-        <w:t xml:space="preserve">Proceedings of the National Academy of Sciences of the United States of America</w:t>
-      </w:r>
-      <w:r>
-        <w:t xml:space="preserve">, 115(25): E5726-E5735.</w:t>
-      </w:r>
-      <w:r>
-        <w:t xml:space="preserve"> </w:t>
-      </w:r>
-      <w:r>
-        <w:rPr>
-          <w:b/>
-          <w:bCs/>
-        </w:rPr>
-        <w:t xml:space="preserve">D1, IF: 9.58, IC: 96</w:t>
-      </w:r>
-    </w:p>
-    <w:bookmarkEnd w:id="140"/>
-    <w:bookmarkStart w:id="144" w:name="section-7"/>
-    <w:p>
-      <w:pPr>
-        <w:pStyle w:val="Heading3"/>
-      </w:pPr>
-      <w:r>
-        <w:t xml:space="preserve">2017</w:t>
+        <w:t xml:space="preserve">, Lengyel K, Takács-Vellai K, Varga M &amp; Vellai T (2017)</w:t>
+      </w:r>
+      <w:r>
+        <w:t xml:space="preserve"> </w:t>
+      </w:r>
+      <w:hyperlink r:id="rId140">
+        <w:r>
+          <w:rPr>
+            <w:rStyle w:val="Hyperlink"/>
+          </w:rPr>
+          <w:t xml:space="preserve">Methods to study autophagy in zebrafish.</w:t>
+        </w:r>
+      </w:hyperlink>
+      <w:r>
+        <w:t xml:space="preserve"> </w:t>
+      </w:r>
+      <w:r>
+        <w:rPr>
+          <w:i/>
+          <w:iCs/>
+        </w:rPr>
+        <w:t xml:space="preserve">Methods in Enzymology</w:t>
+      </w:r>
+      <w:r>
+        <w:t xml:space="preserve">, 588: 467-96.</w:t>
+      </w:r>
+      <w:r>
+        <w:t xml:space="preserve"> </w:t>
+      </w:r>
+      <w:r>
+        <w:rPr>
+          <w:b/>
+          <w:bCs/>
+        </w:rPr>
+        <w:t xml:space="preserve">Q1, IF: 1.48, IC: 22</w:t>
       </w:r>
     </w:p>
     <w:p>
@@ -4548,7 +4528,7 @@
         </w:numPr>
       </w:pPr>
       <w:r>
-        <w:t xml:space="preserve">Fodor E, Sigmond T,</w:t>
+        <w:t xml:space="preserve">Métris A, Sudhakar P, Fazekas D, Demeter A,</w:t>
       </w:r>
       <w:r>
         <w:t xml:space="preserve"> </w:t>
@@ -4561,70 +4541,12 @@
         <w:t xml:space="preserve">Ari E</w:t>
       </w:r>
       <w:r>
-        <w:t xml:space="preserve">, Lengyel K, Takács-Vellai K, Varga M &amp; Vellai T (2017)</w:t>
+        <w:t xml:space="preserve">, Ölbei M, Branchu P, Kingsley RA, Baranyi J &amp; Korcsmáros T (2017)</w:t>
       </w:r>
       <w:r>
         <w:t xml:space="preserve"> </w:t>
       </w:r>
       <w:hyperlink r:id="rId141">
-        <w:r>
-          <w:rPr>
-            <w:rStyle w:val="Hyperlink"/>
-          </w:rPr>
-          <w:t xml:space="preserve">Methods to study autophagy in zebrafish.</w:t>
-        </w:r>
-      </w:hyperlink>
-      <w:r>
-        <w:t xml:space="preserve"> </w:t>
-      </w:r>
-      <w:r>
-        <w:rPr>
-          <w:i/>
-          <w:iCs/>
-        </w:rPr>
-        <w:t xml:space="preserve">Methods in Enzymology</w:t>
-      </w:r>
-      <w:r>
-        <w:t xml:space="preserve">, 588: 467-96.</w:t>
-      </w:r>
-      <w:r>
-        <w:t xml:space="preserve"> </w:t>
-      </w:r>
-      <w:r>
-        <w:rPr>
-          <w:b/>
-          <w:bCs/>
-        </w:rPr>
-        <w:t xml:space="preserve">Q1, IF: 1.48, IC: 22</w:t>
-      </w:r>
-    </w:p>
-    <w:p>
-      <w:pPr>
-        <w:numPr>
-          <w:ilvl w:val="0"/>
-          <w:numId w:val="1033"/>
-        </w:numPr>
-      </w:pPr>
-      <w:r>
-        <w:t xml:space="preserve">Métris A, Sudhakar P, Fazekas D, Demeter A,</w:t>
-      </w:r>
-      <w:r>
-        <w:t xml:space="preserve"> </w:t>
-      </w:r>
-      <w:r>
-        <w:rPr>
-          <w:b/>
-          <w:bCs/>
-        </w:rPr>
-        <w:t xml:space="preserve">Ari E</w:t>
-      </w:r>
-      <w:r>
-        <w:t xml:space="preserve">, Ölbei M, Branchu P, Kingsley RA, Baranyi J &amp; Korcsmáros T (2017)</w:t>
-      </w:r>
-      <w:r>
-        <w:t xml:space="preserve"> </w:t>
-      </w:r>
-      <w:hyperlink r:id="rId142">
         <w:r>
           <w:rPr>
             <w:rStyle w:val="Hyperlink"/>
@@ -4708,7 +4630,7 @@
       <w:r>
         <w:t xml:space="preserve"> </w:t>
       </w:r>
-      <w:hyperlink r:id="rId143">
+      <w:hyperlink r:id="rId142">
         <w:r>
           <w:rPr>
             <w:rStyle w:val="Hyperlink"/>
@@ -4740,8 +4662,8 @@
         <w:t xml:space="preserve">Q2, IF: 0.98, IC: 2</w:t>
       </w:r>
     </w:p>
-    <w:bookmarkEnd w:id="144"/>
-    <w:bookmarkStart w:id="148" w:name="section-8"/>
+    <w:bookmarkEnd w:id="143"/>
+    <w:bookmarkStart w:id="147" w:name="section-8"/>
     <w:p>
       <w:pPr>
         <w:pStyle w:val="Heading3"/>
@@ -4776,7 +4698,7 @@
       <w:r>
         <w:t xml:space="preserve"> </w:t>
       </w:r>
-      <w:hyperlink r:id="rId145">
+      <w:hyperlink r:id="rId144">
         <w:r>
           <w:rPr>
             <w:rStyle w:val="Hyperlink"/>
@@ -4836,47 +4758,116 @@
       <w:r>
         <w:t xml:space="preserve"> </w:t>
       </w:r>
+      <w:hyperlink r:id="rId145">
+        <w:r>
+          <w:rPr>
+            <w:rStyle w:val="Hyperlink"/>
+          </w:rPr>
+          <w:t xml:space="preserve">Classification of tRNA isoacceptor sequences by using graph-based molecular descriptors.</w:t>
+        </w:r>
+      </w:hyperlink>
+      <w:r>
+        <w:t xml:space="preserve"> </w:t>
+      </w:r>
+      <w:r>
+        <w:rPr>
+          <w:i/>
+          <w:iCs/>
+        </w:rPr>
+        <w:t xml:space="preserve">Journal of Chemometrics</w:t>
+      </w:r>
+      <w:r>
+        <w:t xml:space="preserve">, 30(1): 182-187.</w:t>
+      </w:r>
+      <w:r>
+        <w:t xml:space="preserve"> </w:t>
+      </w:r>
+      <w:r>
+        <w:rPr>
+          <w:b/>
+          <w:bCs/>
+        </w:rPr>
+        <w:t xml:space="preserve">Q2, IF: 2.03, IC: 0 (*levelező szerző)</w:t>
+      </w:r>
+    </w:p>
+    <w:p>
+      <w:pPr>
+        <w:numPr>
+          <w:ilvl w:val="0"/>
+          <w:numId w:val="1034"/>
+        </w:numPr>
+      </w:pPr>
+      <w:r>
+        <w:t xml:space="preserve">Módos D, Brooks J, Fazekas D,</w:t>
+      </w:r>
+      <w:r>
+        <w:t xml:space="preserve"> </w:t>
+      </w:r>
+      <w:r>
+        <w:rPr>
+          <w:b/>
+          <w:bCs/>
+        </w:rPr>
+        <w:t xml:space="preserve">Ari E</w:t>
+      </w:r>
+      <w:r>
+        <w:t xml:space="preserve">, Vellai T, Csermely P, Korcsmáros T &amp; Lenti K (2016)</w:t>
+      </w:r>
+      <w:r>
+        <w:t xml:space="preserve"> </w:t>
+      </w:r>
       <w:hyperlink r:id="rId146">
         <w:r>
           <w:rPr>
             <w:rStyle w:val="Hyperlink"/>
           </w:rPr>
-          <w:t xml:space="preserve">Classification of tRNA isoacceptor sequences by using graph-based molecular descriptors.</w:t>
-        </w:r>
-      </w:hyperlink>
-      <w:r>
-        <w:t xml:space="preserve"> </w:t>
-      </w:r>
-      <w:r>
-        <w:rPr>
-          <w:i/>
-          <w:iCs/>
-        </w:rPr>
-        <w:t xml:space="preserve">Journal of Chemometrics</w:t>
-      </w:r>
-      <w:r>
-        <w:t xml:space="preserve">, 30(1): 182-187.</w:t>
-      </w:r>
-      <w:r>
-        <w:t xml:space="preserve"> </w:t>
-      </w:r>
-      <w:r>
-        <w:rPr>
-          <w:b/>
-          <w:bCs/>
-        </w:rPr>
-        <w:t xml:space="preserve">Q2, IF: 2.03, IC: 0 (*levelező szerző)</w:t>
-      </w:r>
-    </w:p>
-    <w:p>
-      <w:pPr>
-        <w:numPr>
-          <w:ilvl w:val="0"/>
-          <w:numId w:val="1034"/>
-        </w:numPr>
-      </w:pPr>
-      <w:r>
-        <w:t xml:space="preserve">Módos D, Brooks J, Fazekas D,</w:t>
+          <w:t xml:space="preserve">Identification of critical paralog groups with indispensable roles in the regulation of signaling flow.</w:t>
+        </w:r>
+      </w:hyperlink>
+      <w:r>
+        <w:t xml:space="preserve"> </w:t>
+      </w:r>
+      <w:r>
+        <w:rPr>
+          <w:i/>
+          <w:iCs/>
+        </w:rPr>
+        <w:t xml:space="preserve">Scientific Reports</w:t>
+      </w:r>
+      <w:r>
+        <w:t xml:space="preserve">, 6: 38588.</w:t>
+      </w:r>
+      <w:r>
+        <w:t xml:space="preserve"> </w:t>
+      </w:r>
+      <w:r>
+        <w:rPr>
+          <w:b/>
+          <w:bCs/>
+        </w:rPr>
+        <w:t xml:space="preserve">D1, IF: 4.62, IC: 8</w:t>
+      </w:r>
+    </w:p>
+    <w:bookmarkEnd w:id="147"/>
+    <w:bookmarkStart w:id="149" w:name="section-9"/>
+    <w:p>
+      <w:pPr>
+        <w:pStyle w:val="Heading3"/>
+      </w:pPr>
+      <w:r>
+        <w:t xml:space="preserve">2014</w:t>
+      </w:r>
+    </w:p>
+    <w:p>
+      <w:pPr>
+        <w:pStyle w:val="Compact"/>
+        <w:numPr>
+          <w:ilvl w:val="0"/>
+          <w:numId w:val="1035"/>
+        </w:numPr>
+      </w:pPr>
+      <w:r>
+        <w:t xml:space="preserve">Földvári-Nagy L,</w:t>
       </w:r>
       <w:r>
         <w:t xml:space="preserve"> </w:t>
@@ -4889,17 +4880,17 @@
         <w:t xml:space="preserve">Ari E</w:t>
       </w:r>
       <w:r>
-        <w:t xml:space="preserve">, Vellai T, Csermely P, Korcsmáros T &amp; Lenti K (2016)</w:t>
-      </w:r>
-      <w:r>
-        <w:t xml:space="preserve"> </w:t>
-      </w:r>
-      <w:hyperlink r:id="rId147">
-        <w:r>
-          <w:rPr>
-            <w:rStyle w:val="Hyperlink"/>
-          </w:rPr>
-          <w:t xml:space="preserve">Identification of critical paralog groups with indispensable roles in the regulation of signaling flow.</w:t>
+        <w:t xml:space="preserve">, Csermely P, Korcsmáros T &amp; Vellai T (2014)</w:t>
+      </w:r>
+      <w:r>
+        <w:t xml:space="preserve"> </w:t>
+      </w:r>
+      <w:hyperlink r:id="rId148">
+        <w:r>
+          <w:rPr>
+            <w:rStyle w:val="Hyperlink"/>
+          </w:rPr>
+          <w:t xml:space="preserve">Starvation-response may not involve Atg1-dependent autophagy induction in non-unikont parasites.</w:t>
         </w:r>
       </w:hyperlink>
       <w:r>
@@ -4913,43 +4904,37 @@
         <w:t xml:space="preserve">Scientific Reports</w:t>
       </w:r>
       <w:r>
-        <w:t xml:space="preserve">, 6: 38588.</w:t>
-      </w:r>
-      <w:r>
-        <w:t xml:space="preserve"> </w:t>
-      </w:r>
-      <w:r>
-        <w:rPr>
-          <w:b/>
-          <w:bCs/>
-        </w:rPr>
-        <w:t xml:space="preserve">D1, IF: 4.62, IC: 8</w:t>
-      </w:r>
-    </w:p>
-    <w:bookmarkEnd w:id="148"/>
-    <w:bookmarkStart w:id="150" w:name="section-9"/>
+        <w:t xml:space="preserve">, 4: 5829.</w:t>
+      </w:r>
+      <w:r>
+        <w:t xml:space="preserve"> </w:t>
+      </w:r>
+      <w:r>
+        <w:rPr>
+          <w:b/>
+          <w:bCs/>
+        </w:rPr>
+        <w:t xml:space="preserve">D1, IF: 5.85, IC: 17</w:t>
+      </w:r>
+    </w:p>
+    <w:bookmarkEnd w:id="149"/>
+    <w:bookmarkStart w:id="151" w:name="section-10"/>
     <w:p>
       <w:pPr>
         <w:pStyle w:val="Heading3"/>
       </w:pPr>
       <w:r>
-        <w:t xml:space="preserve">2014</w:t>
-      </w:r>
-    </w:p>
-    <w:p>
-      <w:pPr>
-        <w:pStyle w:val="Compact"/>
-        <w:numPr>
-          <w:ilvl w:val="0"/>
-          <w:numId w:val="1035"/>
-        </w:numPr>
-      </w:pPr>
-      <w:r>
-        <w:t xml:space="preserve">Földvári-Nagy L,</w:t>
-      </w:r>
-      <w:r>
-        <w:t xml:space="preserve"> </w:t>
-      </w:r>
+        <w:t xml:space="preserve">2012</w:t>
+      </w:r>
+    </w:p>
+    <w:p>
+      <w:pPr>
+        <w:pStyle w:val="Compact"/>
+        <w:numPr>
+          <w:ilvl w:val="0"/>
+          <w:numId w:val="1036"/>
+        </w:numPr>
+      </w:pPr>
       <w:r>
         <w:rPr>
           <w:b/>
@@ -4958,61 +4943,66 @@
         <w:t xml:space="preserve">Ari E</w:t>
       </w:r>
       <w:r>
-        <w:t xml:space="preserve">, Csermely P, Korcsmáros T &amp; Vellai T (2014)</w:t>
-      </w:r>
-      <w:r>
-        <w:t xml:space="preserve"> </w:t>
-      </w:r>
-      <w:hyperlink r:id="rId149">
-        <w:r>
-          <w:rPr>
-            <w:rStyle w:val="Hyperlink"/>
-          </w:rPr>
-          <w:t xml:space="preserve">Starvation-response may not involve Atg1-dependent autophagy induction in non-unikont parasites.</w:t>
-        </w:r>
-      </w:hyperlink>
-      <w:r>
-        <w:t xml:space="preserve"> </w:t>
-      </w:r>
-      <w:r>
-        <w:rPr>
-          <w:i/>
-          <w:iCs/>
-        </w:rPr>
-        <w:t xml:space="preserve">Scientific Reports</w:t>
-      </w:r>
-      <w:r>
-        <w:t xml:space="preserve">, 4: 5829.</w:t>
-      </w:r>
-      <w:r>
-        <w:t xml:space="preserve"> </w:t>
-      </w:r>
-      <w:r>
-        <w:rPr>
-          <w:b/>
-          <w:bCs/>
-        </w:rPr>
-        <w:t xml:space="preserve">D1, IF: 5.85, IC: 17</w:t>
-      </w:r>
-    </w:p>
-    <w:bookmarkEnd w:id="150"/>
-    <w:bookmarkStart w:id="152" w:name="section-10"/>
+        <w:t xml:space="preserve">*, Ittzés P, Podani J, Le Thi QC &amp; Jakó É (2012)</w:t>
+      </w:r>
+      <w:r>
+        <w:t xml:space="preserve"> </w:t>
+      </w:r>
+      <w:hyperlink r:id="rId150">
+        <w:r>
+          <w:rPr>
+            <w:rStyle w:val="Hyperlink"/>
+          </w:rPr>
+          <w:t xml:space="preserve">Comparison of Boolean analysis and standard phylogenetic methods using artificially evolved and natural mt-tRNA sequences from great apes.</w:t>
+        </w:r>
+      </w:hyperlink>
+      <w:r>
+        <w:t xml:space="preserve"> </w:t>
+      </w:r>
+      <w:r>
+        <w:rPr>
+          <w:i/>
+          <w:iCs/>
+        </w:rPr>
+        <w:t xml:space="preserve">Molecular Phylogenetics and Evolution</w:t>
+      </w:r>
+      <w:r>
+        <w:t xml:space="preserve">, 63(1): 193-202.</w:t>
+      </w:r>
+      <w:r>
+        <w:t xml:space="preserve"> </w:t>
+      </w:r>
+      <w:r>
+        <w:rPr>
+          <w:b/>
+          <w:bCs/>
+        </w:rPr>
+        <w:t xml:space="preserve">D1, IF: 4.42, IC: 5 (*levelező szerző)</w:t>
+      </w:r>
+    </w:p>
+    <w:bookmarkEnd w:id="151"/>
+    <w:bookmarkStart w:id="154" w:name="section-11"/>
     <w:p>
       <w:pPr>
         <w:pStyle w:val="Heading3"/>
       </w:pPr>
       <w:r>
-        <w:t xml:space="preserve">2012</w:t>
-      </w:r>
-    </w:p>
-    <w:p>
-      <w:pPr>
-        <w:pStyle w:val="Compact"/>
-        <w:numPr>
-          <w:ilvl w:val="0"/>
-          <w:numId w:val="1036"/>
-        </w:numPr>
-      </w:pPr>
+        <w:t xml:space="preserve">2010</w:t>
+      </w:r>
+    </w:p>
+    <w:p>
+      <w:pPr>
+        <w:numPr>
+          <w:ilvl w:val="0"/>
+          <w:numId w:val="1037"/>
+        </w:numPr>
+      </w:pPr>
+      <w:r>
+        <w:t xml:space="preserve">Boros G, Cech G,</w:t>
+      </w:r>
+      <w:r>
+        <w:t xml:space="preserve"> </w:t>
+      </w:r>
       <w:r>
         <w:rPr>
           <w:b/>
@@ -5021,74 +5011,6 @@
         <w:t xml:space="preserve">Ari E</w:t>
       </w:r>
       <w:r>
-        <w:t xml:space="preserve">*, Ittzés P, Podani J, Le Thi QC &amp; Jakó É (2012)</w:t>
-      </w:r>
-      <w:r>
-        <w:t xml:space="preserve"> </w:t>
-      </w:r>
-      <w:hyperlink r:id="rId151">
-        <w:r>
-          <w:rPr>
-            <w:rStyle w:val="Hyperlink"/>
-          </w:rPr>
-          <w:t xml:space="preserve">Comparison of Boolean analysis and standard phylogenetic methods using artificially evolved and natural mt-tRNA sequences from great apes.</w:t>
-        </w:r>
-      </w:hyperlink>
-      <w:r>
-        <w:t xml:space="preserve"> </w:t>
-      </w:r>
-      <w:r>
-        <w:rPr>
-          <w:i/>
-          <w:iCs/>
-        </w:rPr>
-        <w:t xml:space="preserve">Molecular Phylogenetics and Evolution</w:t>
-      </w:r>
-      <w:r>
-        <w:t xml:space="preserve">, 63(1): 193-202.</w:t>
-      </w:r>
-      <w:r>
-        <w:t xml:space="preserve"> </w:t>
-      </w:r>
-      <w:r>
-        <w:rPr>
-          <w:b/>
-          <w:bCs/>
-        </w:rPr>
-        <w:t xml:space="preserve">D1, IF: 4.42, IC: 5 (*levelező szerző)</w:t>
-      </w:r>
-    </w:p>
-    <w:bookmarkEnd w:id="152"/>
-    <w:bookmarkStart w:id="155" w:name="section-11"/>
-    <w:p>
-      <w:pPr>
-        <w:pStyle w:val="Heading3"/>
-      </w:pPr>
-      <w:r>
-        <w:t xml:space="preserve">2010</w:t>
-      </w:r>
-    </w:p>
-    <w:p>
-      <w:pPr>
-        <w:numPr>
-          <w:ilvl w:val="0"/>
-          <w:numId w:val="1037"/>
-        </w:numPr>
-      </w:pPr>
-      <w:r>
-        <w:t xml:space="preserve">Boros G, Cech G,</w:t>
-      </w:r>
-      <w:r>
-        <w:t xml:space="preserve"> </w:t>
-      </w:r>
-      <w:r>
-        <w:rPr>
-          <w:b/>
-          <w:bCs/>
-        </w:rPr>
-        <w:t xml:space="preserve">Ari E</w:t>
-      </w:r>
-      <w:r>
         <w:t xml:space="preserve"> </w:t>
       </w:r>
       <w:r>
@@ -5097,7 +5019,7 @@
       <w:r>
         <w:t xml:space="preserve"> </w:t>
       </w:r>
-      <w:hyperlink r:id="rId153">
+      <w:hyperlink r:id="rId152">
         <w:r>
           <w:rPr>
             <w:rStyle w:val="Hyperlink"/>
@@ -5181,7 +5103,7 @@
       <w:r>
         <w:t xml:space="preserve"> </w:t>
       </w:r>
-      <w:hyperlink r:id="rId154">
+      <w:hyperlink r:id="rId153">
         <w:r>
           <w:rPr>
             <w:rStyle w:val="Hyperlink"/>
@@ -5265,8 +5187,8 @@
         <w:t xml:space="preserve">Q1, IF: 2.78, IC: 29</w:t>
       </w:r>
     </w:p>
-    <w:bookmarkEnd w:id="155"/>
-    <w:bookmarkStart w:id="157" w:name="section-12"/>
+    <w:bookmarkEnd w:id="154"/>
+    <w:bookmarkStart w:id="156" w:name="section-12"/>
     <w:p>
       <w:pPr>
         <w:pStyle w:val="Heading3"/>
@@ -5302,7 +5224,7 @@
       <w:r>
         <w:t xml:space="preserve"> </w:t>
       </w:r>
-      <w:hyperlink r:id="rId156">
+      <w:hyperlink r:id="rId155">
         <w:r>
           <w:rPr>
             <w:rStyle w:val="Hyperlink"/>
@@ -5334,8 +5256,8 @@
         <w:t xml:space="preserve">D1, IF: 3.88, IC: 30</w:t>
       </w:r>
     </w:p>
-    <w:bookmarkEnd w:id="157"/>
-    <w:bookmarkStart w:id="159" w:name="section-13"/>
+    <w:bookmarkEnd w:id="156"/>
+    <w:bookmarkStart w:id="158" w:name="section-13"/>
     <w:p>
       <w:pPr>
         <w:pStyle w:val="Heading3"/>
@@ -5365,7 +5287,7 @@
       <w:r>
         <w:t xml:space="preserve"> </w:t>
       </w:r>
-      <w:hyperlink r:id="rId158">
+      <w:hyperlink r:id="rId157">
         <w:r>
           <w:rPr>
             <w:rStyle w:val="Hyperlink"/>
@@ -5397,10 +5319,10 @@
         <w:t xml:space="preserve">Q2, IF: 0.23, IC: 0</w:t>
       </w:r>
     </w:p>
+    <w:bookmarkEnd w:id="158"/>
     <w:bookmarkEnd w:id="159"/>
     <w:bookmarkEnd w:id="160"/>
-    <w:bookmarkEnd w:id="161"/>
-    <w:bookmarkStart w:id="169" w:name="konferencia-előadások"/>
+    <w:bookmarkStart w:id="168" w:name="konferencia-előadások"/>
     <w:p>
       <w:pPr>
         <w:pStyle w:val="Heading1"/>
@@ -5505,7 +5427,7 @@
       <w:r>
         <w:t xml:space="preserve"> </w:t>
       </w:r>
-      <w:hyperlink r:id="rId162">
+      <w:hyperlink r:id="rId161">
         <w:r>
           <w:rPr>
             <w:rStyle w:val="Hyperlink"/>
@@ -5533,7 +5455,7 @@
       <w:r>
         <w:t xml:space="preserve"> </w:t>
       </w:r>
-      <w:hyperlink r:id="rId163">
+      <w:hyperlink r:id="rId162">
         <w:r>
           <w:rPr>
             <w:rStyle w:val="Hyperlink"/>
@@ -5577,7 +5499,7 @@
       <w:r>
         <w:t xml:space="preserve"> </w:t>
       </w:r>
-      <w:hyperlink r:id="rId164">
+      <w:hyperlink r:id="rId163">
         <w:r>
           <w:rPr>
             <w:rStyle w:val="Hyperlink"/>
@@ -5621,7 +5543,7 @@
       <w:r>
         <w:t xml:space="preserve"> </w:t>
       </w:r>
-      <w:hyperlink r:id="rId165">
+      <w:hyperlink r:id="rId164">
         <w:r>
           <w:rPr>
             <w:rStyle w:val="Hyperlink"/>
@@ -5678,7 +5600,7 @@
       <w:r>
         <w:t xml:space="preserve"> </w:t>
       </w:r>
-      <w:hyperlink r:id="rId166">
+      <w:hyperlink r:id="rId165">
         <w:r>
           <w:rPr>
             <w:rStyle w:val="Hyperlink"/>
@@ -5735,7 +5657,7 @@
       <w:r>
         <w:t xml:space="preserve"> </w:t>
       </w:r>
-      <w:hyperlink r:id="rId167">
+      <w:hyperlink r:id="rId166">
         <w:r>
           <w:rPr>
             <w:rStyle w:val="Hyperlink"/>
@@ -5782,7 +5704,7 @@
       <w:r>
         <w:t xml:space="preserve"> </w:t>
       </w:r>
-      <w:hyperlink r:id="rId168">
+      <w:hyperlink r:id="rId167">
         <w:r>
           <w:rPr>
             <w:rStyle w:val="Hyperlink"/>
@@ -6146,85 +6068,85 @@
         <w:t xml:space="preserve">, szep. 4-9. St. Andrews, UK</w:t>
       </w:r>
     </w:p>
+    <w:bookmarkEnd w:id="168"/>
+    <w:bookmarkStart w:id="169" w:name="egyéb-meghívott-előadások"/>
+    <w:p>
+      <w:pPr>
+        <w:pStyle w:val="Heading1"/>
+      </w:pPr>
+      <w:r>
+        <w:t xml:space="preserve">Egyéb Meghívott Előadások</w:t>
+      </w:r>
+    </w:p>
+    <w:p>
+      <w:pPr>
+        <w:pStyle w:val="Compact"/>
+        <w:numPr>
+          <w:ilvl w:val="0"/>
+          <w:numId w:val="1042"/>
+        </w:numPr>
+      </w:pPr>
+      <w:r>
+        <w:t xml:space="preserve">Ari E* (2025) Pathoadaptive traits shape the spread of antibiotic resistance in</w:t>
+      </w:r>
+      <w:r>
+        <w:t xml:space="preserve"> </w:t>
+      </w:r>
+      <w:r>
+        <w:rPr>
+          <w:i/>
+          <w:iCs/>
+        </w:rPr>
+        <w:t xml:space="preserve">Escherichia coli</w:t>
+      </w:r>
+      <w:r>
+        <w:t xml:space="preserve">. Imperial College London, Faculty of Medicine, Korcsmáros Group, máj. 20. London, UK</w:t>
+      </w:r>
+    </w:p>
+    <w:p>
+      <w:pPr>
+        <w:pStyle w:val="Compact"/>
+        <w:numPr>
+          <w:ilvl w:val="0"/>
+          <w:numId w:val="1042"/>
+        </w:numPr>
+      </w:pPr>
+      <w:r>
+        <w:t xml:space="preserve">Ari E* (2017) Investigating the antimicrobial peptide resistome in the human gut microbiome: a metagenomic approach. University of Graz, Institute of Zoology, nov. 15. Graz, A</w:t>
+      </w:r>
+    </w:p>
+    <w:p>
+      <w:pPr>
+        <w:pStyle w:val="Compact"/>
+        <w:numPr>
+          <w:ilvl w:val="0"/>
+          <w:numId w:val="1042"/>
+        </w:numPr>
+      </w:pPr>
+      <w:r>
+        <w:t xml:space="preserve">Ari E*: (2015) Rapid evolution of phenotypic plasticity during experimental evolution of</w:t>
+      </w:r>
+      <w:r>
+        <w:t xml:space="preserve"> </w:t>
+      </w:r>
+      <w:r>
+        <w:rPr>
+          <w:i/>
+          <w:iCs/>
+        </w:rPr>
+        <w:t xml:space="preserve">Drosophila</w:t>
+      </w:r>
+      <w:r>
+        <w:t xml:space="preserve">. The Genome Analysis Centre, feb. 23. Norwich, UK</w:t>
+      </w:r>
+    </w:p>
     <w:bookmarkEnd w:id="169"/>
-    <w:bookmarkStart w:id="170" w:name="egyéb-meghívott-előadások"/>
+    <w:bookmarkStart w:id="179" w:name="konferencia-poszter-prezentációk"/>
     <w:p>
       <w:pPr>
         <w:pStyle w:val="Heading1"/>
       </w:pPr>
       <w:r>
-        <w:t xml:space="preserve">Egyéb Meghívott Előadások</w:t>
-      </w:r>
-    </w:p>
-    <w:p>
-      <w:pPr>
-        <w:pStyle w:val="Compact"/>
-        <w:numPr>
-          <w:ilvl w:val="0"/>
-          <w:numId w:val="1042"/>
-        </w:numPr>
-      </w:pPr>
-      <w:r>
-        <w:t xml:space="preserve">Ari E* (2025) Pathoadaptive traits shape the spread of antibiotic resistance in</w:t>
-      </w:r>
-      <w:r>
-        <w:t xml:space="preserve"> </w:t>
-      </w:r>
-      <w:r>
-        <w:rPr>
-          <w:i/>
-          <w:iCs/>
-        </w:rPr>
-        <w:t xml:space="preserve">Escherichia coli</w:t>
-      </w:r>
-      <w:r>
-        <w:t xml:space="preserve">. Imperial College London, Faculty of Medicine, Korcsmáros Group, máj. 20. London, UK</w:t>
-      </w:r>
-    </w:p>
-    <w:p>
-      <w:pPr>
-        <w:pStyle w:val="Compact"/>
-        <w:numPr>
-          <w:ilvl w:val="0"/>
-          <w:numId w:val="1042"/>
-        </w:numPr>
-      </w:pPr>
-      <w:r>
-        <w:t xml:space="preserve">Ari E* (2017) Investigating the antimicrobial peptide resistome in the human gut microbiome: a metagenomic approach. University of Graz, Institute of Zoology, nov. 15. Graz, A</w:t>
-      </w:r>
-    </w:p>
-    <w:p>
-      <w:pPr>
-        <w:pStyle w:val="Compact"/>
-        <w:numPr>
-          <w:ilvl w:val="0"/>
-          <w:numId w:val="1042"/>
-        </w:numPr>
-      </w:pPr>
-      <w:r>
-        <w:t xml:space="preserve">Ari E*: (2015) Rapid evolution of phenotypic plasticity during experimental evolution of</w:t>
-      </w:r>
-      <w:r>
-        <w:t xml:space="preserve"> </w:t>
-      </w:r>
-      <w:r>
-        <w:rPr>
-          <w:i/>
-          <w:iCs/>
-        </w:rPr>
-        <w:t xml:space="preserve">Drosophila</w:t>
-      </w:r>
-      <w:r>
-        <w:t xml:space="preserve">. The Genome Analysis Centre, feb. 23. Norwich, UK</w:t>
-      </w:r>
-    </w:p>
-    <w:bookmarkEnd w:id="170"/>
-    <w:bookmarkStart w:id="180" w:name="konferencia-poszter-prezentációk"/>
-    <w:p>
-      <w:pPr>
-        <w:pStyle w:val="Heading1"/>
-      </w:pPr>
-      <w:r>
         <w:t xml:space="preserve">Konferencia Poszter Prezentációk</w:t>
       </w:r>
     </w:p>
@@ -6280,7 +6202,7 @@
       <w:r>
         <w:t xml:space="preserve"> </w:t>
       </w:r>
-      <w:hyperlink r:id="rId171">
+      <w:hyperlink r:id="rId170">
         <w:r>
           <w:rPr>
             <w:rStyle w:val="Hyperlink"/>
@@ -6337,7 +6259,7 @@
       <w:r>
         <w:t xml:space="preserve"> </w:t>
       </w:r>
-      <w:hyperlink r:id="rId172">
+      <w:hyperlink r:id="rId171">
         <w:r>
           <w:rPr>
             <w:rStyle w:val="Hyperlink"/>
@@ -6381,7 +6303,7 @@
       <w:r>
         <w:t xml:space="preserve"> </w:t>
       </w:r>
-      <w:hyperlink r:id="rId173">
+      <w:hyperlink r:id="rId172">
         <w:r>
           <w:rPr>
             <w:rStyle w:val="Hyperlink"/>
@@ -6409,7 +6331,7 @@
       <w:r>
         <w:t xml:space="preserve"> </w:t>
       </w:r>
-      <w:hyperlink r:id="rId174">
+      <w:hyperlink r:id="rId173">
         <w:r>
           <w:rPr>
             <w:rStyle w:val="Hyperlink"/>
@@ -6466,7 +6388,7 @@
       <w:r>
         <w:t xml:space="preserve"> </w:t>
       </w:r>
-      <w:hyperlink r:id="rId175">
+      <w:hyperlink r:id="rId174">
         <w:r>
           <w:rPr>
             <w:rStyle w:val="Hyperlink"/>
@@ -6510,7 +6432,7 @@
       <w:r>
         <w:t xml:space="preserve"> </w:t>
       </w:r>
-      <w:hyperlink r:id="rId176">
+      <w:hyperlink r:id="rId175">
         <w:r>
           <w:rPr>
             <w:rStyle w:val="Hyperlink"/>
@@ -6538,7 +6460,7 @@
       <w:r>
         <w:t xml:space="preserve"> </w:t>
       </w:r>
-      <w:hyperlink r:id="rId177">
+      <w:hyperlink r:id="rId176">
         <w:r>
           <w:rPr>
             <w:rStyle w:val="Hyperlink"/>
@@ -6579,12 +6501,77 @@
       <w:r>
         <w:t xml:space="preserve"> </w:t>
       </w:r>
+      <w:hyperlink r:id="rId177">
+        <w:r>
+          <w:rPr>
+            <w:rStyle w:val="Hyperlink"/>
+          </w:rPr>
+          <w:t xml:space="preserve">P713 Gut microbiota alterations after bowel preparation amongst inflammatory bowel disease patients</w:t>
+        </w:r>
+      </w:hyperlink>
+      <w:r>
+        <w:t xml:space="preserve">.</w:t>
+      </w:r>
+      <w:r>
+        <w:t xml:space="preserve"> </w:t>
+      </w:r>
+      <w:r>
+        <w:rPr>
+          <w:i/>
+          <w:iCs/>
+        </w:rPr>
+        <w:t xml:space="preserve">Journal of Crohn’s and Colitis</w:t>
+      </w:r>
+      <w:r>
+        <w:t xml:space="preserve">, 16 (Supplement_1): i609.</w:t>
+      </w:r>
+      <w:r>
+        <w:t xml:space="preserve"> </w:t>
+      </w:r>
+      <w:r>
+        <w:rPr>
+          <w:b/>
+          <w:bCs/>
+        </w:rPr>
+        <w:t xml:space="preserve">Q1, IF: 9.07</w:t>
+      </w:r>
+    </w:p>
+    <w:p>
+      <w:pPr>
+        <w:pStyle w:val="Compact"/>
+        <w:numPr>
+          <w:ilvl w:val="0"/>
+          <w:numId w:val="1044"/>
+        </w:numPr>
+      </w:pPr>
+      <w:r>
+        <w:t xml:space="preserve">Ari E,</w:t>
+      </w:r>
+      <w:r>
+        <w:t xml:space="preserve"> </w:t>
+      </w:r>
+      <w:r>
+        <w:rPr>
+          <w:i/>
+          <w:iCs/>
+        </w:rPr>
+        <w:t xml:space="preserve">et al.</w:t>
+      </w:r>
+      <w:r>
+        <w:t xml:space="preserve"> </w:t>
+      </w:r>
+      <w:r>
+        <w:t xml:space="preserve">(2019)</w:t>
+      </w:r>
+      <w:r>
+        <w:t xml:space="preserve"> </w:t>
+      </w:r>
       <w:hyperlink r:id="rId178">
         <w:r>
           <w:rPr>
             <w:rStyle w:val="Hyperlink"/>
           </w:rPr>
-          <w:t xml:space="preserve">P713 Gut microbiota alterations after bowel preparation amongst inflammatory bowel disease patients</w:t>
+          <w:t xml:space="preserve">Phylogenetic barriers to horizontal transfer of antimicrobial peptide resistance genes in the human gut microbiota</w:t>
         </w:r>
       </w:hyperlink>
       <w:r>
@@ -6598,20 +6585,10 @@
           <w:i/>
           <w:iCs/>
         </w:rPr>
-        <w:t xml:space="preserve">Journal of Crohn’s and Colitis</w:t>
-      </w:r>
-      <w:r>
-        <w:t xml:space="preserve">, 16 (Supplement_1): i609.</w:t>
-      </w:r>
-      <w:r>
-        <w:t xml:space="preserve"> </w:t>
-      </w:r>
-      <w:r>
-        <w:rPr>
-          <w:b/>
-          <w:bCs/>
-        </w:rPr>
-        <w:t xml:space="preserve">Q1, IF: 9.07</w:t>
+        <w:t xml:space="preserve">Gordon Research Conference on Molecular Mechanisms in Evolution</w:t>
+      </w:r>
+      <w:r>
+        <w:t xml:space="preserve">, jún. 9-14. Easton, MA, USA</w:t>
       </w:r>
     </w:p>
     <w:p>
@@ -6644,7 +6621,7 @@
       <w:r>
         <w:t xml:space="preserve"> </w:t>
       </w:r>
-      <w:hyperlink r:id="rId179">
+      <w:hyperlink r:id="rId178">
         <w:r>
           <w:rPr>
             <w:rStyle w:val="Hyperlink"/>
@@ -6663,10 +6640,10 @@
           <w:i/>
           <w:iCs/>
         </w:rPr>
-        <w:t xml:space="preserve">Gordon Research Conference on Molecular Mechanisms in Evolution</w:t>
-      </w:r>
-      <w:r>
-        <w:t xml:space="preserve">, jún. 9-14. Easton, MA, USA</w:t>
+        <w:t xml:space="preserve">Gordon Research Seminar on Molecular Mechanisms in Evolution</w:t>
+      </w:r>
+      <w:r>
+        <w:t xml:space="preserve">, jún. 8-9. Easton, MA, USA</w:t>
       </w:r>
     </w:p>
     <w:p>
@@ -6678,6 +6655,72 @@
         </w:numPr>
       </w:pPr>
       <w:r>
+        <w:t xml:space="preserve">Ari E &amp; Jakó É (2015) Graph-based generalized Boolean descriptors for classification of biological macromolecules.</w:t>
+      </w:r>
+      <w:r>
+        <w:t xml:space="preserve"> </w:t>
+      </w:r>
+      <w:r>
+        <w:rPr>
+          <w:i/>
+          <w:iCs/>
+        </w:rPr>
+        <w:t xml:space="preserve">Conferentia Chemometrica</w:t>
+      </w:r>
+      <w:r>
+        <w:t xml:space="preserve">, szep. 13-16. Budapest</w:t>
+      </w:r>
+    </w:p>
+    <w:p>
+      <w:pPr>
+        <w:pStyle w:val="Compact"/>
+        <w:numPr>
+          <w:ilvl w:val="0"/>
+          <w:numId w:val="1044"/>
+        </w:numPr>
+      </w:pPr>
+      <w:r>
+        <w:t xml:space="preserve">Ari E</w:t>
+      </w:r>
+      <w:r>
+        <w:t xml:space="preserve"> </w:t>
+      </w:r>
+      <w:r>
+        <w:rPr>
+          <w:i/>
+          <w:iCs/>
+        </w:rPr>
+        <w:t xml:space="preserve">et al.</w:t>
+      </w:r>
+      <w:r>
+        <w:t xml:space="preserve"> </w:t>
+      </w:r>
+      <w:r>
+        <w:t xml:space="preserve">(2015) Rapid evolution of phenotypic plasticity during experimental evolution of Drosophila.</w:t>
+      </w:r>
+      <w:r>
+        <w:t xml:space="preserve"> </w:t>
+      </w:r>
+      <w:r>
+        <w:rPr>
+          <w:i/>
+          <w:iCs/>
+        </w:rPr>
+        <w:t xml:space="preserve">Annual Meeting of the Society for Molecular Biology and Evolution</w:t>
+      </w:r>
+      <w:r>
+        <w:t xml:space="preserve">, júl. 12-16. Bécs, A</w:t>
+      </w:r>
+    </w:p>
+    <w:p>
+      <w:pPr>
+        <w:pStyle w:val="Compact"/>
+        <w:numPr>
+          <w:ilvl w:val="0"/>
+          <w:numId w:val="1044"/>
+        </w:numPr>
+      </w:pPr>
+      <w:r>
         <w:t xml:space="preserve">Ari E,</w:t>
       </w:r>
       <w:r>
@@ -6694,127 +6737,6 @@
         <w:t xml:space="preserve"> </w:t>
       </w:r>
       <w:r>
-        <w:t xml:space="preserve">(2019)</w:t>
-      </w:r>
-      <w:r>
-        <w:t xml:space="preserve"> </w:t>
-      </w:r>
-      <w:hyperlink r:id="rId179">
-        <w:r>
-          <w:rPr>
-            <w:rStyle w:val="Hyperlink"/>
-          </w:rPr>
-          <w:t xml:space="preserve">Phylogenetic barriers to horizontal transfer of antimicrobial peptide resistance genes in the human gut microbiota</w:t>
-        </w:r>
-      </w:hyperlink>
-      <w:r>
-        <w:t xml:space="preserve">.</w:t>
-      </w:r>
-      <w:r>
-        <w:t xml:space="preserve"> </w:t>
-      </w:r>
-      <w:r>
-        <w:rPr>
-          <w:i/>
-          <w:iCs/>
-        </w:rPr>
-        <w:t xml:space="preserve">Gordon Research Seminar on Molecular Mechanisms in Evolution</w:t>
-      </w:r>
-      <w:r>
-        <w:t xml:space="preserve">, jún. 8-9. Easton, MA, USA</w:t>
-      </w:r>
-    </w:p>
-    <w:p>
-      <w:pPr>
-        <w:pStyle w:val="Compact"/>
-        <w:numPr>
-          <w:ilvl w:val="0"/>
-          <w:numId w:val="1044"/>
-        </w:numPr>
-      </w:pPr>
-      <w:r>
-        <w:t xml:space="preserve">Ari E &amp; Jakó É (2015) Graph-based generalized Boolean descriptors for classification of biological macromolecules.</w:t>
-      </w:r>
-      <w:r>
-        <w:t xml:space="preserve"> </w:t>
-      </w:r>
-      <w:r>
-        <w:rPr>
-          <w:i/>
-          <w:iCs/>
-        </w:rPr>
-        <w:t xml:space="preserve">Conferentia Chemometrica</w:t>
-      </w:r>
-      <w:r>
-        <w:t xml:space="preserve">, szep. 13-16. Budapest</w:t>
-      </w:r>
-    </w:p>
-    <w:p>
-      <w:pPr>
-        <w:pStyle w:val="Compact"/>
-        <w:numPr>
-          <w:ilvl w:val="0"/>
-          <w:numId w:val="1044"/>
-        </w:numPr>
-      </w:pPr>
-      <w:r>
-        <w:t xml:space="preserve">Ari E</w:t>
-      </w:r>
-      <w:r>
-        <w:t xml:space="preserve"> </w:t>
-      </w:r>
-      <w:r>
-        <w:rPr>
-          <w:i/>
-          <w:iCs/>
-        </w:rPr>
-        <w:t xml:space="preserve">et al.</w:t>
-      </w:r>
-      <w:r>
-        <w:t xml:space="preserve"> </w:t>
-      </w:r>
-      <w:r>
-        <w:t xml:space="preserve">(2015) Rapid evolution of phenotypic plasticity during experimental evolution of Drosophila.</w:t>
-      </w:r>
-      <w:r>
-        <w:t xml:space="preserve"> </w:t>
-      </w:r>
-      <w:r>
-        <w:rPr>
-          <w:i/>
-          <w:iCs/>
-        </w:rPr>
-        <w:t xml:space="preserve">Annual Meeting of the Society for Molecular Biology and Evolution</w:t>
-      </w:r>
-      <w:r>
-        <w:t xml:space="preserve">, júl. 12-16. Bécs, A</w:t>
-      </w:r>
-    </w:p>
-    <w:p>
-      <w:pPr>
-        <w:pStyle w:val="Compact"/>
-        <w:numPr>
-          <w:ilvl w:val="0"/>
-          <w:numId w:val="1044"/>
-        </w:numPr>
-      </w:pPr>
-      <w:r>
-        <w:t xml:space="preserve">Ari E,</w:t>
-      </w:r>
-      <w:r>
-        <w:t xml:space="preserve"> </w:t>
-      </w:r>
-      <w:r>
-        <w:rPr>
-          <w:i/>
-          <w:iCs/>
-        </w:rPr>
-        <w:t xml:space="preserve">et al.</w:t>
-      </w:r>
-      <w:r>
-        <w:t xml:space="preserve"> </w:t>
-      </w:r>
-      <w:r>
         <w:t xml:space="preserve">(2006) Testing a new discrete mathematical method for reconstructing the great apes phylogeny based on mitochondrial tRNAs.</w:t>
       </w:r>
       <w:r>
@@ -6831,7 +6753,7 @@
         <w:t xml:space="preserve">, máj. 25-27. Bécs, A</w:t>
       </w:r>
     </w:p>
-    <w:bookmarkEnd w:id="180"/>
+    <w:bookmarkEnd w:id="179"/>
     <w:sectPr>
       <w:footnotePr>
         <w:numRestart w:val="eachSect"/>

--- a/docs/cv_hu.docx
+++ b/docs/cv_hu.docx
@@ -3042,7 +3042,7 @@
           <w:b/>
           <w:bCs/>
         </w:rPr>
-        <w:t xml:space="preserve">1060</w:t>
+        <w:t xml:space="preserve">1086</w:t>
       </w:r>
     </w:p>
     <w:p>
@@ -3362,7 +3362,7 @@
           <w:b/>
           <w:bCs/>
         </w:rPr>
-        <w:t xml:space="preserve">D1, IF: 20.5, IC: 125</w:t>
+        <w:t xml:space="preserve">D1, IF: 20.5, IC: 133</w:t>
       </w:r>
     </w:p>
     <w:bookmarkEnd w:id="114"/>
@@ -3430,7 +3430,7 @@
           <w:b/>
           <w:bCs/>
         </w:rPr>
-        <w:t xml:space="preserve">D1, IF: 45.5, IC: 62</w:t>
+        <w:t xml:space="preserve">D1, IF: 45.5, IC: 66</w:t>
       </w:r>
     </w:p>
     <w:p>
@@ -3990,7 +3990,7 @@
           <w:b/>
           <w:bCs/>
         </w:rPr>
-        <w:t xml:space="preserve">D1, IF: 5.8, IC: 174 “High impact paper” a</w:t>
+        <w:t xml:space="preserve">D1, IF: 5.8, IC: 184 “High impact paper” a</w:t>
       </w:r>
       <w:r>
         <w:rPr>
@@ -4216,7 +4216,7 @@
           <w:b/>
           <w:bCs/>
         </w:rPr>
-        <w:t xml:space="preserve">D1, IF: 15.54, IC: 109 Craig MacLean ajánlásával</w:t>
+        <w:t xml:space="preserve">D1, IF: 15.54, IC: 110 Craig MacLean ajánlásával</w:t>
       </w:r>
       <w:r>
         <w:rPr>
@@ -4449,7 +4449,7 @@
           <w:b/>
           <w:bCs/>
         </w:rPr>
-        <w:t xml:space="preserve">D1, IF: 9.58, IC: 96</w:t>
+        <w:t xml:space="preserve">D1, IF: 9.58, IC: 97</w:t>
       </w:r>
     </w:p>
     <w:bookmarkEnd w:id="139"/>
@@ -4735,7 +4735,7 @@
           <w:b/>
           <w:bCs/>
         </w:rPr>
-        <w:t xml:space="preserve">Q2, IF: 0.6, IC: 62</w:t>
+        <w:t xml:space="preserve">Q2, IF: 0.6, IC: 63</w:t>
       </w:r>
     </w:p>
     <w:p>
